--- a/exports/word/Relat Parcial 3.docx
+++ b/exports/word/Relat Parcial 3.docx
@@ -2,33 +2,27 @@
 <file path=word/document.xml><?xml version="1.0" encoding="utf-8"?>
 <w:document xmlns:w="http://schemas.openxmlformats.org/wordprocessingml/2006/main" xmlns:m="http://schemas.openxmlformats.org/officeDocument/2006/math" xmlns:r="http://schemas.openxmlformats.org/officeDocument/2006/relationships" xmlns:o="urn:schemas-microsoft-com:office:office" xmlns:v="urn:schemas-microsoft-com:vml" xmlns:w10="urn:schemas-microsoft-com:office:word" xmlns:a="http://schemas.openxmlformats.org/drawingml/2006/main" xmlns:pic="http://schemas.openxmlformats.org/drawingml/2006/picture" xmlns:wp="http://schemas.openxmlformats.org/drawingml/2006/wordprocessingDrawing">
   <w:body>
+    <w:bookmarkStart w:id="48" w:name="X6afc8a15ddbf7aff4476773eaa6898cbb17527e"/>
+    <w:p>
+      <w:pPr>
+        <w:pStyle w:val="Heading1"/>
+      </w:pPr>
+      <w:r>
+        <w:t xml:space="preserve">EFEITO DO CANABIDIOL SOBRE ESTRESSE E MEMÓRIA AVERSIVA APÓS ESTRESSE AGUDO E INTENSO EM ZEBRAFISH</w:t>
+      </w:r>
+    </w:p>
+    <w:bookmarkStart w:id="9" w:name="terceiro-relatório-parcial"/>
+    <w:p>
+      <w:pPr>
+        <w:pStyle w:val="Heading2"/>
+      </w:pPr>
+      <w:r>
+        <w:t xml:space="preserve">Terceiro relatório parcial</w:t>
+      </w:r>
+    </w:p>
     <w:p>
       <w:pPr>
         <w:pStyle w:val="FirstParagraph"/>
-      </w:pPr>
-      <w:r>
-        <w:rPr>
-          <w:b/>
-          <w:bCs/>
-        </w:rPr>
-        <w:t xml:space="preserve">EFEITO DO CANABIDIOL SOBRE ESTRESSE E MEMÓRIA AVERSIVA APÓS ESTRESSE AGUDO E INTENSO EM ZEBRAFISH</w:t>
-      </w:r>
-    </w:p>
-    <w:p>
-      <w:pPr>
-        <w:pStyle w:val="BodyText"/>
-      </w:pPr>
-      <w:r>
-        <w:rPr>
-          <w:b/>
-          <w:bCs/>
-        </w:rPr>
-        <w:t xml:space="preserve">TERCEIRO RELATÓRIO PARCIAL</w:t>
-      </w:r>
-    </w:p>
-    <w:p>
-      <w:pPr>
-        <w:pStyle w:val="BodyText"/>
       </w:pPr>
       <w:r>
         <w:t xml:space="preserve">Projeto de Iniciação Científica em graduação em</w:t>
@@ -171,7 +165,8 @@
         </w:pict>
       </w:r>
     </w:p>
-    <w:bookmarkStart w:id="9" w:name="sumário"/>
+    <w:bookmarkEnd w:id="9"/>
+    <w:bookmarkStart w:id="10" w:name="sumário"/>
     <w:p>
       <w:pPr>
         <w:pStyle w:val="Heading2"/>
@@ -349,8 +344,8 @@
         </w:pict>
       </w:r>
     </w:p>
-    <w:bookmarkEnd w:id="9"/>
-    <w:bookmarkStart w:id="10" w:name="resumo-do-projeto-proposto"/>
+    <w:bookmarkEnd w:id="10"/>
+    <w:bookmarkStart w:id="11" w:name="resumo-do-projeto-proposto"/>
     <w:p>
       <w:pPr>
         <w:pStyle w:val="Heading2"/>
@@ -538,8 +533,8 @@
         </w:pict>
       </w:r>
     </w:p>
-    <w:bookmarkEnd w:id="10"/>
-    <w:bookmarkStart w:id="11" w:name="Xce25d951c4e28593eae8f0d835487de89849ec1"/>
+    <w:bookmarkEnd w:id="11"/>
+    <w:bookmarkStart w:id="12" w:name="Xce25d951c4e28593eae8f0d835487de89849ec1"/>
     <w:p>
       <w:pPr>
         <w:pStyle w:val="Heading2"/>
@@ -970,8 +965,8 @@
         </w:pict>
       </w:r>
     </w:p>
-    <w:bookmarkEnd w:id="11"/>
-    <w:bookmarkStart w:id="21" w:name="adequações-e-aperfeiçoamentos"/>
+    <w:bookmarkEnd w:id="12"/>
+    <w:bookmarkStart w:id="24" w:name="adequações-e-aperfeiçoamentos"/>
     <w:p>
       <w:pPr>
         <w:pStyle w:val="Heading2"/>
@@ -980,7 +975,7 @@
         <w:t xml:space="preserve">3. Adequações e aperfeiçoamentos</w:t>
       </w:r>
     </w:p>
-    <w:bookmarkStart w:id="12" w:name="Xb23dc81105b84374dc48e40a01977eaea207d72"/>
+    <w:bookmarkStart w:id="13" w:name="Xb23dc81105b84374dc48e40a01977eaea207d72"/>
     <w:p>
       <w:pPr>
         <w:pStyle w:val="Heading3"/>
@@ -1083,8 +1078,8 @@
         <w:t xml:space="preserve">identificação de entradas/saídas e permanência do animal nas áreas de interesse.</w:t>
       </w:r>
     </w:p>
-    <w:bookmarkEnd w:id="12"/>
-    <w:bookmarkStart w:id="13" w:name="Xb78e900f139b3872479ea75dae42a6b1b87618c"/>
+    <w:bookmarkEnd w:id="13"/>
+    <w:bookmarkStart w:id="14" w:name="Xb78e900f139b3872479ea75dae42a6b1b87618c"/>
     <w:p>
       <w:pPr>
         <w:pStyle w:val="Heading3"/>
@@ -2894,8 +2889,8 @@
         <w:t xml:space="preserve">científica do projeto e viabilizando a consolidação do ZebTrack-AI como tecnologia publicável.</w:t>
       </w:r>
     </w:p>
-    <w:bookmarkEnd w:id="13"/>
-    <w:bookmarkStart w:id="19" w:name="X2ba21e31565fc388db9efcfd438e38995521e43"/>
+    <w:bookmarkEnd w:id="14"/>
+    <w:bookmarkStart w:id="22" w:name="X2ba21e31565fc388db9efcfd438e38995521e43"/>
     <w:p>
       <w:pPr>
         <w:pStyle w:val="Heading3"/>
@@ -3056,9 +3051,62 @@
         <w:t xml:space="preserve">contínua de experimentos, minimizando intervenção manual e reduzindo fontes de erro:</w:t>
       </w:r>
     </w:p>
-    <w:p>
-      <w:pPr>
-        <w:pStyle w:val="Compact"/>
+    <w:bookmarkStart w:id="15" w:name="Xa892f5a2d392c31bb859106bacd68a3c3b0df48"/>
+    <w:p>
+      <w:pPr>
+        <w:pStyle w:val="Heading4"/>
+      </w:pPr>
+      <w:r>
+        <w:t xml:space="preserve">Nota explicativa (para leitores sem formação em programação/IA): por que “criar funções” importa</w:t>
+      </w:r>
+    </w:p>
+    <w:p>
+      <w:pPr>
+        <w:pStyle w:val="FirstParagraph"/>
+      </w:pPr>
+      <w:r>
+        <w:t xml:space="preserve">Em software científico, “funções” e “módulos” não são apenas detalhes de programação: eles são a</w:t>
+      </w:r>
+      <w:r>
+        <w:t xml:space="preserve"> </w:t>
+      </w:r>
+      <w:r>
+        <w:t xml:space="preserve">forma de transformar um procedimento de laboratório em um</w:t>
+      </w:r>
+      <w:r>
+        <w:t xml:space="preserve"> </w:t>
+      </w:r>
+      <w:r>
+        <w:rPr>
+          <w:b/>
+          <w:bCs/>
+        </w:rPr>
+        <w:t xml:space="preserve">protocolo digital padronizado</w:t>
+      </w:r>
+      <w:r>
+        <w:t xml:space="preserve">.</w:t>
+      </w:r>
+      <w:r>
+        <w:t xml:space="preserve"> </w:t>
+      </w:r>
+      <w:r>
+        <w:t xml:space="preserve">Na prática, cada função do sistema corresponde a uma etapa bem definida do método (capturar vídeo,</w:t>
+      </w:r>
+      <w:r>
+        <w:t xml:space="preserve"> </w:t>
+      </w:r>
+      <w:r>
+        <w:t xml:space="preserve">detectar o animal, reconhecer quando entrou/saiu de uma área, registrar o instante, exportar dados,</w:t>
+      </w:r>
+      <w:r>
+        <w:t xml:space="preserve"> </w:t>
+      </w:r>
+      <w:r>
+        <w:t xml:space="preserve">gerar relatórios). Isso foi necessário porque:</w:t>
+      </w:r>
+    </w:p>
+    <w:p>
+      <w:pPr>
         <w:numPr>
           <w:ilvl w:val="0"/>
           <w:numId w:val="1013"/>
@@ -3069,354 +3117,13 @@
           <w:b/>
           <w:bCs/>
         </w:rPr>
-        <w:t xml:space="preserve">Padronização e rastreabilidade do dado:</w:t>
-      </w:r>
-      <w:r>
-        <w:t xml:space="preserve"> </w:t>
-      </w:r>
-      <w:r>
-        <w:t xml:space="preserve">organização automática de pastas por sessão,</w:t>
-      </w:r>
-      <w:r>
-        <w:t xml:space="preserve"> </w:t>
-      </w:r>
-      <w:r>
-        <w:t xml:space="preserve">animal e dia; nomes consistentes; associação explícita entre vídeo, logs e parâmetros.</w:t>
-      </w:r>
-    </w:p>
-    <w:p>
-      <w:pPr>
-        <w:pStyle w:val="Compact"/>
-        <w:numPr>
-          <w:ilvl w:val="0"/>
-          <w:numId w:val="1013"/>
-        </w:numPr>
-      </w:pPr>
-      <w:r>
-        <w:rPr>
-          <w:b/>
-          <w:bCs/>
-        </w:rPr>
-        <w:t xml:space="preserve">Definição e persistência das áreas de interesse (AOIs):</w:t>
-      </w:r>
-      <w:r>
-        <w:t xml:space="preserve"> </w:t>
-      </w:r>
-      <w:r>
-        <w:t xml:space="preserve">arquivos contendo coordenadas do</w:t>
-      </w:r>
-      <w:r>
-        <w:t xml:space="preserve"> </w:t>
-      </w:r>
-      <w:r>
-        <w:t xml:space="preserve">aquário e das quatro câmaras laterais; possibilidade de reaproveitar configurações entre dias.</w:t>
-      </w:r>
-    </w:p>
-    <w:p>
-      <w:pPr>
-        <w:pStyle w:val="Compact"/>
-        <w:numPr>
-          <w:ilvl w:val="0"/>
-          <w:numId w:val="1013"/>
-        </w:numPr>
-      </w:pPr>
-      <w:r>
-        <w:rPr>
-          <w:b/>
-          <w:bCs/>
-        </w:rPr>
-        <w:t xml:space="preserve">Detecção de eventos a partir da IA:</w:t>
-      </w:r>
-      <w:r>
-        <w:t xml:space="preserve"> </w:t>
-      </w:r>
-      <w:r>
-        <w:t xml:space="preserve">identificação de entrada/saída em AOIs e registro do</w:t>
-      </w:r>
-      <w:r>
-        <w:t xml:space="preserve"> </w:t>
-      </w:r>
-      <w:r>
-        <w:t xml:space="preserve">timestamp correspondente, permitindo reconstruir a sequência comportamental sem inspeção</w:t>
-      </w:r>
-      <w:r>
-        <w:t xml:space="preserve"> </w:t>
-      </w:r>
-      <w:r>
-        <w:t xml:space="preserve">manual de frames.</w:t>
-      </w:r>
-    </w:p>
-    <w:p>
-      <w:pPr>
-        <w:pStyle w:val="Compact"/>
-        <w:numPr>
-          <w:ilvl w:val="0"/>
-          <w:numId w:val="1013"/>
-        </w:numPr>
-      </w:pPr>
-      <w:r>
-        <w:rPr>
-          <w:b/>
-          <w:bCs/>
-        </w:rPr>
-        <w:t xml:space="preserve">Integração robusta com hardware:</w:t>
-      </w:r>
-      <w:r>
-        <w:t xml:space="preserve"> </w:t>
-      </w:r>
-      <w:r>
-        <w:t xml:space="preserve">envio de comandos seriais para o Arduino de forma</w:t>
-      </w:r>
-      <w:r>
-        <w:t xml:space="preserve"> </w:t>
-      </w:r>
-      <w:r>
-        <w:t xml:space="preserve">controlada (acender/apagar LEDs RGB por câmara), sincronizando estímulo e comportamento.</w:t>
-      </w:r>
-    </w:p>
-    <w:p>
-      <w:pPr>
-        <w:pStyle w:val="Compact"/>
-        <w:numPr>
-          <w:ilvl w:val="0"/>
-          <w:numId w:val="1013"/>
-        </w:numPr>
-      </w:pPr>
-      <w:r>
-        <w:rPr>
-          <w:b/>
-          <w:bCs/>
-        </w:rPr>
-        <w:t xml:space="preserve">Controle de qualidade do rastreio:</w:t>
-      </w:r>
-      <w:r>
-        <w:t xml:space="preserve"> </w:t>
-      </w:r>
-      <w:r>
-        <w:t xml:space="preserve">uso do grau de confiança do modelo para registrar</w:t>
-      </w:r>
-      <w:r>
-        <w:t xml:space="preserve"> </w:t>
-      </w:r>
-      <w:r>
-        <w:t xml:space="preserve">incertezas; redução de “saltos” e perdas de detecção; mitigação de artefatos visuais.</w:t>
-      </w:r>
-    </w:p>
-    <w:p>
-      <w:pPr>
-        <w:pStyle w:val="Compact"/>
-        <w:numPr>
-          <w:ilvl w:val="0"/>
-          <w:numId w:val="1013"/>
-        </w:numPr>
-      </w:pPr>
-      <w:r>
-        <w:rPr>
-          <w:b/>
-          <w:bCs/>
-        </w:rPr>
-        <w:t xml:space="preserve">Reprodutibilidade experimental:</w:t>
-      </w:r>
-      <w:r>
-        <w:t xml:space="preserve"> </w:t>
-      </w:r>
-      <w:r>
-        <w:t xml:space="preserve">o mesmo pipeline (câmera → IA → evento → log) é aplicado</w:t>
-      </w:r>
-      <w:r>
-        <w:t xml:space="preserve"> </w:t>
-      </w:r>
-      <w:r>
-        <w:t xml:space="preserve">diariamente, aumentando comparabilidade longitudinal.</w:t>
-      </w:r>
-    </w:p>
-    <w:bookmarkStart w:id="14" w:name="Xefb0c99e651049de22ece90d6b1810cc8854f80"/>
-    <w:p>
-      <w:pPr>
-        <w:pStyle w:val="Heading4"/>
-      </w:pPr>
-      <w:r>
-        <w:t xml:space="preserve">3.3.1 Controle fino e parametrização via interface (UI)</w:t>
-      </w:r>
-    </w:p>
-    <w:p>
-      <w:pPr>
-        <w:pStyle w:val="FirstParagraph"/>
-      </w:pPr>
-      <w:r>
-        <w:t xml:space="preserve">Um diferencial central do ZebTrack-AI (frente a soluções “caixa-preta” com poucos ajustes</w:t>
-      </w:r>
-      <w:r>
-        <w:t xml:space="preserve"> </w:t>
-      </w:r>
-      <w:r>
-        <w:t xml:space="preserve">expostos) é a ênfase em</w:t>
-      </w:r>
-      <w:r>
-        <w:t xml:space="preserve"> </w:t>
-      </w:r>
-      <w:r>
-        <w:rPr>
-          <w:b/>
-          <w:bCs/>
-        </w:rPr>
-        <w:t xml:space="preserve">controle fino e transparência metodológica</w:t>
-      </w:r>
-      <w:r>
-        <w:t xml:space="preserve">: a interface do programa</w:t>
-      </w:r>
-      <w:r>
-        <w:t xml:space="preserve"> </w:t>
-      </w:r>
-      <w:r>
-        <w:t xml:space="preserve">expõe parâmetros críticos do rastreio, do processamento e das variáveis comportamentais, com</w:t>
-      </w:r>
-      <w:r>
-        <w:t xml:space="preserve"> </w:t>
-      </w:r>
-      <w:r>
-        <w:rPr>
-          <w:b/>
-          <w:bCs/>
-        </w:rPr>
-        <w:t xml:space="preserve">explicações em linguagem natural (help labels/tooltips)</w:t>
-      </w:r>
-      <w:r>
-        <w:t xml:space="preserve"> </w:t>
-      </w:r>
-      <w:r>
-        <w:t xml:space="preserve">e</w:t>
-      </w:r>
-      <w:r>
-        <w:t xml:space="preserve"> </w:t>
-      </w:r>
-      <w:r>
-        <w:rPr>
-          <w:b/>
-          <w:bCs/>
-        </w:rPr>
-        <w:t xml:space="preserve">validações automáticas</w:t>
-      </w:r>
-      <w:r>
-        <w:t xml:space="preserve">. Isso</w:t>
-      </w:r>
-      <w:r>
-        <w:t xml:space="preserve"> </w:t>
-      </w:r>
-      <w:r>
-        <w:t xml:space="preserve">permite calibrar o método às condições reais do laboratório (vídeos longos, reflexos, variabilidade</w:t>
-      </w:r>
-      <w:r>
-        <w:t xml:space="preserve"> </w:t>
-      </w:r>
-      <w:r>
-        <w:t xml:space="preserve">de iluminação, instabilidade inicial da água), reduzindo variância de operador e aumentando</w:t>
-      </w:r>
-      <w:r>
-        <w:t xml:space="preserve"> </w:t>
-      </w:r>
-      <w:r>
-        <w:t xml:space="preserve">reprodutibilidade.</w:t>
-      </w:r>
-    </w:p>
-    <w:p>
-      <w:pPr>
-        <w:pStyle w:val="BodyText"/>
-      </w:pPr>
-      <w:r>
-        <w:t xml:space="preserve">Em termos práticos, foram implementados e consolidados na UI:</w:t>
-      </w:r>
-    </w:p>
-    <w:p>
-      <w:pPr>
-        <w:pStyle w:val="Compact"/>
-        <w:numPr>
-          <w:ilvl w:val="0"/>
-          <w:numId w:val="1014"/>
-        </w:numPr>
-      </w:pPr>
-      <w:r>
-        <w:rPr>
-          <w:b/>
-          <w:bCs/>
-        </w:rPr>
-        <w:t xml:space="preserve">Editor de Configurações Avançadas dentro do app:</w:t>
-      </w:r>
-      <w:r>
-        <w:t xml:space="preserve"> </w:t>
-      </w:r>
-      <w:r>
-        <w:t xml:space="preserve">permite ajustar parâmetros do</w:t>
-      </w:r>
-      <w:r>
-        <w:t xml:space="preserve"> </w:t>
-      </w:r>
-      <w:r>
-        <w:rPr>
-          <w:rStyle w:val="VerbatimChar"/>
-        </w:rPr>
-        <w:t xml:space="preserve">config.yaml</w:t>
-      </w:r>
-      <w:r>
-        <w:t xml:space="preserve"> </w:t>
-      </w:r>
-      <w:r>
-        <w:t xml:space="preserve">sem edição manual; as alterações são persistidas em</w:t>
-      </w:r>
-      <w:r>
-        <w:t xml:space="preserve"> </w:t>
-      </w:r>
-      <w:r>
-        <w:rPr>
-          <w:rStyle w:val="VerbatimChar"/>
-        </w:rPr>
-        <w:t xml:space="preserve">config.local.yaml</w:t>
-      </w:r>
-      <w:r>
-        <w:t xml:space="preserve"> </w:t>
-      </w:r>
-      <w:r>
-        <w:t xml:space="preserve">e recarregadas</w:t>
-      </w:r>
-      <w:r>
-        <w:t xml:space="preserve"> </w:t>
-      </w:r>
-      <w:r>
-        <w:t xml:space="preserve">automaticamente, garantindo padronização entre sessões e rastreabilidade das escolhas.</w:t>
-      </w:r>
-    </w:p>
-    <w:p>
-      <w:pPr>
-        <w:pStyle w:val="Compact"/>
-        <w:numPr>
-          <w:ilvl w:val="0"/>
-          <w:numId w:val="1014"/>
-        </w:numPr>
-      </w:pPr>
-      <w:r>
-        <w:rPr>
-          <w:b/>
-          <w:bCs/>
-        </w:rPr>
-        <w:t xml:space="preserve">Processamento de vídeo (performance × resolução temporal):</w:t>
-      </w:r>
-      <w:r>
-        <w:t xml:space="preserve"> </w:t>
-      </w:r>
-      <w:r>
-        <w:t xml:space="preserve">FPS de saída do MP4, intervalo de</w:t>
-      </w:r>
-      <w:r>
-        <w:t xml:space="preserve"> </w:t>
-      </w:r>
-      <w:r>
-        <w:t xml:space="preserve">processamento (processar 1 frame a cada N frames), intervalo de exibição (atualização da UI a cada</w:t>
-      </w:r>
-      <w:r>
-        <w:t xml:space="preserve"> </w:t>
-      </w:r>
-      <w:r>
-        <w:t xml:space="preserve">N frames processados) e</w:t>
+        <w:t xml:space="preserve">O experimento é longitudinal (7 dias)</w:t>
+      </w:r>
+      <w:r>
+        <w:t xml:space="preserve"> </w:t>
+      </w:r>
+      <w:r>
+        <w:t xml:space="preserve">e mudanças sutis (ex.: aumento de</w:t>
       </w:r>
       <w:r>
         <w:t xml:space="preserve"> </w:t>
@@ -3426,19 +3133,394 @@
           <w:i/>
           <w:iCs/>
         </w:rPr>
-        <w:t xml:space="preserve">offset</w:t>
-      </w:r>
-      <w:r>
-        <w:t xml:space="preserve"> </w:t>
-      </w:r>
-      <w:r>
-        <w:t xml:space="preserve">inicial (ignorar os primeiros frames para descartar estabilização do</w:t>
-      </w:r>
-      <w:r>
-        <w:t xml:space="preserve"> </w:t>
-      </w:r>
-      <w:r>
-        <w:t xml:space="preserve">aquário ou interferências do experimentador).</w:t>
+        <w:t xml:space="preserve">freezing</w:t>
+      </w:r>
+      <w:r>
+        <w:t xml:space="preserve">, redução de</w:t>
+      </w:r>
+      <w:r>
+        <w:t xml:space="preserve"> </w:t>
+      </w:r>
+      <w:r>
+        <w:t xml:space="preserve">velocidade, evitação de cor) precisam ser comparáveis dia a dia, grupo a grupo.</w:t>
+      </w:r>
+    </w:p>
+    <w:p>
+      <w:pPr>
+        <w:numPr>
+          <w:ilvl w:val="0"/>
+          <w:numId w:val="1013"/>
+        </w:numPr>
+      </w:pPr>
+      <w:r>
+        <w:rPr>
+          <w:b/>
+          <w:bCs/>
+        </w:rPr>
+        <w:t xml:space="preserve">O zebrafish é sensível a condições ambientais</w:t>
+      </w:r>
+      <w:r>
+        <w:t xml:space="preserve"> </w:t>
+      </w:r>
+      <w:r>
+        <w:t xml:space="preserve">(luz, reflexo, ondulação, ruído), e qualquer</w:t>
+      </w:r>
+      <w:r>
+        <w:t xml:space="preserve"> </w:t>
+      </w:r>
+      <w:r>
+        <w:t xml:space="preserve">inconsistência na medição pode parecer “efeito do tratamento” quando na verdade é artefato.</w:t>
+      </w:r>
+    </w:p>
+    <w:p>
+      <w:pPr>
+        <w:numPr>
+          <w:ilvl w:val="0"/>
+          <w:numId w:val="1013"/>
+        </w:numPr>
+      </w:pPr>
+      <w:r>
+        <w:rPr>
+          <w:b/>
+          <w:bCs/>
+        </w:rPr>
+        <w:t xml:space="preserve">Padronizar em funções permite checagens automáticas</w:t>
+      </w:r>
+      <w:r>
+        <w:t xml:space="preserve"> </w:t>
+      </w:r>
+      <w:r>
+        <w:t xml:space="preserve">(validações, logs, limites), reduzindo</w:t>
+      </w:r>
+      <w:r>
+        <w:t xml:space="preserve"> </w:t>
+      </w:r>
+      <w:r>
+        <w:t xml:space="preserve">erros que ocorreriam se cada sessão dependesse de passos manuais repetidos.</w:t>
+      </w:r>
+    </w:p>
+    <w:p>
+      <w:pPr>
+        <w:numPr>
+          <w:ilvl w:val="0"/>
+          <w:numId w:val="1013"/>
+        </w:numPr>
+      </w:pPr>
+      <w:r>
+        <w:rPr>
+          <w:b/>
+          <w:bCs/>
+        </w:rPr>
+        <w:t xml:space="preserve">Facilita auditoria e replicação</w:t>
+      </w:r>
+      <w:r>
+        <w:t xml:space="preserve">: outro pesquisador consegue repetir o mesmo fluxo e obter saídas</w:t>
+      </w:r>
+      <w:r>
+        <w:t xml:space="preserve"> </w:t>
+      </w:r>
+      <w:r>
+        <w:t xml:space="preserve">com o mesmo formato, com os mesmos parâmetros registrados.</w:t>
+      </w:r>
+    </w:p>
+    <w:p>
+      <w:pPr>
+        <w:numPr>
+          <w:ilvl w:val="0"/>
+          <w:numId w:val="1013"/>
+        </w:numPr>
+      </w:pPr>
+      <w:r>
+        <w:rPr>
+          <w:b/>
+          <w:bCs/>
+        </w:rPr>
+        <w:t xml:space="preserve">Padronização e rastreabilidade do dado:</w:t>
+      </w:r>
+      <w:r>
+        <w:t xml:space="preserve"> </w:t>
+      </w:r>
+      <w:r>
+        <w:t xml:space="preserve">organização automática de pastas por sessão,</w:t>
+      </w:r>
+      <w:r>
+        <w:t xml:space="preserve"> </w:t>
+      </w:r>
+      <w:r>
+        <w:t xml:space="preserve">animal e dia; nomes consistentes; associação explícita entre vídeo, logs e parâmetros.</w:t>
+      </w:r>
+    </w:p>
+    <w:p>
+      <w:pPr>
+        <w:numPr>
+          <w:ilvl w:val="0"/>
+          <w:numId w:val="1013"/>
+        </w:numPr>
+      </w:pPr>
+      <w:r>
+        <w:rPr>
+          <w:b/>
+          <w:bCs/>
+        </w:rPr>
+        <w:t xml:space="preserve">Definição e persistência das áreas de interesse (AOIs):</w:t>
+      </w:r>
+      <w:r>
+        <w:t xml:space="preserve"> </w:t>
+      </w:r>
+      <w:r>
+        <w:t xml:space="preserve">arquivos contendo coordenadas do</w:t>
+      </w:r>
+      <w:r>
+        <w:t xml:space="preserve"> </w:t>
+      </w:r>
+      <w:r>
+        <w:t xml:space="preserve">aquário e das quatro câmaras laterais; possibilidade de reaproveitar configurações entre dias.</w:t>
+      </w:r>
+    </w:p>
+    <w:p>
+      <w:pPr>
+        <w:numPr>
+          <w:ilvl w:val="0"/>
+          <w:numId w:val="1013"/>
+        </w:numPr>
+      </w:pPr>
+      <w:r>
+        <w:rPr>
+          <w:b/>
+          <w:bCs/>
+        </w:rPr>
+        <w:t xml:space="preserve">Detecção de eventos a partir da IA:</w:t>
+      </w:r>
+      <w:r>
+        <w:t xml:space="preserve"> </w:t>
+      </w:r>
+      <w:r>
+        <w:t xml:space="preserve">identificação de entrada/saída em AOIs e registro do</w:t>
+      </w:r>
+      <w:r>
+        <w:t xml:space="preserve"> </w:t>
+      </w:r>
+      <w:r>
+        <w:t xml:space="preserve">timestamp correspondente, permitindo reconstruir a sequência comportamental sem inspeção</w:t>
+      </w:r>
+      <w:r>
+        <w:t xml:space="preserve"> </w:t>
+      </w:r>
+      <w:r>
+        <w:t xml:space="preserve">manual de frames.</w:t>
+      </w:r>
+    </w:p>
+    <w:p>
+      <w:pPr>
+        <w:numPr>
+          <w:ilvl w:val="0"/>
+          <w:numId w:val="1013"/>
+        </w:numPr>
+      </w:pPr>
+      <w:r>
+        <w:rPr>
+          <w:b/>
+          <w:bCs/>
+        </w:rPr>
+        <w:t xml:space="preserve">Integração robusta com hardware:</w:t>
+      </w:r>
+      <w:r>
+        <w:t xml:space="preserve"> </w:t>
+      </w:r>
+      <w:r>
+        <w:t xml:space="preserve">envio de comandos seriais para o Arduino de forma</w:t>
+      </w:r>
+      <w:r>
+        <w:t xml:space="preserve"> </w:t>
+      </w:r>
+      <w:r>
+        <w:t xml:space="preserve">controlada (acender/apagar LEDs RGB por câmara), sincronizando estímulo e comportamento.</w:t>
+      </w:r>
+    </w:p>
+    <w:p>
+      <w:pPr>
+        <w:numPr>
+          <w:ilvl w:val="0"/>
+          <w:numId w:val="1013"/>
+        </w:numPr>
+      </w:pPr>
+      <w:r>
+        <w:rPr>
+          <w:b/>
+          <w:bCs/>
+        </w:rPr>
+        <w:t xml:space="preserve">Controle de qualidade do rastreio:</w:t>
+      </w:r>
+      <w:r>
+        <w:t xml:space="preserve"> </w:t>
+      </w:r>
+      <w:r>
+        <w:t xml:space="preserve">uso do grau de confiança do modelo para registrar</w:t>
+      </w:r>
+      <w:r>
+        <w:t xml:space="preserve"> </w:t>
+      </w:r>
+      <w:r>
+        <w:t xml:space="preserve">incertezas; redução de “saltos” e perdas de detecção; mitigação de artefatos visuais.</w:t>
+      </w:r>
+    </w:p>
+    <w:p>
+      <w:pPr>
+        <w:numPr>
+          <w:ilvl w:val="0"/>
+          <w:numId w:val="1013"/>
+        </w:numPr>
+      </w:pPr>
+      <w:r>
+        <w:rPr>
+          <w:b/>
+          <w:bCs/>
+        </w:rPr>
+        <w:t xml:space="preserve">Reprodutibilidade experimental:</w:t>
+      </w:r>
+      <w:r>
+        <w:t xml:space="preserve"> </w:t>
+      </w:r>
+      <w:r>
+        <w:t xml:space="preserve">o mesmo pipeline (câmera → IA → evento → log) é aplicado</w:t>
+      </w:r>
+      <w:r>
+        <w:t xml:space="preserve"> </w:t>
+      </w:r>
+      <w:r>
+        <w:t xml:space="preserve">diariamente, aumentando comparabilidade longitudinal.</w:t>
+      </w:r>
+    </w:p>
+    <w:bookmarkEnd w:id="15"/>
+    <w:bookmarkStart w:id="17" w:name="Xefb0c99e651049de22ece90d6b1810cc8854f80"/>
+    <w:p>
+      <w:pPr>
+        <w:pStyle w:val="Heading4"/>
+      </w:pPr>
+      <w:r>
+        <w:t xml:space="preserve">3.3.1 Controle fino e parametrização via interface (UI)</w:t>
+      </w:r>
+    </w:p>
+    <w:p>
+      <w:pPr>
+        <w:pStyle w:val="FirstParagraph"/>
+      </w:pPr>
+      <w:r>
+        <w:t xml:space="preserve">Um diferencial central do ZebTrack-AI (frente a soluções “caixa-preta” com poucos ajustes</w:t>
+      </w:r>
+      <w:r>
+        <w:t xml:space="preserve"> </w:t>
+      </w:r>
+      <w:r>
+        <w:t xml:space="preserve">expostos) é a ênfase em</w:t>
+      </w:r>
+      <w:r>
+        <w:t xml:space="preserve"> </w:t>
+      </w:r>
+      <w:r>
+        <w:rPr>
+          <w:b/>
+          <w:bCs/>
+        </w:rPr>
+        <w:t xml:space="preserve">controle fino e transparência metodológica</w:t>
+      </w:r>
+      <w:r>
+        <w:t xml:space="preserve">: a interface do programa</w:t>
+      </w:r>
+      <w:r>
+        <w:t xml:space="preserve"> </w:t>
+      </w:r>
+      <w:r>
+        <w:t xml:space="preserve">expõe parâmetros críticos do rastreio, do processamento e das variáveis comportamentais, com</w:t>
+      </w:r>
+      <w:r>
+        <w:t xml:space="preserve"> </w:t>
+      </w:r>
+      <w:r>
+        <w:rPr>
+          <w:b/>
+          <w:bCs/>
+        </w:rPr>
+        <w:t xml:space="preserve">explicações em linguagem natural (help labels/tooltips)</w:t>
+      </w:r>
+      <w:r>
+        <w:t xml:space="preserve"> </w:t>
+      </w:r>
+      <w:r>
+        <w:t xml:space="preserve">e</w:t>
+      </w:r>
+      <w:r>
+        <w:t xml:space="preserve"> </w:t>
+      </w:r>
+      <w:r>
+        <w:rPr>
+          <w:b/>
+          <w:bCs/>
+        </w:rPr>
+        <w:t xml:space="preserve">validações automáticas</w:t>
+      </w:r>
+      <w:r>
+        <w:t xml:space="preserve">. Isso</w:t>
+      </w:r>
+      <w:r>
+        <w:t xml:space="preserve"> </w:t>
+      </w:r>
+      <w:r>
+        <w:t xml:space="preserve">permite calibrar o método às condições reais do laboratório (vídeos longos, reflexos, variabilidade</w:t>
+      </w:r>
+      <w:r>
+        <w:t xml:space="preserve"> </w:t>
+      </w:r>
+      <w:r>
+        <w:t xml:space="preserve">de iluminação, instabilidade inicial da água), reduzindo variância de operador e aumentando</w:t>
+      </w:r>
+      <w:r>
+        <w:t xml:space="preserve"> </w:t>
+      </w:r>
+      <w:r>
+        <w:t xml:space="preserve">reprodutibilidade.</w:t>
+      </w:r>
+    </w:p>
+    <w:bookmarkStart w:id="16" w:name="X8fe14dfdf7ce15e79e96705a89a2dde51307c6b"/>
+    <w:p>
+      <w:pPr>
+        <w:pStyle w:val="Heading5"/>
+      </w:pPr>
+      <w:r>
+        <w:t xml:space="preserve">Explicação em linguagem simples: por que expor parâmetros (em vez de “caixa-preta”)</w:t>
+      </w:r>
+    </w:p>
+    <w:p>
+      <w:pPr>
+        <w:pStyle w:val="FirstParagraph"/>
+      </w:pPr>
+      <w:r>
+        <w:t xml:space="preserve">O rastreio por IA funciona como um</w:t>
+      </w:r>
+      <w:r>
+        <w:t xml:space="preserve"> </w:t>
+      </w:r>
+      <w:r>
+        <w:rPr>
+          <w:b/>
+          <w:bCs/>
+        </w:rPr>
+        <w:t xml:space="preserve">instrumento de medida</w:t>
+      </w:r>
+      <w:r>
+        <w:t xml:space="preserve">. Assim como um microscópio tem foco,</w:t>
+      </w:r>
+      <w:r>
+        <w:t xml:space="preserve"> </w:t>
+      </w:r>
+      <w:r>
+        <w:t xml:space="preserve">zoom e iluminação ajustáveis, a IA também possui “ajustes” que mudam sua sensibilidade. Expor esses</w:t>
+      </w:r>
+      <w:r>
+        <w:t xml:space="preserve"> </w:t>
+      </w:r>
+      <w:r>
+        <w:t xml:space="preserve">parâmetros na interface foi necessário para:</w:t>
       </w:r>
     </w:p>
     <w:p>
@@ -3454,47 +3536,16 @@
           <w:b/>
           <w:bCs/>
         </w:rPr>
-        <w:t xml:space="preserve">Suavização de trajetória (qualidade de métricas):</w:t>
-      </w:r>
-      <w:r>
-        <w:t xml:space="preserve"> </w:t>
-      </w:r>
-      <w:r>
-        <w:t xml:space="preserve">parâmetros do filtro Savitzky–Golay</w:t>
-      </w:r>
-      <w:r>
-        <w:t xml:space="preserve"> </w:t>
-      </w:r>
-      <w:r>
-        <w:t xml:space="preserve">(tamanho da janela e ordem do polinômio), com orientação de trade-offs entre remoção de tremor e</w:t>
-      </w:r>
-      <w:r>
-        <w:t xml:space="preserve"> </w:t>
-      </w:r>
-      <w:r>
-        <w:t xml:space="preserve">preservação de movimentos bruscos, visando métricas de distância/velocidade mais robustas.</w:t>
-      </w:r>
-    </w:p>
-    <w:p>
-      <w:pPr>
-        <w:pStyle w:val="Compact"/>
-        <w:numPr>
-          <w:ilvl w:val="0"/>
-          <w:numId w:val="1014"/>
-        </w:numPr>
-      </w:pPr>
-      <w:r>
-        <w:rPr>
-          <w:b/>
-          <w:bCs/>
-        </w:rPr>
-        <w:t xml:space="preserve">Gravação e segurança do dado (Recorder):</w:t>
-      </w:r>
-      <w:r>
-        <w:t xml:space="preserve"> </w:t>
-      </w:r>
-      <w:r>
-        <w:t xml:space="preserve">parâmetros de</w:t>
+        <w:t xml:space="preserve">Evitar erros de medição que viram falsas conclusões</w:t>
+      </w:r>
+      <w:r>
+        <w:t xml:space="preserve">: se o modelo “perde” o peixe por reflexo,</w:t>
+      </w:r>
+      <w:r>
+        <w:t xml:space="preserve"> </w:t>
+      </w:r>
+      <w:r>
+        <w:t xml:space="preserve">a trajetória fica com “buracos” e isso pode inflar/deflacionar velocidade e</w:t>
       </w:r>
       <w:r>
         <w:t xml:space="preserve"> </w:t>
@@ -3504,19 +3555,10 @@
           <w:i/>
           <w:iCs/>
         </w:rPr>
-        <w:t xml:space="preserve">flush</w:t>
-      </w:r>
-      <w:r>
-        <w:t xml:space="preserve"> </w:t>
-      </w:r>
-      <w:r>
-        <w:t xml:space="preserve">automático (por tempo) e</w:t>
-      </w:r>
-      <w:r>
-        <w:t xml:space="preserve"> </w:t>
-      </w:r>
-      <w:r>
-        <w:t xml:space="preserve">limite de linhas em memória (por volume), equilibrando proteção contra perda de dados e custo de I/O.</w:t>
+        <w:t xml:space="preserve">freezing</w:t>
+      </w:r>
+      <w:r>
+        <w:t xml:space="preserve">.</w:t>
       </w:r>
     </w:p>
     <w:p>
@@ -3532,19 +3574,207 @@
           <w:b/>
           <w:bCs/>
         </w:rPr>
-        <w:t xml:space="preserve">Lógica de inclusão em AOIs/ROIs (critério “dentro/fora” da zona):</w:t>
-      </w:r>
-      <w:r>
-        <w:t xml:space="preserve"> </w:t>
-      </w:r>
-      <w:r>
-        <w:t xml:space="preserve">regra de inclusão selecionável</w:t>
-      </w:r>
-      <w:r>
-        <w:t xml:space="preserve"> </w:t>
-      </w:r>
-      <w:r>
-        <w:t xml:space="preserve">(centroide, centroide com buffer, intersecção da</w:t>
+        <w:t xml:space="preserve">Adaptar o método a mudanças inevitáveis do ambiente</w:t>
+      </w:r>
+      <w:r>
+        <w:t xml:space="preserve">: pequenas variações de câmera, altura,</w:t>
+      </w:r>
+      <w:r>
+        <w:t xml:space="preserve"> </w:t>
+      </w:r>
+      <w:r>
+        <w:t xml:space="preserve">nitidez, luz e ondulação mudam a aparência do animal no vídeo.</w:t>
+      </w:r>
+    </w:p>
+    <w:p>
+      <w:pPr>
+        <w:pStyle w:val="Compact"/>
+        <w:numPr>
+          <w:ilvl w:val="0"/>
+          <w:numId w:val="1014"/>
+        </w:numPr>
+      </w:pPr>
+      <w:r>
+        <w:rPr>
+          <w:b/>
+          <w:bCs/>
+        </w:rPr>
+        <w:t xml:space="preserve">Documentar e congelar o método</w:t>
+      </w:r>
+      <w:r>
+        <w:t xml:space="preserve">: cada análise salva os parâmetros usados; isso impede que o</w:t>
+      </w:r>
+      <w:r>
+        <w:t xml:space="preserve"> </w:t>
+      </w:r>
+      <w:r>
+        <w:t xml:space="preserve">resultado dependa de “quem mexeu” no dia e permite repetir exatamente o mesmo processamento.</w:t>
+      </w:r>
+    </w:p>
+    <w:p>
+      <w:pPr>
+        <w:pStyle w:val="Compact"/>
+        <w:numPr>
+          <w:ilvl w:val="0"/>
+          <w:numId w:val="1014"/>
+        </w:numPr>
+      </w:pPr>
+      <w:r>
+        <w:rPr>
+          <w:b/>
+          <w:bCs/>
+        </w:rPr>
+        <w:t xml:space="preserve">Separar ajuste técnico de decisão científica</w:t>
+      </w:r>
+      <w:r>
+        <w:t xml:space="preserve">: os parâmetros existem para calibrar o instrumento</w:t>
+      </w:r>
+      <w:r>
+        <w:t xml:space="preserve"> </w:t>
+      </w:r>
+      <w:r>
+        <w:t xml:space="preserve">(reduzir falsos positivos/negativos), não para “forçar um resultado”.</w:t>
+      </w:r>
+    </w:p>
+    <w:p>
+      <w:pPr>
+        <w:pStyle w:val="FirstParagraph"/>
+      </w:pPr>
+      <w:r>
+        <w:t xml:space="preserve">Em resumo: os parâmetros expostos tornam o método</w:t>
+      </w:r>
+      <w:r>
+        <w:t xml:space="preserve"> </w:t>
+      </w:r>
+      <w:r>
+        <w:rPr>
+          <w:b/>
+          <w:bCs/>
+        </w:rPr>
+        <w:t xml:space="preserve">mais controlável, mais transparente e mais</w:t>
+      </w:r>
+      <w:r>
+        <w:rPr>
+          <w:b/>
+          <w:bCs/>
+        </w:rPr>
+        <w:t xml:space="preserve"> </w:t>
+      </w:r>
+      <w:r>
+        <w:rPr>
+          <w:b/>
+          <w:bCs/>
+        </w:rPr>
+        <w:t xml:space="preserve">reprodutível</w:t>
+      </w:r>
+      <w:r>
+        <w:t xml:space="preserve">, que é exatamente o tipo de exigência metodológica em estudos de estresse/memória,</w:t>
+      </w:r>
+      <w:r>
+        <w:t xml:space="preserve"> </w:t>
+      </w:r>
+      <w:r>
+        <w:t xml:space="preserve">onde os efeitos comportamentais podem ser pequenos e cumulativos.</w:t>
+      </w:r>
+    </w:p>
+    <w:p>
+      <w:pPr>
+        <w:pStyle w:val="BodyText"/>
+      </w:pPr>
+      <w:r>
+        <w:t xml:space="preserve">Em termos práticos, foram implementados e consolidados na UI:</w:t>
+      </w:r>
+    </w:p>
+    <w:p>
+      <w:pPr>
+        <w:pStyle w:val="Compact"/>
+        <w:numPr>
+          <w:ilvl w:val="0"/>
+          <w:numId w:val="1015"/>
+        </w:numPr>
+      </w:pPr>
+      <w:r>
+        <w:rPr>
+          <w:b/>
+          <w:bCs/>
+        </w:rPr>
+        <w:t xml:space="preserve">Editor de Configurações Avançadas dentro do app:</w:t>
+      </w:r>
+      <w:r>
+        <w:t xml:space="preserve"> </w:t>
+      </w:r>
+      <w:r>
+        <w:t xml:space="preserve">permite ajustar parâmetros do</w:t>
+      </w:r>
+      <w:r>
+        <w:t xml:space="preserve"> </w:t>
+      </w:r>
+      <w:r>
+        <w:rPr>
+          <w:rStyle w:val="VerbatimChar"/>
+        </w:rPr>
+        <w:t xml:space="preserve">config.yaml</w:t>
+      </w:r>
+      <w:r>
+        <w:t xml:space="preserve"> </w:t>
+      </w:r>
+      <w:r>
+        <w:t xml:space="preserve">sem edição manual; as alterações são persistidas em</w:t>
+      </w:r>
+      <w:r>
+        <w:t xml:space="preserve"> </w:t>
+      </w:r>
+      <w:r>
+        <w:rPr>
+          <w:rStyle w:val="VerbatimChar"/>
+        </w:rPr>
+        <w:t xml:space="preserve">config.local.yaml</w:t>
+      </w:r>
+      <w:r>
+        <w:t xml:space="preserve"> </w:t>
+      </w:r>
+      <w:r>
+        <w:t xml:space="preserve">e recarregadas</w:t>
+      </w:r>
+      <w:r>
+        <w:t xml:space="preserve"> </w:t>
+      </w:r>
+      <w:r>
+        <w:t xml:space="preserve">automaticamente, garantindo padronização entre sessões e rastreabilidade das escolhas.</w:t>
+      </w:r>
+    </w:p>
+    <w:p>
+      <w:pPr>
+        <w:pStyle w:val="Compact"/>
+        <w:numPr>
+          <w:ilvl w:val="0"/>
+          <w:numId w:val="1015"/>
+        </w:numPr>
+      </w:pPr>
+      <w:r>
+        <w:rPr>
+          <w:b/>
+          <w:bCs/>
+        </w:rPr>
+        <w:t xml:space="preserve">Processamento de vídeo (performance × resolução temporal):</w:t>
+      </w:r>
+      <w:r>
+        <w:t xml:space="preserve"> </w:t>
+      </w:r>
+      <w:r>
+        <w:t xml:space="preserve">FPS de saída do MP4, intervalo de</w:t>
+      </w:r>
+      <w:r>
+        <w:t xml:space="preserve"> </w:t>
+      </w:r>
+      <w:r>
+        <w:t xml:space="preserve">processamento (processar 1 frame a cada N frames), intervalo de exibição (atualização da UI a cada</w:t>
+      </w:r>
+      <w:r>
+        <w:t xml:space="preserve"> </w:t>
+      </w:r>
+      <w:r>
+        <w:t xml:space="preserve">N frames processados) e</w:t>
       </w:r>
       <w:r>
         <w:t xml:space="preserve"> </w:t>
@@ -3554,173 +3784,75 @@
           <w:i/>
           <w:iCs/>
         </w:rPr>
-        <w:t xml:space="preserve">bounding box</w:t>
-      </w:r>
-      <w:r>
-        <w:t xml:space="preserve"> </w:t>
-      </w:r>
-      <w:r>
-        <w:t xml:space="preserve">e sobreposição por segmentação), com</w:t>
-      </w:r>
-      <w:r>
-        <w:t xml:space="preserve"> </w:t>
-      </w:r>
-      <w:r>
-        <w:t xml:space="preserve">parâmetros associados (raio de buffer e fração mínima de sobreposição), além da distinção explícita</w:t>
-      </w:r>
-      <w:r>
-        <w:t xml:space="preserve"> </w:t>
-      </w:r>
-      <w:r>
-        <w:t xml:space="preserve">entre</w:t>
-      </w:r>
-      <w:r>
-        <w:t xml:space="preserve"> </w:t>
-      </w:r>
-      <w:r>
-        <w:rPr>
-          <w:b/>
-          <w:bCs/>
-        </w:rPr>
-        <w:t xml:space="preserve">padrões globais</w:t>
-      </w:r>
-      <w:r>
-        <w:t xml:space="preserve"> </w:t>
-      </w:r>
-      <w:r>
-        <w:t xml:space="preserve">e ajustes</w:t>
-      </w:r>
-      <w:r>
-        <w:t xml:space="preserve"> </w:t>
-      </w:r>
-      <w:r>
-        <w:rPr>
-          <w:b/>
-          <w:bCs/>
-        </w:rPr>
-        <w:t xml:space="preserve">por projeto</w:t>
-      </w:r>
-      <w:r>
-        <w:t xml:space="preserve"> </w:t>
-      </w:r>
-      <w:r>
-        <w:t xml:space="preserve">na aba de zonas.</w:t>
-      </w:r>
-    </w:p>
-    <w:p>
-      <w:pPr>
-        <w:pStyle w:val="Compact"/>
-        <w:numPr>
-          <w:ilvl w:val="0"/>
-          <w:numId w:val="1014"/>
-        </w:numPr>
-      </w:pPr>
-      <w:r>
-        <w:rPr>
-          <w:b/>
-          <w:bCs/>
-        </w:rPr>
-        <w:t xml:space="preserve">Padrões de análise comportamental (thigmotaxis/geotaxis):</w:t>
-      </w:r>
-      <w:r>
-        <w:t xml:space="preserve"> </w:t>
-      </w:r>
-      <w:r>
-        <w:t xml:space="preserve">seleção da perspectiva do aquário</w:t>
-      </w:r>
-      <w:r>
-        <w:t xml:space="preserve"> </w:t>
-      </w:r>
-      <w:r>
-        <w:t xml:space="preserve">(top-down vs lateral), limiares em cm para thigmotaxis e geotaxis, habilitação condicional de geotaxis</w:t>
-      </w:r>
-      <w:r>
-        <w:t xml:space="preserve"> </w:t>
-      </w:r>
-      <w:r>
-        <w:t xml:space="preserve">na vista lateral e escolha do modo (por distância vs por zonas verticais), incluindo número de zonas e</w:t>
-      </w:r>
-      <w:r>
-        <w:t xml:space="preserve"> </w:t>
-      </w:r>
-      <w:r>
-        <w:t xml:space="preserve">quantas zonas inferiores compõem o “fundo”.</w:t>
-      </w:r>
-    </w:p>
-    <w:p>
-      <w:pPr>
-        <w:pStyle w:val="Compact"/>
-        <w:numPr>
-          <w:ilvl w:val="0"/>
-          <w:numId w:val="1014"/>
-        </w:numPr>
-      </w:pPr>
-      <w:r>
-        <w:rPr>
-          <w:b/>
-          <w:bCs/>
-        </w:rPr>
-        <w:t xml:space="preserve">Wizard guiado com tooltips (redução de erro e padronização):</w:t>
-      </w:r>
-      <w:r>
-        <w:t xml:space="preserve"> </w:t>
-      </w:r>
-      <w:r>
-        <w:t xml:space="preserve">etapas que documentam e</w:t>
-      </w:r>
-      <w:r>
-        <w:t xml:space="preserve"> </w:t>
-      </w:r>
-      <w:r>
-        <w:t xml:space="preserve">operacionalizam decisões do experimento (ex.: número de dias, grupos e animais por grupo; nomes dos</w:t>
-      </w:r>
-      <w:r>
-        <w:t xml:space="preserve"> </w:t>
-      </w:r>
-      <w:r>
-        <w:t xml:space="preserve">grupos; organização automática de saídas) e decisões do rastreio (ex.: ativação de OpenVINO quando</w:t>
-      </w:r>
-      <w:r>
-        <w:t xml:space="preserve"> </w:t>
-      </w:r>
-      <w:r>
-        <w:t xml:space="preserve">disponível; uso de ByteTrack; thresholds de detecção YOLO como confiança e NMS; parâmetros de</w:t>
-      </w:r>
-      <w:r>
-        <w:t xml:space="preserve"> </w:t>
-      </w:r>
-      <w:r>
-        <w:t xml:space="preserve">associação/rastreamento como track threshold, match threshold, buffer, distância máxima e IoU), com</w:t>
-      </w:r>
-      <w:r>
-        <w:t xml:space="preserve"> </w:t>
-      </w:r>
-      <w:r>
-        <w:t xml:space="preserve">guia rápido e opção de restaurar valores padrão recomendados.</w:t>
-      </w:r>
-    </w:p>
-    <w:p>
-      <w:pPr>
-        <w:pStyle w:val="FirstParagraph"/>
-      </w:pPr>
-      <w:r>
-        <w:t xml:space="preserve">Adicionalmente, a UI aplica</w:t>
-      </w:r>
-      <w:r>
-        <w:t xml:space="preserve"> </w:t>
-      </w:r>
-      <w:r>
-        <w:rPr>
-          <w:b/>
-          <w:bCs/>
-        </w:rPr>
-        <w:t xml:space="preserve">validações ao salvar</w:t>
-      </w:r>
-      <w:r>
-        <w:t xml:space="preserve"> </w:t>
-      </w:r>
-      <w:r>
-        <w:t xml:space="preserve">(ex.: coerência entre</w:t>
+        <w:t xml:space="preserve">offset</w:t>
+      </w:r>
+      <w:r>
+        <w:t xml:space="preserve"> </w:t>
+      </w:r>
+      <w:r>
+        <w:t xml:space="preserve">inicial (ignorar os primeiros frames para descartar estabilização do</w:t>
+      </w:r>
+      <w:r>
+        <w:t xml:space="preserve"> </w:t>
+      </w:r>
+      <w:r>
+        <w:t xml:space="preserve">aquário ou interferências do experimentador).</w:t>
+      </w:r>
+    </w:p>
+    <w:p>
+      <w:pPr>
+        <w:pStyle w:val="Compact"/>
+        <w:numPr>
+          <w:ilvl w:val="0"/>
+          <w:numId w:val="1015"/>
+        </w:numPr>
+      </w:pPr>
+      <w:r>
+        <w:rPr>
+          <w:b/>
+          <w:bCs/>
+        </w:rPr>
+        <w:t xml:space="preserve">Suavização de trajetória (qualidade de métricas):</w:t>
+      </w:r>
+      <w:r>
+        <w:t xml:space="preserve"> </w:t>
+      </w:r>
+      <w:r>
+        <w:t xml:space="preserve">parâmetros do filtro Savitzky–Golay</w:t>
+      </w:r>
+      <w:r>
+        <w:t xml:space="preserve"> </w:t>
+      </w:r>
+      <w:r>
+        <w:t xml:space="preserve">(tamanho da janela e ordem do polinômio), com orientação de trade-offs entre remoção de tremor e</w:t>
+      </w:r>
+      <w:r>
+        <w:t xml:space="preserve"> </w:t>
+      </w:r>
+      <w:r>
+        <w:t xml:space="preserve">preservação de movimentos bruscos, visando métricas de distância/velocidade mais robustas.</w:t>
+      </w:r>
+    </w:p>
+    <w:p>
+      <w:pPr>
+        <w:pStyle w:val="Compact"/>
+        <w:numPr>
+          <w:ilvl w:val="0"/>
+          <w:numId w:val="1015"/>
+        </w:numPr>
+      </w:pPr>
+      <w:r>
+        <w:rPr>
+          <w:b/>
+          <w:bCs/>
+        </w:rPr>
+        <w:t xml:space="preserve">Gravação e segurança do dado (Recorder):</w:t>
+      </w:r>
+      <w:r>
+        <w:t xml:space="preserve"> </w:t>
+      </w:r>
+      <w:r>
+        <w:t xml:space="preserve">parâmetros de</w:t>
       </w:r>
       <w:r>
         <w:t xml:space="preserve"> </w:t>
@@ -3730,102 +3862,19 @@
           <w:i/>
           <w:iCs/>
         </w:rPr>
-        <w:t xml:space="preserve">offset</w:t>
-      </w:r>
-      <w:r>
-        <w:t xml:space="preserve"> </w:t>
-      </w:r>
-      <w:r>
-        <w:t xml:space="preserve">e intervalos;</w:t>
-      </w:r>
-      <w:r>
-        <w:t xml:space="preserve"> </w:t>
-      </w:r>
-      <w:r>
-        <w:t xml:space="preserve">restrições do filtro; limites de parâmetros), prevenindo configurações inconsistentes que poderiam</w:t>
-      </w:r>
-      <w:r>
-        <w:t xml:space="preserve"> </w:t>
-      </w:r>
-      <w:r>
-        <w:t xml:space="preserve">introduzir vieses nas métricas ou dificultar comparações longitudinais.</w:t>
-      </w:r>
-    </w:p>
-    <w:bookmarkEnd w:id="14"/>
-    <w:bookmarkStart w:id="15" w:name="X1d5eae5af3734d33bd948facf6b4b1e13805d7b"/>
-    <w:p>
-      <w:pPr>
-        <w:pStyle w:val="Heading4"/>
-      </w:pPr>
-      <w:r>
-        <w:t xml:space="preserve">3.3.2 Assistente de criação de projetos (“Wizard”): automação e padronização ponta-a-ponta</w:t>
-      </w:r>
-    </w:p>
-    <w:p>
-      <w:pPr>
-        <w:pStyle w:val="FirstParagraph"/>
-      </w:pPr>
-      <w:r>
-        <w:t xml:space="preserve">Uma parte substancial do desenvolvimento foi dedicada ao</w:t>
-      </w:r>
-      <w:r>
-        <w:t xml:space="preserve"> </w:t>
-      </w:r>
-      <w:r>
-        <w:rPr>
-          <w:b/>
-          <w:bCs/>
-        </w:rPr>
-        <w:t xml:space="preserve">Wizard de criação de projeto</w:t>
-      </w:r>
-      <w:r>
-        <w:t xml:space="preserve">, que</w:t>
-      </w:r>
-      <w:r>
-        <w:t xml:space="preserve"> </w:t>
-      </w:r>
-      <w:r>
-        <w:t xml:space="preserve">transforma a configuração (normalmente manual e propensa a erros) em um fluxo guiado, com</w:t>
-      </w:r>
-      <w:r>
-        <w:t xml:space="preserve"> </w:t>
-      </w:r>
-      <w:r>
-        <w:t xml:space="preserve">resumo final e validações. O Wizard é</w:t>
-      </w:r>
-      <w:r>
-        <w:t xml:space="preserve"> </w:t>
-      </w:r>
-      <w:r>
-        <w:rPr>
-          <w:b/>
-          <w:bCs/>
-        </w:rPr>
-        <w:t xml:space="preserve">dinâmico por tipo de projeto</w:t>
-      </w:r>
-      <w:r>
-        <w:t xml:space="preserve"> </w:t>
-      </w:r>
-      <w:r>
-        <w:t xml:space="preserve">e acumula as decisões em</w:t>
-      </w:r>
-      <w:r>
-        <w:t xml:space="preserve"> </w:t>
-      </w:r>
-      <w:r>
-        <w:t xml:space="preserve">um dicionário único de configuração (incluindo versão de esquema), garantindo rastreabilidade.</w:t>
-      </w:r>
-    </w:p>
-    <w:p>
-      <w:pPr>
-        <w:pStyle w:val="BodyText"/>
-      </w:pPr>
-      <w:r>
-        <w:rPr>
-          <w:b/>
-          <w:bCs/>
-        </w:rPr>
-        <w:t xml:space="preserve">Fluxos suportados (seleção automática de etapas):</w:t>
+        <w:t xml:space="preserve">flush</w:t>
+      </w:r>
+      <w:r>
+        <w:t xml:space="preserve"> </w:t>
+      </w:r>
+      <w:r>
+        <w:t xml:space="preserve">automático (por tempo) e</w:t>
+      </w:r>
+      <w:r>
+        <w:t xml:space="preserve"> </w:t>
+      </w:r>
+      <w:r>
+        <w:t xml:space="preserve">limite de linhas em memória (por volume), equilibrando proteção contra perda de dados e custo de I/O.</w:t>
       </w:r>
     </w:p>
     <w:p>
@@ -3841,464 +3890,19 @@
           <w:b/>
           <w:bCs/>
         </w:rPr>
-        <w:t xml:space="preserve">Pré-gravado (experimental ou exploratório):</w:t>
-      </w:r>
-      <w:r>
-        <w:t xml:space="preserve"> </w:t>
-      </w:r>
-      <w:r>
-        <w:t xml:space="preserve">Discovery → Seleção de Vídeos → Calibração</w:t>
-      </w:r>
-      <w:r>
-        <w:t xml:space="preserve"> </w:t>
-      </w:r>
-      <w:r>
-        <w:t xml:space="preserve">Física → Detecção/Validação de Design → Seleção de Modelo/Pesos/Parâmetros → Configuração</w:t>
-      </w:r>
-      <w:r>
-        <w:t xml:space="preserve"> </w:t>
-      </w:r>
-      <w:r>
-        <w:t xml:space="preserve">de Importação → Confirmação.</w:t>
-      </w:r>
-    </w:p>
-    <w:p>
-      <w:pPr>
-        <w:pStyle w:val="Compact"/>
-        <w:numPr>
-          <w:ilvl w:val="0"/>
-          <w:numId w:val="1015"/>
-        </w:numPr>
-      </w:pPr>
-      <w:r>
-        <w:rPr>
-          <w:b/>
-          <w:bCs/>
-        </w:rPr>
-        <w:t xml:space="preserve">Ao vivo:</w:t>
-      </w:r>
-      <w:r>
-        <w:t xml:space="preserve"> </w:t>
-      </w:r>
-      <w:r>
-        <w:t xml:space="preserve">Discovery → Design Experimental → Configuração Ao Vivo (câmera/Arduino) →</w:t>
-      </w:r>
-      <w:r>
-        <w:t xml:space="preserve"> </w:t>
-      </w:r>
-      <w:r>
-        <w:t xml:space="preserve">Calibração Física → Seleção de Modelo/Pesos/Parâmetros → Confirmação.</w:t>
-      </w:r>
-    </w:p>
-    <w:p>
-      <w:pPr>
-        <w:pStyle w:val="FirstParagraph"/>
-      </w:pPr>
-      <w:r>
-        <w:rPr>
-          <w:b/>
-          <w:bCs/>
-        </w:rPr>
-        <w:t xml:space="preserve">Etapas e decisões operacionalizadas (com tooltips e validações):</w:t>
-      </w:r>
-    </w:p>
-    <w:p>
-      <w:pPr>
-        <w:pStyle w:val="Compact"/>
-        <w:numPr>
-          <w:ilvl w:val="0"/>
-          <w:numId w:val="1016"/>
-        </w:numPr>
-      </w:pPr>
-      <w:r>
-        <w:rPr>
-          <w:b/>
-          <w:bCs/>
-        </w:rPr>
-        <w:t xml:space="preserve">Discovery (contexto inicial):</w:t>
-      </w:r>
-      <w:r>
-        <w:t xml:space="preserve"> </w:t>
-      </w:r>
-      <w:r>
-        <w:t xml:space="preserve">define tipo de projeto (experimental/exploratório/ao vivo),</w:t>
-      </w:r>
-      <w:r>
-        <w:t xml:space="preserve"> </w:t>
-      </w:r>
-      <w:r>
-        <w:t xml:space="preserve">significado de estrutura de pastas (quando aplicável) e escopo de importação de parquets</w:t>
-      </w:r>
-      <w:r>
-        <w:t xml:space="preserve"> </w:t>
-      </w:r>
-      <w:r>
-        <w:t xml:space="preserve">existentes (somente arena vs zonas vs tudo). Permite</w:t>
-      </w:r>
-      <w:r>
-        <w:t xml:space="preserve"> </w:t>
-      </w:r>
-      <w:r>
-        <w:rPr>
-          <w:b/>
-          <w:bCs/>
-        </w:rPr>
-        <w:t xml:space="preserve">carregar templates</w:t>
-      </w:r>
-      <w:r>
-        <w:t xml:space="preserve"> </w:t>
-      </w:r>
-      <w:r>
-        <w:t xml:space="preserve">para padronizar</w:t>
-      </w:r>
-      <w:r>
-        <w:t xml:space="preserve"> </w:t>
-      </w:r>
-      <w:r>
-        <w:t xml:space="preserve">configurações entre experimentos.</w:t>
-      </w:r>
-    </w:p>
-    <w:p>
-      <w:pPr>
-        <w:pStyle w:val="Compact"/>
-        <w:numPr>
-          <w:ilvl w:val="0"/>
-          <w:numId w:val="1016"/>
-        </w:numPr>
-      </w:pPr>
-      <w:r>
-        <w:rPr>
-          <w:b/>
-          <w:bCs/>
-        </w:rPr>
-        <w:t xml:space="preserve">Seleção de Vídeos (pré-gravado):</w:t>
-      </w:r>
-      <w:r>
-        <w:t xml:space="preserve"> </w:t>
-      </w:r>
-      <w:r>
-        <w:t xml:space="preserve">adiciona arquivos individuais e/ou pastas inteiras; a</w:t>
-      </w:r>
-      <w:r>
-        <w:t xml:space="preserve"> </w:t>
-      </w:r>
-      <w:r>
-        <w:t xml:space="preserve">varredura é recursiva e o Wizard fornece</w:t>
-      </w:r>
-      <w:r>
-        <w:t xml:space="preserve"> </w:t>
-      </w:r>
-      <w:r>
-        <w:rPr>
-          <w:b/>
-          <w:bCs/>
-        </w:rPr>
-        <w:t xml:space="preserve">resumo de seleção</w:t>
-      </w:r>
-      <w:r>
-        <w:t xml:space="preserve"> </w:t>
-      </w:r>
-      <w:r>
-        <w:t xml:space="preserve">e</w:t>
-      </w:r>
-      <w:r>
-        <w:t xml:space="preserve"> </w:t>
-      </w:r>
-      <w:r>
-        <w:rPr>
-          <w:b/>
-          <w:bCs/>
-        </w:rPr>
-        <w:t xml:space="preserve">pré-visualização da estrutura</w:t>
-      </w:r>
-      <w:r>
-        <w:t xml:space="preserve"> </w:t>
-      </w:r>
-      <w:r>
-        <w:t xml:space="preserve">(com limites de profundidade e número de nós para manter a UI responsiva).</w:t>
-      </w:r>
-    </w:p>
-    <w:p>
-      <w:pPr>
-        <w:pStyle w:val="Compact"/>
-        <w:numPr>
-          <w:ilvl w:val="0"/>
-          <w:numId w:val="1016"/>
-        </w:numPr>
-      </w:pPr>
-      <w:r>
-        <w:rPr>
-          <w:b/>
-          <w:bCs/>
-        </w:rPr>
-        <w:t xml:space="preserve">Design Experimental (ao vivo):</w:t>
-      </w:r>
-      <w:r>
-        <w:t xml:space="preserve"> </w:t>
-      </w:r>
-      <w:r>
-        <w:t xml:space="preserve">parametriza</w:t>
-      </w:r>
-      <w:r>
-        <w:t xml:space="preserve"> </w:t>
-      </w:r>
-      <w:r>
-        <w:rPr>
-          <w:b/>
-          <w:bCs/>
-        </w:rPr>
-        <w:t xml:space="preserve">número de grupos, dias e sujeitos por grupo</w:t>
-      </w:r>
-      <w:r>
-        <w:t xml:space="preserve"> </w:t>
-      </w:r>
-      <w:r>
-        <w:t xml:space="preserve">e</w:t>
-      </w:r>
-      <w:r>
-        <w:t xml:space="preserve"> </w:t>
-      </w:r>
-      <w:r>
-        <w:t xml:space="preserve">nomes de grupos, gerando estrutura coerente para organização de saídas e para a grade visual de</w:t>
-      </w:r>
-      <w:r>
-        <w:t xml:space="preserve"> </w:t>
-      </w:r>
-      <w:r>
-        <w:t xml:space="preserve">progresso do experimento.</w:t>
-      </w:r>
-    </w:p>
-    <w:p>
-      <w:pPr>
-        <w:pStyle w:val="Compact"/>
-        <w:numPr>
-          <w:ilvl w:val="0"/>
-          <w:numId w:val="1016"/>
-        </w:numPr>
-      </w:pPr>
-      <w:r>
-        <w:rPr>
-          <w:b/>
-          <w:bCs/>
-        </w:rPr>
-        <w:t xml:space="preserve">Configuração Ao Vivo (ao vivo):</w:t>
-      </w:r>
-      <w:r>
-        <w:t xml:space="preserve"> </w:t>
-      </w:r>
-      <w:r>
-        <w:t xml:space="preserve">detecta câmeras, mapeia nome exibido → índice de câmera,</w:t>
-      </w:r>
-      <w:r>
-        <w:t xml:space="preserve"> </w:t>
-      </w:r>
-      <w:r>
-        <w:t xml:space="preserve">configura gravação (tempo total, contagem regressiva), intervalos de processamento/exibição e</w:t>
-      </w:r>
-      <w:r>
-        <w:t xml:space="preserve"> </w:t>
-      </w:r>
-      <w:r>
-        <w:t xml:space="preserve">opcionalmente habilita</w:t>
-      </w:r>
-      <w:r>
-        <w:t xml:space="preserve"> </w:t>
-      </w:r>
-      <w:r>
-        <w:rPr>
-          <w:b/>
-          <w:bCs/>
-        </w:rPr>
-        <w:t xml:space="preserve">Arduino</w:t>
-      </w:r>
-      <w:r>
-        <w:t xml:space="preserve"> </w:t>
-      </w:r>
-      <w:r>
-        <w:t xml:space="preserve">(detecção de portas, teste de conexão, modo de gatilho externo),</w:t>
-      </w:r>
-      <w:r>
-        <w:t xml:space="preserve"> </w:t>
-      </w:r>
-      <w:r>
-        <w:t xml:space="preserve">além de metadados de sessão (grupo/dia/sujeito) e recomendações baseadas em capacidade de</w:t>
-      </w:r>
-      <w:r>
-        <w:t xml:space="preserve"> </w:t>
-      </w:r>
-      <w:r>
-        <w:t xml:space="preserve">hardware.</w:t>
-      </w:r>
-    </w:p>
-    <w:p>
-      <w:pPr>
-        <w:pStyle w:val="Compact"/>
-        <w:numPr>
-          <w:ilvl w:val="0"/>
-          <w:numId w:val="1016"/>
-        </w:numPr>
-      </w:pPr>
-      <w:r>
-        <w:rPr>
-          <w:b/>
-          <w:bCs/>
-        </w:rPr>
-        <w:t xml:space="preserve">Calibração Física (todos os modos):</w:t>
-      </w:r>
-      <w:r>
-        <w:t xml:space="preserve"> </w:t>
-      </w:r>
-      <w:r>
-        <w:t xml:space="preserve">define dimensões reais da arena (cm) para conversão</w:t>
-      </w:r>
-      <w:r>
-        <w:t xml:space="preserve"> </w:t>
-      </w:r>
-      <w:r>
-        <w:t xml:space="preserve">pixel→cm, número de aquários (vídeos) e número de animais por aquário, além de intervalos de</w:t>
-      </w:r>
-      <w:r>
-        <w:t xml:space="preserve"> </w:t>
-      </w:r>
-      <w:r>
-        <w:t xml:space="preserve">análise/exibição. A etapa incorpora um widget de</w:t>
-      </w:r>
-      <w:r>
-        <w:t xml:space="preserve"> </w:t>
-      </w:r>
-      <w:r>
-        <w:rPr>
-          <w:b/>
-          <w:bCs/>
-        </w:rPr>
-        <w:t xml:space="preserve">configuração comportamental</w:t>
-      </w:r>
-      <w:r>
-        <w:t xml:space="preserve"> </w:t>
-      </w:r>
-      <w:r>
-        <w:t xml:space="preserve">(parâmetros</w:t>
-      </w:r>
-      <w:r>
-        <w:t xml:space="preserve"> </w:t>
-      </w:r>
-      <w:r>
-        <w:t xml:space="preserve">relacionados a thigmotaxis/geotaxis e interpretação espacial) dentro do fluxo do projeto.</w:t>
-      </w:r>
-    </w:p>
-    <w:p>
-      <w:pPr>
-        <w:pStyle w:val="Compact"/>
-        <w:numPr>
-          <w:ilvl w:val="0"/>
-          <w:numId w:val="1016"/>
-        </w:numPr>
-      </w:pPr>
-      <w:r>
-        <w:rPr>
-          <w:b/>
-          <w:bCs/>
-        </w:rPr>
-        <w:t xml:space="preserve">Detecção/Validação de Design (pré-gravado):</w:t>
-      </w:r>
-      <w:r>
-        <w:t xml:space="preserve"> </w:t>
-      </w:r>
-      <w:r>
-        <w:t xml:space="preserve">realiza varredura de caminhos de entrada,</w:t>
-      </w:r>
-      <w:r>
-        <w:t xml:space="preserve"> </w:t>
-      </w:r>
-      <w:r>
-        <w:rPr>
-          <w:b/>
-          <w:bCs/>
-        </w:rPr>
-        <w:t xml:space="preserve">detecta automaticamente o design experimental</w:t>
-      </w:r>
-      <w:r>
-        <w:t xml:space="preserve"> </w:t>
-      </w:r>
-      <w:r>
-        <w:t xml:space="preserve">a partir da estrutura de pastas (com</w:t>
-      </w:r>
-      <w:r>
-        <w:t xml:space="preserve"> </w:t>
-      </w:r>
-      <w:r>
-        <w:t xml:space="preserve">pontuação de confiança), permite ajustar padrões via</w:t>
-      </w:r>
-      <w:r>
-        <w:t xml:space="preserve"> </w:t>
-      </w:r>
-      <w:r>
-        <w:rPr>
-          <w:b/>
-          <w:bCs/>
-        </w:rPr>
-        <w:t xml:space="preserve">regex customizada</w:t>
-      </w:r>
-      <w:r>
-        <w:t xml:space="preserve">, abrir um</w:t>
-      </w:r>
-      <w:r>
-        <w:t xml:space="preserve"> </w:t>
-      </w:r>
-      <w:r>
-        <w:rPr>
-          <w:b/>
-          <w:bCs/>
-        </w:rPr>
-        <w:t xml:space="preserve">editor de</w:t>
-      </w:r>
-      <w:r>
-        <w:rPr>
-          <w:b/>
-          <w:bCs/>
-        </w:rPr>
-        <w:t xml:space="preserve"> </w:t>
-      </w:r>
-      <w:r>
-        <w:rPr>
-          <w:b/>
-          <w:bCs/>
-        </w:rPr>
-        <w:t xml:space="preserve">design</w:t>
-      </w:r>
-      <w:r>
-        <w:t xml:space="preserve"> </w:t>
-      </w:r>
-      <w:r>
-        <w:t xml:space="preserve">para confirmação e sumariza a presença de arquivos parquet (arena/ROIs/trajetória).</w:t>
-      </w:r>
-    </w:p>
-    <w:p>
-      <w:pPr>
-        <w:pStyle w:val="Compact"/>
-        <w:numPr>
-          <w:ilvl w:val="0"/>
-          <w:numId w:val="1016"/>
-        </w:numPr>
-      </w:pPr>
-      <w:r>
-        <w:rPr>
-          <w:b/>
-          <w:bCs/>
-        </w:rPr>
-        <w:t xml:space="preserve">Configuração de Importação (pré-gravado):</w:t>
-      </w:r>
-      <w:r>
-        <w:t xml:space="preserve"> </w:t>
-      </w:r>
-      <w:r>
-        <w:t xml:space="preserve">apresenta tabela por vídeo para escolher o que</w:t>
-      </w:r>
-      <w:r>
-        <w:t xml:space="preserve"> </w:t>
-      </w:r>
-      <w:r>
-        <w:t xml:space="preserve">importar (arena/ROIs/trajetória), aplica</w:t>
+        <w:t xml:space="preserve">Lógica de inclusão em AOIs/ROIs (critério “dentro/fora” da zona):</w:t>
+      </w:r>
+      <w:r>
+        <w:t xml:space="preserve"> </w:t>
+      </w:r>
+      <w:r>
+        <w:t xml:space="preserve">regra de inclusão selecionável</w:t>
+      </w:r>
+      <w:r>
+        <w:t xml:space="preserve"> </w:t>
+      </w:r>
+      <w:r>
+        <w:t xml:space="preserve">(centroide, centroide com buffer, intersecção da</w:t>
       </w:r>
       <w:r>
         <w:t xml:space="preserve"> </w:t>
@@ -4308,181 +3912,149 @@
           <w:i/>
           <w:iCs/>
         </w:rPr>
-        <w:t xml:space="preserve">defaults</w:t>
-      </w:r>
-      <w:r>
-        <w:t xml:space="preserve"> </w:t>
-      </w:r>
-      <w:r>
-        <w:t xml:space="preserve">inteligentes conforme as escolhas iniciais e</w:t>
-      </w:r>
-      <w:r>
-        <w:t xml:space="preserve"> </w:t>
-      </w:r>
-      <w:r>
-        <w:t xml:space="preserve">permite operações em lote (importar tudo/arenas/ROIs/trajetórias), incluindo estratégia de merge</w:t>
-      </w:r>
-      <w:r>
-        <w:t xml:space="preserve"> </w:t>
-      </w:r>
-      <w:r>
-        <w:t xml:space="preserve">de ROIs (replace/merge/manual).</w:t>
-      </w:r>
-    </w:p>
-    <w:p>
-      <w:pPr>
-        <w:pStyle w:val="Compact"/>
-        <w:numPr>
-          <w:ilvl w:val="0"/>
-          <w:numId w:val="1016"/>
-        </w:numPr>
-      </w:pPr>
-      <w:r>
-        <w:rPr>
-          <w:b/>
-          <w:bCs/>
-        </w:rPr>
-        <w:t xml:space="preserve">Seleção de Modelo/Pesos/Parâmetros (todos os modos):</w:t>
-      </w:r>
-      <w:r>
-        <w:t xml:space="preserve"> </w:t>
-      </w:r>
-      <w:r>
-        <w:t xml:space="preserve">separa a estratégia por tarefa</w:t>
-      </w:r>
-      <w:r>
-        <w:t xml:space="preserve"> </w:t>
-      </w:r>
-      <w:r>
-        <w:t xml:space="preserve">(aquário vs animal), escolhendo</w:t>
-      </w:r>
-      <w:r>
-        <w:t xml:space="preserve"> </w:t>
-      </w:r>
-      <w:r>
-        <w:rPr>
-          <w:b/>
-          <w:bCs/>
-        </w:rPr>
-        <w:t xml:space="preserve">método</w:t>
-      </w:r>
-      <w:r>
-        <w:t xml:space="preserve"> </w:t>
-      </w:r>
-      <w:r>
-        <w:t xml:space="preserve">(segmentação vs detecção),</w:t>
-      </w:r>
-      <w:r>
-        <w:t xml:space="preserve"> </w:t>
-      </w:r>
-      <w:r>
-        <w:rPr>
-          <w:b/>
-          <w:bCs/>
-        </w:rPr>
-        <w:t xml:space="preserve">peso</w:t>
-      </w:r>
-      <w:r>
-        <w:t xml:space="preserve"> </w:t>
-      </w:r>
-      <w:r>
-        <w:t xml:space="preserve">(catálogo), uso de</w:t>
-      </w:r>
-      <w:r>
-        <w:t xml:space="preserve"> </w:t>
-      </w:r>
-      <w:r>
-        <w:rPr>
-          <w:b/>
-          <w:bCs/>
-        </w:rPr>
-        <w:t xml:space="preserve">OpenVINO</w:t>
-      </w:r>
-      <w:r>
-        <w:t xml:space="preserve"> </w:t>
-      </w:r>
-      <w:r>
-        <w:t xml:space="preserve">(quando recomendado) e parâmetros de inferência/rastreamento (confiança, NMS,</w:t>
-      </w:r>
-      <w:r>
-        <w:t xml:space="preserve"> </w:t>
-      </w:r>
-      <w:r>
-        <w:t xml:space="preserve">ativação e parâmetros do ByteTrack, com opção de restaurar padrões recomendados).</w:t>
-      </w:r>
-    </w:p>
-    <w:p>
-      <w:pPr>
-        <w:pStyle w:val="Compact"/>
-        <w:numPr>
-          <w:ilvl w:val="0"/>
-          <w:numId w:val="1016"/>
-        </w:numPr>
-      </w:pPr>
-      <w:r>
-        <w:rPr>
-          <w:b/>
-          <w:bCs/>
-        </w:rPr>
-        <w:t xml:space="preserve">Confirmação (todos os modos):</w:t>
-      </w:r>
-      <w:r>
-        <w:t xml:space="preserve"> </w:t>
-      </w:r>
-      <w:r>
-        <w:t xml:space="preserve">gera um</w:t>
-      </w:r>
-      <w:r>
-        <w:t xml:space="preserve"> </w:t>
-      </w:r>
-      <w:r>
-        <w:rPr>
-          <w:b/>
-          <w:bCs/>
-        </w:rPr>
-        <w:t xml:space="preserve">resumo completo</w:t>
-      </w:r>
-      <w:r>
-        <w:t xml:space="preserve"> </w:t>
-      </w:r>
-      <w:r>
-        <w:t xml:space="preserve">das escolhas, permite editar</w:t>
-      </w:r>
-      <w:r>
-        <w:t xml:space="preserve"> </w:t>
-      </w:r>
-      <w:r>
-        <w:t xml:space="preserve">nome e localização do projeto, aplica validações e possibilita</w:t>
-      </w:r>
-      <w:r>
-        <w:t xml:space="preserve"> </w:t>
-      </w:r>
-      <w:r>
-        <w:rPr>
-          <w:b/>
-          <w:bCs/>
-        </w:rPr>
-        <w:t xml:space="preserve">salvar as configurações como</w:t>
-      </w:r>
-      <w:r>
-        <w:rPr>
-          <w:b/>
-          <w:bCs/>
-        </w:rPr>
-        <w:t xml:space="preserve"> </w:t>
-      </w:r>
-      <w:r>
-        <w:rPr>
-          <w:b/>
-          <w:bCs/>
-        </w:rPr>
-        <w:t xml:space="preserve">template</w:t>
-      </w:r>
-      <w:r>
-        <w:t xml:space="preserve"> </w:t>
-      </w:r>
-      <w:r>
-        <w:t xml:space="preserve">para reuso.</w:t>
+        <w:t xml:space="preserve">bounding box</w:t>
+      </w:r>
+      <w:r>
+        <w:t xml:space="preserve"> </w:t>
+      </w:r>
+      <w:r>
+        <w:t xml:space="preserve">e sobreposição por segmentação), com</w:t>
+      </w:r>
+      <w:r>
+        <w:t xml:space="preserve"> </w:t>
+      </w:r>
+      <w:r>
+        <w:t xml:space="preserve">parâmetros associados (raio de buffer e fração mínima de sobreposição), além da distinção explícita</w:t>
+      </w:r>
+      <w:r>
+        <w:t xml:space="preserve"> </w:t>
+      </w:r>
+      <w:r>
+        <w:t xml:space="preserve">entre</w:t>
+      </w:r>
+      <w:r>
+        <w:t xml:space="preserve"> </w:t>
+      </w:r>
+      <w:r>
+        <w:rPr>
+          <w:b/>
+          <w:bCs/>
+        </w:rPr>
+        <w:t xml:space="preserve">padrões globais</w:t>
+      </w:r>
+      <w:r>
+        <w:t xml:space="preserve"> </w:t>
+      </w:r>
+      <w:r>
+        <w:t xml:space="preserve">e ajustes</w:t>
+      </w:r>
+      <w:r>
+        <w:t xml:space="preserve"> </w:t>
+      </w:r>
+      <w:r>
+        <w:rPr>
+          <w:b/>
+          <w:bCs/>
+        </w:rPr>
+        <w:t xml:space="preserve">por projeto</w:t>
+      </w:r>
+      <w:r>
+        <w:t xml:space="preserve"> </w:t>
+      </w:r>
+      <w:r>
+        <w:t xml:space="preserve">na aba de zonas.</w:t>
+      </w:r>
+    </w:p>
+    <w:p>
+      <w:pPr>
+        <w:pStyle w:val="Compact"/>
+        <w:numPr>
+          <w:ilvl w:val="0"/>
+          <w:numId w:val="1015"/>
+        </w:numPr>
+      </w:pPr>
+      <w:r>
+        <w:rPr>
+          <w:b/>
+          <w:bCs/>
+        </w:rPr>
+        <w:t xml:space="preserve">Padrões de análise comportamental (thigmotaxis/geotaxis):</w:t>
+      </w:r>
+      <w:r>
+        <w:t xml:space="preserve"> </w:t>
+      </w:r>
+      <w:r>
+        <w:t xml:space="preserve">seleção da perspectiva do aquário</w:t>
+      </w:r>
+      <w:r>
+        <w:t xml:space="preserve"> </w:t>
+      </w:r>
+      <w:r>
+        <w:t xml:space="preserve">(top-down vs lateral), limiares em cm para thigmotaxis e geotaxis, habilitação condicional de geotaxis</w:t>
+      </w:r>
+      <w:r>
+        <w:t xml:space="preserve"> </w:t>
+      </w:r>
+      <w:r>
+        <w:t xml:space="preserve">na vista lateral e escolha do modo (por distância vs por zonas verticais), incluindo número de zonas e</w:t>
+      </w:r>
+      <w:r>
+        <w:t xml:space="preserve"> </w:t>
+      </w:r>
+      <w:r>
+        <w:t xml:space="preserve">quantas zonas inferiores compõem o “fundo”.</w:t>
+      </w:r>
+    </w:p>
+    <w:p>
+      <w:pPr>
+        <w:pStyle w:val="Compact"/>
+        <w:numPr>
+          <w:ilvl w:val="0"/>
+          <w:numId w:val="1015"/>
+        </w:numPr>
+      </w:pPr>
+      <w:r>
+        <w:rPr>
+          <w:b/>
+          <w:bCs/>
+        </w:rPr>
+        <w:t xml:space="preserve">Wizard guiado com tooltips (redução de erro e padronização):</w:t>
+      </w:r>
+      <w:r>
+        <w:t xml:space="preserve"> </w:t>
+      </w:r>
+      <w:r>
+        <w:t xml:space="preserve">etapas que documentam e</w:t>
+      </w:r>
+      <w:r>
+        <w:t xml:space="preserve"> </w:t>
+      </w:r>
+      <w:r>
+        <w:t xml:space="preserve">operacionalizam decisões do experimento (ex.: número de dias, grupos e animais por grupo; nomes dos</w:t>
+      </w:r>
+      <w:r>
+        <w:t xml:space="preserve"> </w:t>
+      </w:r>
+      <w:r>
+        <w:t xml:space="preserve">grupos; organização automática de saídas) e decisões do rastreio (ex.: ativação de OpenVINO quando</w:t>
+      </w:r>
+      <w:r>
+        <w:t xml:space="preserve"> </w:t>
+      </w:r>
+      <w:r>
+        <w:t xml:space="preserve">disponível; uso de ByteTrack; thresholds de detecção YOLO como confiança e NMS; parâmetros de</w:t>
+      </w:r>
+      <w:r>
+        <w:t xml:space="preserve"> </w:t>
+      </w:r>
+      <w:r>
+        <w:t xml:space="preserve">associação/rastreamento como track threshold, match threshold, buffer, distância máxima e IoU), com</w:t>
+      </w:r>
+      <w:r>
+        <w:t xml:space="preserve"> </w:t>
+      </w:r>
+      <w:r>
+        <w:t xml:space="preserve">guia rápido e opção de restaurar valores padrão recomendados.</w:t>
       </w:r>
     </w:p>
     <w:p>
@@ -4490,338 +4062,23 @@
         <w:pStyle w:val="FirstParagraph"/>
       </w:pPr>
       <w:r>
-        <w:t xml:space="preserve">Na prática, esse Wizard reduz variabilidade de operador e concentra a intervenção humana em</w:t>
-      </w:r>
-      <w:r>
-        <w:t xml:space="preserve"> </w:t>
-      </w:r>
-      <w:r>
-        <w:t xml:space="preserve">decisões metodológicas verificáveis (design, calibração, modelo/pesos e regras de zonas), em vez</w:t>
-      </w:r>
-      <w:r>
-        <w:t xml:space="preserve"> </w:t>
-      </w:r>
-      <w:r>
-        <w:t xml:space="preserve">de procedimentos repetitivos e pouco auditáveis.</w:t>
-      </w:r>
-    </w:p>
-    <w:bookmarkEnd w:id="15"/>
-    <w:bookmarkStart w:id="16" w:name="Xf716c501a315bc3a06aca05ec959290322568c2"/>
-    <w:p>
-      <w:pPr>
-        <w:pStyle w:val="Heading4"/>
-      </w:pPr>
-      <w:r>
-        <w:t xml:space="preserve">3.3.3 Janela do projeto: modos (pré-gravado × ao vivo) e cobertura completa das abas</w:t>
-      </w:r>
-    </w:p>
-    <w:p>
-      <w:pPr>
-        <w:pStyle w:val="FirstParagraph"/>
-      </w:pPr>
-      <w:r>
-        <w:t xml:space="preserve">Após a criação, o projeto é operado em uma janela principal com</w:t>
-      </w:r>
-      <w:r>
-        <w:t xml:space="preserve"> </w:t>
-      </w:r>
-      <w:r>
-        <w:rPr>
-          <w:b/>
-          <w:bCs/>
-        </w:rPr>
-        <w:t xml:space="preserve">abas (Notebook)</w:t>
-      </w:r>
-      <w:r>
-        <w:t xml:space="preserve">. O conjunto</w:t>
-      </w:r>
-      <w:r>
-        <w:t xml:space="preserve"> </w:t>
-      </w:r>
-      <w:r>
-        <w:t xml:space="preserve">de abas é consistente entre modos, com componentes específicos quando o projeto é “ao vivo”.</w:t>
-      </w:r>
-      <w:r>
-        <w:t xml:space="preserve"> </w:t>
-      </w:r>
-      <w:r>
-        <w:t xml:space="preserve">Esse desenho foi deliberado para sustentar duas necessidades: (i) execução em tempo real e (ii)</w:t>
-      </w:r>
-      <w:r>
-        <w:t xml:space="preserve"> </w:t>
-      </w:r>
-      <w:r>
-        <w:t xml:space="preserve">processamento reprodutível em lote para vídeos pré-gravados.</w:t>
-      </w:r>
-    </w:p>
-    <w:p>
-      <w:pPr>
-        <w:pStyle w:val="BodyText"/>
-      </w:pPr>
-      <w:r>
-        <w:rPr>
-          <w:b/>
-          <w:bCs/>
-        </w:rPr>
-        <w:t xml:space="preserve">Aba “Controle Principal”:</w:t>
-      </w:r>
-    </w:p>
-    <w:p>
-      <w:pPr>
-        <w:pStyle w:val="Compact"/>
-        <w:numPr>
-          <w:ilvl w:val="0"/>
-          <w:numId w:val="1017"/>
-        </w:numPr>
-      </w:pPr>
-      <w:r>
-        <w:rPr>
-          <w:b/>
-          <w:bCs/>
-        </w:rPr>
-        <w:t xml:space="preserve">Botões por tipo de projeto:</w:t>
-      </w:r>
-    </w:p>
-    <w:p>
-      <w:pPr>
-        <w:pStyle w:val="Compact"/>
-        <w:numPr>
-          <w:ilvl w:val="1"/>
-          <w:numId w:val="1018"/>
-        </w:numPr>
-      </w:pPr>
-      <w:r>
-        <w:rPr>
-          <w:b/>
-          <w:bCs/>
-        </w:rPr>
-        <w:t xml:space="preserve">Ao vivo:</w:t>
-      </w:r>
-      <w:r>
-        <w:t xml:space="preserve"> </w:t>
-      </w:r>
-      <w:r>
-        <w:t xml:space="preserve">iniciar/parar gravação, com estado habilitado/desabilitado conforme a sessão.</w:t>
-      </w:r>
-    </w:p>
-    <w:p>
-      <w:pPr>
-        <w:pStyle w:val="Compact"/>
-        <w:numPr>
-          <w:ilvl w:val="1"/>
-          <w:numId w:val="1018"/>
-        </w:numPr>
-      </w:pPr>
-      <w:r>
-        <w:rPr>
-          <w:b/>
-          <w:bCs/>
-        </w:rPr>
-        <w:t xml:space="preserve">Pré-gravado:</w:t>
-      </w:r>
-      <w:r>
-        <w:t xml:space="preserve"> </w:t>
-      </w:r>
-      <w:r>
-        <w:t xml:space="preserve">adicionar e processar novos vídeos/pastas, iniciando pipeline de análise.</w:t>
-      </w:r>
-    </w:p>
-    <w:p>
-      <w:pPr>
-        <w:pStyle w:val="Compact"/>
-        <w:numPr>
-          <w:ilvl w:val="0"/>
-          <w:numId w:val="1017"/>
-        </w:numPr>
-      </w:pPr>
-      <w:r>
-        <w:rPr>
-          <w:b/>
-          <w:bCs/>
-        </w:rPr>
-        <w:t xml:space="preserve">Fechar projeto (sempre presente):</w:t>
-      </w:r>
-      <w:r>
-        <w:t xml:space="preserve"> </w:t>
-      </w:r>
-      <w:r>
-        <w:t xml:space="preserve">finaliza o contexto e evita mistura de saídas.</w:t>
-      </w:r>
-    </w:p>
-    <w:p>
-      <w:pPr>
-        <w:pStyle w:val="Compact"/>
-        <w:numPr>
-          <w:ilvl w:val="0"/>
-          <w:numId w:val="1017"/>
-        </w:numPr>
-      </w:pPr>
-      <w:r>
-        <w:rPr>
-          <w:b/>
-          <w:bCs/>
-        </w:rPr>
-        <w:t xml:space="preserve">Painel de overview do projeto:</w:t>
-      </w:r>
-      <w:r>
-        <w:t xml:space="preserve"> </w:t>
-      </w:r>
-      <w:r>
-        <w:t xml:space="preserve">árvore hierárquica (grupo/dia/sujeito/vídeo) e cartões de</w:t>
-      </w:r>
-      <w:r>
-        <w:t xml:space="preserve"> </w:t>
-      </w:r>
-      <w:r>
-        <w:t xml:space="preserve">status para acompanhar o estado (ex.: arena/ROIs/trajetória/resumo) sem abrir arquivos.</w:t>
-      </w:r>
-    </w:p>
-    <w:p>
-      <w:pPr>
-        <w:pStyle w:val="Compact"/>
-        <w:numPr>
-          <w:ilvl w:val="0"/>
-          <w:numId w:val="1017"/>
-        </w:numPr>
-      </w:pPr>
-      <w:r>
-        <w:rPr>
-          <w:b/>
-          <w:bCs/>
-        </w:rPr>
-        <w:t xml:space="preserve">Estado do modelo:</w:t>
-      </w:r>
-      <w:r>
-        <w:t xml:space="preserve"> </w:t>
-      </w:r>
-      <w:r>
-        <w:t xml:space="preserve">exibe peso ativo e estado de OpenVINO (quando aplicável) e dá acesso a</w:t>
-      </w:r>
-      <w:r>
-        <w:t xml:space="preserve"> </w:t>
-      </w:r>
-      <w:r>
-        <w:t xml:space="preserve">janelas de calibração global e de preferências específicas do projeto.</w:t>
-      </w:r>
-    </w:p>
-    <w:p>
-      <w:pPr>
-        <w:pStyle w:val="Compact"/>
-        <w:numPr>
-          <w:ilvl w:val="0"/>
-          <w:numId w:val="1017"/>
-        </w:numPr>
-      </w:pPr>
-      <w:r>
-        <w:rPr>
-          <w:b/>
-          <w:bCs/>
-        </w:rPr>
-        <w:t xml:space="preserve">Componentes adicionais em projetos ao vivo:</w:t>
-      </w:r>
-      <w:r>
-        <w:t xml:space="preserve"> </w:t>
-      </w:r>
-      <w:r>
-        <w:t xml:space="preserve">aviso de gatilho externo (quando habilitado) e</w:t>
-      </w:r>
-      <w:r>
-        <w:t xml:space="preserve"> </w:t>
-      </w:r>
-      <w:r>
-        <w:rPr>
-          <w:b/>
-          <w:bCs/>
-        </w:rPr>
-        <w:t xml:space="preserve">dashboard do Arduino</w:t>
-      </w:r>
-      <w:r>
-        <w:t xml:space="preserve"> </w:t>
-      </w:r>
-      <w:r>
-        <w:t xml:space="preserve">(estado de conexão, comandos e rechecagem de portas), integrando</w:t>
-      </w:r>
-      <w:r>
-        <w:t xml:space="preserve"> </w:t>
-      </w:r>
-      <w:r>
-        <w:t xml:space="preserve">hardware à execução do experimento.</w:t>
-      </w:r>
-    </w:p>
-    <w:p>
-      <w:pPr>
-        <w:pStyle w:val="FirstParagraph"/>
-      </w:pPr>
-      <w:r>
-        <w:rPr>
-          <w:b/>
-          <w:bCs/>
-        </w:rPr>
-        <w:t xml:space="preserve">Aba “Configuração de Zonas”:</w:t>
-      </w:r>
-    </w:p>
-    <w:p>
-      <w:pPr>
-        <w:pStyle w:val="Compact"/>
-        <w:numPr>
-          <w:ilvl w:val="0"/>
-          <w:numId w:val="1019"/>
-        </w:numPr>
-      </w:pPr>
-      <w:r>
-        <w:t xml:space="preserve">Organização em dois painéis (controles + visualização), com</w:t>
-      </w:r>
-      <w:r>
-        <w:t xml:space="preserve"> </w:t>
-      </w:r>
-      <w:r>
-        <w:rPr>
-          <w:b/>
-          <w:bCs/>
-        </w:rPr>
-        <w:t xml:space="preserve">lista e edição de zonas</w:t>
-      </w:r>
-      <w:r>
-        <w:t xml:space="preserve"> </w:t>
-      </w:r>
-      <w:r>
-        <w:t xml:space="preserve">e</w:t>
-      </w:r>
-      <w:r>
-        <w:t xml:space="preserve"> </w:t>
-      </w:r>
-      <w:r>
-        <w:t xml:space="preserve">visualização do vídeo; suporte a seleção de vídeo e carregamento do frame de referência.</w:t>
-      </w:r>
-    </w:p>
-    <w:p>
-      <w:pPr>
-        <w:pStyle w:val="Compact"/>
-        <w:numPr>
-          <w:ilvl w:val="0"/>
-          <w:numId w:val="1019"/>
-        </w:numPr>
-      </w:pPr>
-      <w:r>
-        <w:t xml:space="preserve">Ferramentas de desenho (polígono para arena e ROIs), desfazer/refazer e menu de contexto.</w:t>
-      </w:r>
-    </w:p>
-    <w:p>
-      <w:pPr>
-        <w:pStyle w:val="Compact"/>
-        <w:numPr>
-          <w:ilvl w:val="0"/>
-          <w:numId w:val="1019"/>
-        </w:numPr>
-      </w:pPr>
-      <w:r>
-        <w:t xml:space="preserve">Parâmetros de estabilização (ignorar frames iniciais) e regras de inclusão em ROIs (centroide,</w:t>
-      </w:r>
-      <w:r>
-        <w:t xml:space="preserve"> </w:t>
-      </w:r>
-      <w:r>
-        <w:t xml:space="preserve">intersecção de</w:t>
+        <w:t xml:space="preserve">Adicionalmente, a UI aplica</w:t>
+      </w:r>
+      <w:r>
+        <w:t xml:space="preserve"> </w:t>
+      </w:r>
+      <w:r>
+        <w:rPr>
+          <w:b/>
+          <w:bCs/>
+        </w:rPr>
+        <w:t xml:space="preserve">validações ao salvar</w:t>
+      </w:r>
+      <w:r>
+        <w:t xml:space="preserve"> </w:t>
+      </w:r>
+      <w:r>
+        <w:t xml:space="preserve">(ex.: coerência entre</w:t>
       </w:r>
       <w:r>
         <w:t xml:space="preserve"> </w:t>
@@ -4831,28 +4088,36 @@
           <w:i/>
           <w:iCs/>
         </w:rPr>
-        <w:t xml:space="preserve">bbox</w:t>
-      </w:r>
-      <w:r>
-        <w:t xml:space="preserve">, sobreposição por segmentação), com parâmetros associados.</w:t>
-      </w:r>
-    </w:p>
-    <w:p>
-      <w:pPr>
-        <w:pStyle w:val="Compact"/>
-        <w:numPr>
-          <w:ilvl w:val="0"/>
-          <w:numId w:val="1019"/>
-        </w:numPr>
-      </w:pPr>
-      <w:r>
-        <w:t xml:space="preserve">Mecanismos para reutilização (templates) e para cenários com múltiplos aquários/partições</w:t>
-      </w:r>
-      <w:r>
-        <w:t xml:space="preserve"> </w:t>
-      </w:r>
-      <w:r>
-        <w:t xml:space="preserve">(detecção/edição de regiões por aquário quando aplicável).</w:t>
+        <w:t xml:space="preserve">offset</w:t>
+      </w:r>
+      <w:r>
+        <w:t xml:space="preserve"> </w:t>
+      </w:r>
+      <w:r>
+        <w:t xml:space="preserve">e intervalos;</w:t>
+      </w:r>
+      <w:r>
+        <w:t xml:space="preserve"> </w:t>
+      </w:r>
+      <w:r>
+        <w:t xml:space="preserve">restrições do filtro; limites de parâmetros), prevenindo configurações inconsistentes que poderiam</w:t>
+      </w:r>
+      <w:r>
+        <w:t xml:space="preserve"> </w:t>
+      </w:r>
+      <w:r>
+        <w:t xml:space="preserve">introduzir vieses nas métricas ou dificultar comparações longitudinais.</w:t>
+      </w:r>
+    </w:p>
+    <w:bookmarkEnd w:id="16"/>
+    <w:bookmarkEnd w:id="17"/>
+    <w:bookmarkStart w:id="18" w:name="X1d5eae5af3734d33bd948facf6b4b1e13805d7b"/>
+    <w:p>
+      <w:pPr>
+        <w:pStyle w:val="Heading4"/>
+      </w:pPr>
+      <w:r>
+        <w:t xml:space="preserve">3.3.2 Assistente de criação de projetos (“Wizard”): automação e padronização ponta-a-ponta</w:t>
       </w:r>
     </w:p>
     <w:p>
@@ -4860,39 +4125,128 @@
         <w:pStyle w:val="FirstParagraph"/>
       </w:pPr>
       <w:r>
-        <w:rPr>
-          <w:b/>
-          <w:bCs/>
-        </w:rPr>
-        <w:t xml:space="preserve">Aba “Análise de Vídeo”:</w:t>
-      </w:r>
-    </w:p>
-    <w:p>
-      <w:pPr>
-        <w:pStyle w:val="Compact"/>
-        <w:numPr>
-          <w:ilvl w:val="0"/>
-          <w:numId w:val="1020"/>
-        </w:numPr>
-      </w:pPr>
-      <w:r>
-        <w:t xml:space="preserve">Exibe metadados e controles de acompanhamento da análise, incluindo seletor de</w:t>
-      </w:r>
-      <w:r>
-        <w:t xml:space="preserve"> </w:t>
-      </w:r>
-      <w:r>
-        <w:rPr>
-          <w:b/>
-          <w:bCs/>
-        </w:rPr>
-        <w:t xml:space="preserve">track_id</w:t>
-      </w:r>
-      <w:r>
-        <w:t xml:space="preserve"> </w:t>
-      </w:r>
-      <w:r>
-        <w:t xml:space="preserve">(todos ou IDs específicos) e ações de cancelamento/controle do fluxo.</w:t>
+        <w:t xml:space="preserve">Uma parte substancial do desenvolvimento foi dedicada ao</w:t>
+      </w:r>
+      <w:r>
+        <w:t xml:space="preserve"> </w:t>
+      </w:r>
+      <w:r>
+        <w:rPr>
+          <w:b/>
+          <w:bCs/>
+        </w:rPr>
+        <w:t xml:space="preserve">Wizard de criação de projeto</w:t>
+      </w:r>
+      <w:r>
+        <w:t xml:space="preserve">, que</w:t>
+      </w:r>
+      <w:r>
+        <w:t xml:space="preserve"> </w:t>
+      </w:r>
+      <w:r>
+        <w:t xml:space="preserve">transforma a configuração (normalmente manual e propensa a erros) em um fluxo guiado, com</w:t>
+      </w:r>
+      <w:r>
+        <w:t xml:space="preserve"> </w:t>
+      </w:r>
+      <w:r>
+        <w:t xml:space="preserve">resumo final e validações. O Wizard é</w:t>
+      </w:r>
+      <w:r>
+        <w:t xml:space="preserve"> </w:t>
+      </w:r>
+      <w:r>
+        <w:rPr>
+          <w:b/>
+          <w:bCs/>
+        </w:rPr>
+        <w:t xml:space="preserve">dinâmico por tipo de projeto</w:t>
+      </w:r>
+      <w:r>
+        <w:t xml:space="preserve"> </w:t>
+      </w:r>
+      <w:r>
+        <w:t xml:space="preserve">e acumula as decisões em</w:t>
+      </w:r>
+      <w:r>
+        <w:t xml:space="preserve"> </w:t>
+      </w:r>
+      <w:r>
+        <w:t xml:space="preserve">um dicionário único de configuração (incluindo versão de esquema), garantindo rastreabilidade.</w:t>
+      </w:r>
+    </w:p>
+    <w:p>
+      <w:pPr>
+        <w:pStyle w:val="BodyText"/>
+      </w:pPr>
+      <w:r>
+        <w:rPr>
+          <w:b/>
+          <w:bCs/>
+        </w:rPr>
+        <w:t xml:space="preserve">Fluxos suportados (seleção automática de etapas):</w:t>
+      </w:r>
+    </w:p>
+    <w:p>
+      <w:pPr>
+        <w:pStyle w:val="Compact"/>
+        <w:numPr>
+          <w:ilvl w:val="0"/>
+          <w:numId w:val="1016"/>
+        </w:numPr>
+      </w:pPr>
+      <w:r>
+        <w:rPr>
+          <w:b/>
+          <w:bCs/>
+        </w:rPr>
+        <w:t xml:space="preserve">Pré-gravado (experimental ou exploratório):</w:t>
+      </w:r>
+      <w:r>
+        <w:t xml:space="preserve"> </w:t>
+      </w:r>
+      <w:r>
+        <w:t xml:space="preserve">Discovery → Seleção de Vídeos → Calibração</w:t>
+      </w:r>
+      <w:r>
+        <w:t xml:space="preserve"> </w:t>
+      </w:r>
+      <w:r>
+        <w:t xml:space="preserve">Física → Detecção/Validação de Design → Seleção de Modelo/Pesos/Parâmetros → Configuração</w:t>
+      </w:r>
+      <w:r>
+        <w:t xml:space="preserve"> </w:t>
+      </w:r>
+      <w:r>
+        <w:t xml:space="preserve">de Importação → Confirmação.</w:t>
+      </w:r>
+    </w:p>
+    <w:p>
+      <w:pPr>
+        <w:pStyle w:val="Compact"/>
+        <w:numPr>
+          <w:ilvl w:val="0"/>
+          <w:numId w:val="1016"/>
+        </w:numPr>
+      </w:pPr>
+      <w:r>
+        <w:rPr>
+          <w:b/>
+          <w:bCs/>
+        </w:rPr>
+        <w:t xml:space="preserve">Ao vivo:</w:t>
+      </w:r>
+      <w:r>
+        <w:t xml:space="preserve"> </w:t>
+      </w:r>
+      <w:r>
+        <w:t xml:space="preserve">Discovery → Design Experimental → Configuração Ao Vivo (câmera/Arduino) →</w:t>
+      </w:r>
+      <w:r>
+        <w:t xml:space="preserve"> </w:t>
+      </w:r>
+      <w:r>
+        <w:t xml:space="preserve">Calibração Física → Seleção de Modelo/Pesos/Parâmetros → Confirmação.</w:t>
       </w:r>
     </w:p>
     <w:p>
@@ -4904,429 +4258,406 @@
           <w:b/>
           <w:bCs/>
         </w:rPr>
-        <w:t xml:space="preserve">Aba “Processamento e Relatórios”:</w:t>
-      </w:r>
-    </w:p>
-    <w:p>
-      <w:pPr>
-        <w:pStyle w:val="Compact"/>
-        <w:numPr>
-          <w:ilvl w:val="0"/>
-          <w:numId w:val="1021"/>
-        </w:numPr>
-      </w:pPr>
-      <w:r>
-        <w:t xml:space="preserve">Consolida ações de processamento e geração de artefatos em um único local: gerar</w:t>
-      </w:r>
-      <w:r>
-        <w:t xml:space="preserve"> </w:t>
-      </w:r>
-      <w:r>
-        <w:t xml:space="preserve">trajetórias, exportar sumários, gerar relatórios parciais e relatório unificado.</w:t>
-      </w:r>
-    </w:p>
-    <w:p>
-      <w:pPr>
-        <w:pStyle w:val="Compact"/>
-        <w:numPr>
-          <w:ilvl w:val="0"/>
-          <w:numId w:val="1021"/>
-        </w:numPr>
-      </w:pPr>
-      <w:r>
-        <w:t xml:space="preserve">Tabela/árvore de status por vídeo, evidenciando a existência/ausência de arena, ROIs,</w:t>
-      </w:r>
-      <w:r>
-        <w:t xml:space="preserve"> </w:t>
-      </w:r>
-      <w:r>
-        <w:t xml:space="preserve">trajetória e sumários; suporta abrir artefatos por duplo clique.</w:t>
-      </w:r>
-    </w:p>
-    <w:p>
-      <w:pPr>
-        <w:pStyle w:val="FirstParagraph"/>
-      </w:pPr>
-      <w:r>
-        <w:rPr>
-          <w:b/>
-          <w:bCs/>
-        </w:rPr>
-        <w:t xml:space="preserve">Aba “Config. Avançadas”:</w:t>
-      </w:r>
-    </w:p>
-    <w:p>
-      <w:pPr>
-        <w:pStyle w:val="Compact"/>
-        <w:numPr>
-          <w:ilvl w:val="0"/>
-          <w:numId w:val="1022"/>
-        </w:numPr>
-      </w:pPr>
-      <w:r>
-        <w:t xml:space="preserve">Editor dentro do app para ajustes de parâmetros avançados; ações de salvar/resetar e</w:t>
-      </w:r>
-      <w:r>
-        <w:t xml:space="preserve"> </w:t>
-      </w:r>
-      <w:r>
-        <w:t xml:space="preserve">sincronização por eventos, mantendo rastreabilidade via</w:t>
-      </w:r>
-      <w:r>
-        <w:t xml:space="preserve"> </w:t>
-      </w:r>
-      <w:r>
-        <w:rPr>
-          <w:rStyle w:val="VerbatimChar"/>
-        </w:rPr>
-        <w:t xml:space="preserve">config.local.yaml</w:t>
-      </w:r>
-      <w:r>
-        <w:t xml:space="preserve"> </w:t>
-      </w:r>
-      <w:r>
-        <w:t xml:space="preserve">e reduzindo erros de</w:t>
-      </w:r>
-      <w:r>
-        <w:t xml:space="preserve"> </w:t>
-      </w:r>
-      <w:r>
-        <w:t xml:space="preserve">edição manual.</w:t>
-      </w:r>
-    </w:p>
-    <w:p>
-      <w:pPr>
-        <w:pStyle w:val="FirstParagraph"/>
-      </w:pPr>
-      <w:r>
-        <w:rPr>
-          <w:b/>
-          <w:bCs/>
-        </w:rPr>
-        <w:t xml:space="preserve">Aba “Progresso do Experimento” (ao vivo):</w:t>
-      </w:r>
-    </w:p>
-    <w:p>
-      <w:pPr>
-        <w:pStyle w:val="Compact"/>
-        <w:numPr>
-          <w:ilvl w:val="0"/>
-          <w:numId w:val="1023"/>
-        </w:numPr>
-      </w:pPr>
-      <w:r>
-        <w:t xml:space="preserve">Grade visual para acompanhar sessões/itens do desenho experimental e um mecanismo de</w:t>
-      </w:r>
-      <w:r>
-        <w:t xml:space="preserve"> </w:t>
-      </w:r>
-      <w:r>
-        <w:t xml:space="preserve">atualização da grade, auxiliando a execução longitudinal e o controle de completude.</w:t>
-      </w:r>
-    </w:p>
-    <w:p>
-      <w:pPr>
-        <w:pStyle w:val="FirstParagraph"/>
-      </w:pPr>
-      <w:r>
-        <w:t xml:space="preserve">Esse conjunto de abas foi desenvolvido para cobrir toda a cadeia operacional: criar projeto,</w:t>
-      </w:r>
-      <w:r>
-        <w:t xml:space="preserve"> </w:t>
-      </w:r>
-      <w:r>
-        <w:t xml:space="preserve">calibrar arena, definir zonas, executar (ou processar) vídeos, acompanhar qualidade do rastreio e</w:t>
-      </w:r>
-      <w:r>
-        <w:t xml:space="preserve"> </w:t>
-      </w:r>
-      <w:r>
-        <w:t xml:space="preserve">emitir relatórios sem etapas externas.</w:t>
-      </w:r>
-    </w:p>
-    <w:bookmarkEnd w:id="16"/>
-    <w:bookmarkStart w:id="17" w:name="Xf7be318d866238349f61c0fd4e89d116055f78f"/>
-    <w:p>
-      <w:pPr>
-        <w:pStyle w:val="Heading4"/>
-      </w:pPr>
-      <w:r>
-        <w:t xml:space="preserve">3.3.4 Gestão de pesos e reprodutibilidade: catálogo, padrões por tipo e OpenVINO</w:t>
-      </w:r>
-    </w:p>
-    <w:p>
-      <w:pPr>
-        <w:pStyle w:val="FirstParagraph"/>
-      </w:pPr>
-      <w:r>
-        <w:t xml:space="preserve">Para evitar que o laboratório fique “preso” a um único peso/modelo (e para permitir evolução do</w:t>
-      </w:r>
-      <w:r>
-        <w:t xml:space="preserve"> </w:t>
-      </w:r>
-      <w:r>
-        <w:t xml:space="preserve">dataset sem reescrever código), foi implementado um</w:t>
-      </w:r>
-      <w:r>
-        <w:t xml:space="preserve"> </w:t>
-      </w:r>
-      <w:r>
-        <w:rPr>
-          <w:b/>
-          <w:bCs/>
-        </w:rPr>
-        <w:t xml:space="preserve">catálogo persistente de pesos</w:t>
-      </w:r>
-      <w:r>
-        <w:t xml:space="preserve"> </w:t>
-      </w:r>
-      <w:r>
-        <w:t xml:space="preserve">(</w:t>
-      </w:r>
-      <w:r>
-        <w:rPr>
-          <w:rStyle w:val="VerbatimChar"/>
-        </w:rPr>
-        <w:t xml:space="preserve">weights_config.json</w:t>
-      </w:r>
-      <w:r>
-        <w:t xml:space="preserve">) com suporte explícito a:</w:t>
-      </w:r>
-    </w:p>
-    <w:p>
-      <w:pPr>
-        <w:pStyle w:val="Compact"/>
-        <w:numPr>
-          <w:ilvl w:val="0"/>
-          <w:numId w:val="1024"/>
-        </w:numPr>
-      </w:pPr>
-      <w:r>
-        <w:rPr>
-          <w:b/>
-          <w:bCs/>
-        </w:rPr>
-        <w:t xml:space="preserve">Tipos de peso (seg vs det):</w:t>
-      </w:r>
-      <w:r>
-        <w:t xml:space="preserve"> </w:t>
-      </w:r>
-      <w:r>
-        <w:t xml:space="preserve">classificação por sufixo de arquivo (ex.:</w:t>
-      </w:r>
-      <w:r>
-        <w:t xml:space="preserve"> </w:t>
-      </w:r>
-      <w:r>
-        <w:rPr>
-          <w:rStyle w:val="VerbatimChar"/>
-        </w:rPr>
-        <w:t xml:space="preserve">*_seg.pt</w:t>
-      </w:r>
-      <w:r>
-        <w:t xml:space="preserve"> </w:t>
-      </w:r>
-      <w:r>
-        <w:t xml:space="preserve">para</w:t>
-      </w:r>
-      <w:r>
-        <w:t xml:space="preserve"> </w:t>
-      </w:r>
-      <w:r>
-        <w:t xml:space="preserve">segmentação e</w:t>
-      </w:r>
-      <w:r>
-        <w:t xml:space="preserve"> </w:t>
-      </w:r>
-      <w:r>
-        <w:rPr>
-          <w:rStyle w:val="VerbatimChar"/>
-        </w:rPr>
-        <w:t xml:space="preserve">*_oi.pt</w:t>
-      </w:r>
-      <w:r>
-        <w:t xml:space="preserve"> </w:t>
-      </w:r>
-      <w:r>
-        <w:t xml:space="preserve">para detecção), com validação de compatibilidade na UI.</w:t>
-      </w:r>
-    </w:p>
-    <w:p>
-      <w:pPr>
-        <w:pStyle w:val="Compact"/>
-        <w:numPr>
-          <w:ilvl w:val="0"/>
-          <w:numId w:val="1024"/>
-        </w:numPr>
-      </w:pPr>
-      <w:r>
-        <w:rPr>
-          <w:b/>
-          <w:bCs/>
-        </w:rPr>
-        <w:t xml:space="preserve">Padrões independentes por tipo:</w:t>
-      </w:r>
-      <w:r>
-        <w:t xml:space="preserve"> </w:t>
-      </w:r>
-      <w:r>
-        <w:t xml:space="preserve">existência de um peso padrão para segmentação e outro</w:t>
-      </w:r>
-      <w:r>
-        <w:t xml:space="preserve"> </w:t>
-      </w:r>
-      <w:r>
-        <w:t xml:space="preserve">para detecção (campos equivalentes a “default_seg” e “default_det”), permitindo manter um</w:t>
-      </w:r>
-      <w:r>
-        <w:t xml:space="preserve"> </w:t>
-      </w:r>
-      <w:r>
-        <w:t xml:space="preserve">conjunto estável “de referência” e, ao mesmo tempo, testar versões novas sem quebrar o fluxo.</w:t>
-      </w:r>
-    </w:p>
-    <w:p>
-      <w:pPr>
-        <w:pStyle w:val="Compact"/>
-        <w:numPr>
-          <w:ilvl w:val="0"/>
-          <w:numId w:val="1024"/>
-        </w:numPr>
-      </w:pPr>
-      <w:r>
-        <w:rPr>
-          <w:b/>
-          <w:bCs/>
-        </w:rPr>
-        <w:t xml:space="preserve">Seleção no Wizard por tarefa:</w:t>
-      </w:r>
-      <w:r>
-        <w:t xml:space="preserve"> </w:t>
-      </w:r>
-      <w:r>
-        <w:t xml:space="preserve">escolha de método e peso separadamente para “aquário” e</w:t>
-      </w:r>
-      <w:r>
-        <w:t xml:space="preserve"> </w:t>
-      </w:r>
-      <w:r>
-        <w:t xml:space="preserve">“animal”, viabilizando combinações metodologicamente coerentes (ex.: detecção para arena e</w:t>
-      </w:r>
-      <w:r>
-        <w:t xml:space="preserve"> </w:t>
-      </w:r>
-      <w:r>
-        <w:t xml:space="preserve">segmentação para animais) no mesmo projeto.</w:t>
-      </w:r>
-    </w:p>
-    <w:p>
-      <w:pPr>
-        <w:pStyle w:val="Compact"/>
-        <w:numPr>
-          <w:ilvl w:val="0"/>
-          <w:numId w:val="1024"/>
-        </w:numPr>
-      </w:pPr>
-      <w:r>
-        <w:rPr>
-          <w:b/>
-          <w:bCs/>
-        </w:rPr>
-        <w:t xml:space="preserve">Conversão e cache OpenVINO:</w:t>
-      </w:r>
-      <w:r>
-        <w:t xml:space="preserve"> </w:t>
-      </w:r>
-      <w:r>
-        <w:t xml:space="preserve">suporte a exportação/conversão com estados explícitos</w:t>
-      </w:r>
-      <w:r>
-        <w:t xml:space="preserve"> </w:t>
-      </w:r>
-      <w:r>
-        <w:t xml:space="preserve">(não convertido, convertendo, pronto, falhou) e cache em diretório dedicado, reduzindo custo</w:t>
-      </w:r>
-      <w:r>
-        <w:t xml:space="preserve"> </w:t>
-      </w:r>
-      <w:r>
-        <w:t xml:space="preserve">computacional quando OpenVINO é preferível ao backend padrão.</w:t>
-      </w:r>
-    </w:p>
-    <w:p>
-      <w:pPr>
-        <w:pStyle w:val="FirstParagraph"/>
-      </w:pPr>
-      <w:r>
-        <w:t xml:space="preserve">Na prática, isso permite manter pesos padrão carregados no ambiente (incluindo pesos</w:t>
-      </w:r>
-      <w:r>
-        <w:t xml:space="preserve"> </w:t>
-      </w:r>
-      <w:r>
-        <w:t xml:space="preserve">distribuídos com o projeto) e, simultaneamente, habilitar</w:t>
-      </w:r>
-      <w:r>
-        <w:t xml:space="preserve"> </w:t>
-      </w:r>
-      <w:r>
-        <w:rPr>
-          <w:b/>
-          <w:bCs/>
-        </w:rPr>
-        <w:t xml:space="preserve">gestão de pesos customizados</w:t>
-      </w:r>
-      <w:r>
-        <w:t xml:space="preserve"> </w:t>
-      </w:r>
-      <w:r>
-        <w:t xml:space="preserve">para experimentos específicos, com rastreabilidade por tipo e sem perder reprodutibilidade.</w:t>
-      </w:r>
-    </w:p>
-    <w:bookmarkEnd w:id="17"/>
-    <w:bookmarkStart w:id="18" w:name="Xbfb870b3bae89ec72d99c7963825dbbe67ac604"/>
-    <w:p>
-      <w:pPr>
-        <w:pStyle w:val="Heading4"/>
-      </w:pPr>
-      <w:r>
-        <w:t xml:space="preserve">3.3.5 Detecção (det) vs Segmentação (seg): implicações metodológicas e computacionais</w:t>
-      </w:r>
-    </w:p>
-    <w:p>
-      <w:pPr>
-        <w:pStyle w:val="FirstParagraph"/>
-      </w:pPr>
-      <w:r>
-        <w:t xml:space="preserve">O ZebTrack-AI opera com dois paradigmas de visão computacional que têm consequências diretas</w:t>
-      </w:r>
-      <w:r>
-        <w:t xml:space="preserve"> </w:t>
-      </w:r>
-      <w:r>
-        <w:t xml:space="preserve">na interpretação comportamental e no custo computacional:</w:t>
-      </w:r>
-    </w:p>
-    <w:p>
-      <w:pPr>
-        <w:pStyle w:val="Compact"/>
-        <w:numPr>
-          <w:ilvl w:val="0"/>
-          <w:numId w:val="1025"/>
-        </w:numPr>
-      </w:pPr>
-      <w:r>
-        <w:rPr>
-          <w:b/>
-          <w:bCs/>
-        </w:rPr>
-        <w:t xml:space="preserve">Detecção (det):</w:t>
-      </w:r>
-      <w:r>
-        <w:t xml:space="preserve"> </w:t>
-      </w:r>
-      <w:r>
-        <w:t xml:space="preserve">representa o alvo como</w:t>
+        <w:t xml:space="preserve">Etapas e decisões operacionalizadas (com tooltips e validações):</w:t>
+      </w:r>
+    </w:p>
+    <w:p>
+      <w:pPr>
+        <w:pStyle w:val="Compact"/>
+        <w:numPr>
+          <w:ilvl w:val="0"/>
+          <w:numId w:val="1017"/>
+        </w:numPr>
+      </w:pPr>
+      <w:r>
+        <w:rPr>
+          <w:b/>
+          <w:bCs/>
+        </w:rPr>
+        <w:t xml:space="preserve">Discovery (contexto inicial):</w:t>
+      </w:r>
+      <w:r>
+        <w:t xml:space="preserve"> </w:t>
+      </w:r>
+      <w:r>
+        <w:t xml:space="preserve">define tipo de projeto (experimental/exploratório/ao vivo),</w:t>
+      </w:r>
+      <w:r>
+        <w:t xml:space="preserve"> </w:t>
+      </w:r>
+      <w:r>
+        <w:t xml:space="preserve">significado de estrutura de pastas (quando aplicável) e escopo de importação de parquets</w:t>
+      </w:r>
+      <w:r>
+        <w:t xml:space="preserve"> </w:t>
+      </w:r>
+      <w:r>
+        <w:t xml:space="preserve">existentes (somente arena vs zonas vs tudo). Permite</w:t>
+      </w:r>
+      <w:r>
+        <w:t xml:space="preserve"> </w:t>
+      </w:r>
+      <w:r>
+        <w:rPr>
+          <w:b/>
+          <w:bCs/>
+        </w:rPr>
+        <w:t xml:space="preserve">carregar templates</w:t>
+      </w:r>
+      <w:r>
+        <w:t xml:space="preserve"> </w:t>
+      </w:r>
+      <w:r>
+        <w:t xml:space="preserve">para padronizar</w:t>
+      </w:r>
+      <w:r>
+        <w:t xml:space="preserve"> </w:t>
+      </w:r>
+      <w:r>
+        <w:t xml:space="preserve">configurações entre experimentos.</w:t>
+      </w:r>
+    </w:p>
+    <w:p>
+      <w:pPr>
+        <w:pStyle w:val="Compact"/>
+        <w:numPr>
+          <w:ilvl w:val="0"/>
+          <w:numId w:val="1017"/>
+        </w:numPr>
+      </w:pPr>
+      <w:r>
+        <w:rPr>
+          <w:b/>
+          <w:bCs/>
+        </w:rPr>
+        <w:t xml:space="preserve">Seleção de Vídeos (pré-gravado):</w:t>
+      </w:r>
+      <w:r>
+        <w:t xml:space="preserve"> </w:t>
+      </w:r>
+      <w:r>
+        <w:t xml:space="preserve">adiciona arquivos individuais e/ou pastas inteiras; a</w:t>
+      </w:r>
+      <w:r>
+        <w:t xml:space="preserve"> </w:t>
+      </w:r>
+      <w:r>
+        <w:t xml:space="preserve">varredura é recursiva e o Wizard fornece</w:t>
+      </w:r>
+      <w:r>
+        <w:t xml:space="preserve"> </w:t>
+      </w:r>
+      <w:r>
+        <w:rPr>
+          <w:b/>
+          <w:bCs/>
+        </w:rPr>
+        <w:t xml:space="preserve">resumo de seleção</w:t>
+      </w:r>
+      <w:r>
+        <w:t xml:space="preserve"> </w:t>
+      </w:r>
+      <w:r>
+        <w:t xml:space="preserve">e</w:t>
+      </w:r>
+      <w:r>
+        <w:t xml:space="preserve"> </w:t>
+      </w:r>
+      <w:r>
+        <w:rPr>
+          <w:b/>
+          <w:bCs/>
+        </w:rPr>
+        <w:t xml:space="preserve">pré-visualização da estrutura</w:t>
+      </w:r>
+      <w:r>
+        <w:t xml:space="preserve"> </w:t>
+      </w:r>
+      <w:r>
+        <w:t xml:space="preserve">(com limites de profundidade e número de nós para manter a UI responsiva).</w:t>
+      </w:r>
+    </w:p>
+    <w:p>
+      <w:pPr>
+        <w:pStyle w:val="Compact"/>
+        <w:numPr>
+          <w:ilvl w:val="0"/>
+          <w:numId w:val="1017"/>
+        </w:numPr>
+      </w:pPr>
+      <w:r>
+        <w:rPr>
+          <w:b/>
+          <w:bCs/>
+        </w:rPr>
+        <w:t xml:space="preserve">Design Experimental (ao vivo):</w:t>
+      </w:r>
+      <w:r>
+        <w:t xml:space="preserve"> </w:t>
+      </w:r>
+      <w:r>
+        <w:t xml:space="preserve">parametriza</w:t>
+      </w:r>
+      <w:r>
+        <w:t xml:space="preserve"> </w:t>
+      </w:r>
+      <w:r>
+        <w:rPr>
+          <w:b/>
+          <w:bCs/>
+        </w:rPr>
+        <w:t xml:space="preserve">número de grupos, dias e sujeitos por grupo</w:t>
+      </w:r>
+      <w:r>
+        <w:t xml:space="preserve"> </w:t>
+      </w:r>
+      <w:r>
+        <w:t xml:space="preserve">e</w:t>
+      </w:r>
+      <w:r>
+        <w:t xml:space="preserve"> </w:t>
+      </w:r>
+      <w:r>
+        <w:t xml:space="preserve">nomes de grupos, gerando estrutura coerente para organização de saídas e para a grade visual de</w:t>
+      </w:r>
+      <w:r>
+        <w:t xml:space="preserve"> </w:t>
+      </w:r>
+      <w:r>
+        <w:t xml:space="preserve">progresso do experimento.</w:t>
+      </w:r>
+    </w:p>
+    <w:p>
+      <w:pPr>
+        <w:pStyle w:val="Compact"/>
+        <w:numPr>
+          <w:ilvl w:val="0"/>
+          <w:numId w:val="1017"/>
+        </w:numPr>
+      </w:pPr>
+      <w:r>
+        <w:rPr>
+          <w:b/>
+          <w:bCs/>
+        </w:rPr>
+        <w:t xml:space="preserve">Configuração Ao Vivo (ao vivo):</w:t>
+      </w:r>
+      <w:r>
+        <w:t xml:space="preserve"> </w:t>
+      </w:r>
+      <w:r>
+        <w:t xml:space="preserve">detecta câmeras, mapeia nome exibido → índice de câmera,</w:t>
+      </w:r>
+      <w:r>
+        <w:t xml:space="preserve"> </w:t>
+      </w:r>
+      <w:r>
+        <w:t xml:space="preserve">configura gravação (tempo total, contagem regressiva), intervalos de processamento/exibição e</w:t>
+      </w:r>
+      <w:r>
+        <w:t xml:space="preserve"> </w:t>
+      </w:r>
+      <w:r>
+        <w:t xml:space="preserve">opcionalmente habilita</w:t>
+      </w:r>
+      <w:r>
+        <w:t xml:space="preserve"> </w:t>
+      </w:r>
+      <w:r>
+        <w:rPr>
+          <w:b/>
+          <w:bCs/>
+        </w:rPr>
+        <w:t xml:space="preserve">Arduino</w:t>
+      </w:r>
+      <w:r>
+        <w:t xml:space="preserve"> </w:t>
+      </w:r>
+      <w:r>
+        <w:t xml:space="preserve">(detecção de portas, teste de conexão, modo de gatilho externo),</w:t>
+      </w:r>
+      <w:r>
+        <w:t xml:space="preserve"> </w:t>
+      </w:r>
+      <w:r>
+        <w:t xml:space="preserve">além de metadados de sessão (grupo/dia/sujeito) e recomendações baseadas em capacidade de</w:t>
+      </w:r>
+      <w:r>
+        <w:t xml:space="preserve"> </w:t>
+      </w:r>
+      <w:r>
+        <w:t xml:space="preserve">hardware.</w:t>
+      </w:r>
+    </w:p>
+    <w:p>
+      <w:pPr>
+        <w:pStyle w:val="Compact"/>
+        <w:numPr>
+          <w:ilvl w:val="0"/>
+          <w:numId w:val="1017"/>
+        </w:numPr>
+      </w:pPr>
+      <w:r>
+        <w:rPr>
+          <w:b/>
+          <w:bCs/>
+        </w:rPr>
+        <w:t xml:space="preserve">Calibração Física (todos os modos):</w:t>
+      </w:r>
+      <w:r>
+        <w:t xml:space="preserve"> </w:t>
+      </w:r>
+      <w:r>
+        <w:t xml:space="preserve">define dimensões reais da arena (cm) para conversão</w:t>
+      </w:r>
+      <w:r>
+        <w:t xml:space="preserve"> </w:t>
+      </w:r>
+      <w:r>
+        <w:t xml:space="preserve">pixel→cm, número de aquários (vídeos) e número de animais por aquário, além de intervalos de</w:t>
+      </w:r>
+      <w:r>
+        <w:t xml:space="preserve"> </w:t>
+      </w:r>
+      <w:r>
+        <w:t xml:space="preserve">análise/exibição. A etapa incorpora um widget de</w:t>
+      </w:r>
+      <w:r>
+        <w:t xml:space="preserve"> </w:t>
+      </w:r>
+      <w:r>
+        <w:rPr>
+          <w:b/>
+          <w:bCs/>
+        </w:rPr>
+        <w:t xml:space="preserve">configuração comportamental</w:t>
+      </w:r>
+      <w:r>
+        <w:t xml:space="preserve"> </w:t>
+      </w:r>
+      <w:r>
+        <w:t xml:space="preserve">(parâmetros</w:t>
+      </w:r>
+      <w:r>
+        <w:t xml:space="preserve"> </w:t>
+      </w:r>
+      <w:r>
+        <w:t xml:space="preserve">relacionados a thigmotaxis/geotaxis e interpretação espacial) dentro do fluxo do projeto.</w:t>
+      </w:r>
+    </w:p>
+    <w:p>
+      <w:pPr>
+        <w:pStyle w:val="Compact"/>
+        <w:numPr>
+          <w:ilvl w:val="0"/>
+          <w:numId w:val="1017"/>
+        </w:numPr>
+      </w:pPr>
+      <w:r>
+        <w:rPr>
+          <w:b/>
+          <w:bCs/>
+        </w:rPr>
+        <w:t xml:space="preserve">Detecção/Validação de Design (pré-gravado):</w:t>
+      </w:r>
+      <w:r>
+        <w:t xml:space="preserve"> </w:t>
+      </w:r>
+      <w:r>
+        <w:t xml:space="preserve">realiza varredura de caminhos de entrada,</w:t>
+      </w:r>
+      <w:r>
+        <w:t xml:space="preserve"> </w:t>
+      </w:r>
+      <w:r>
+        <w:rPr>
+          <w:b/>
+          <w:bCs/>
+        </w:rPr>
+        <w:t xml:space="preserve">detecta automaticamente o design experimental</w:t>
+      </w:r>
+      <w:r>
+        <w:t xml:space="preserve"> </w:t>
+      </w:r>
+      <w:r>
+        <w:t xml:space="preserve">a partir da estrutura de pastas (com</w:t>
+      </w:r>
+      <w:r>
+        <w:t xml:space="preserve"> </w:t>
+      </w:r>
+      <w:r>
+        <w:t xml:space="preserve">pontuação de confiança), permite ajustar padrões via</w:t>
+      </w:r>
+      <w:r>
+        <w:t xml:space="preserve"> </w:t>
+      </w:r>
+      <w:r>
+        <w:rPr>
+          <w:b/>
+          <w:bCs/>
+        </w:rPr>
+        <w:t xml:space="preserve">regex customizada</w:t>
+      </w:r>
+      <w:r>
+        <w:t xml:space="preserve">, abrir um</w:t>
+      </w:r>
+      <w:r>
+        <w:t xml:space="preserve"> </w:t>
+      </w:r>
+      <w:r>
+        <w:rPr>
+          <w:b/>
+          <w:bCs/>
+        </w:rPr>
+        <w:t xml:space="preserve">editor de</w:t>
+      </w:r>
+      <w:r>
+        <w:rPr>
+          <w:b/>
+          <w:bCs/>
+        </w:rPr>
+        <w:t xml:space="preserve"> </w:t>
+      </w:r>
+      <w:r>
+        <w:rPr>
+          <w:b/>
+          <w:bCs/>
+        </w:rPr>
+        <w:t xml:space="preserve">design</w:t>
+      </w:r>
+      <w:r>
+        <w:t xml:space="preserve"> </w:t>
+      </w:r>
+      <w:r>
+        <w:t xml:space="preserve">para confirmação e sumariza a presença de arquivos parquet (arena/ROIs/trajetória).</w:t>
+      </w:r>
+    </w:p>
+    <w:p>
+      <w:pPr>
+        <w:pStyle w:val="Compact"/>
+        <w:numPr>
+          <w:ilvl w:val="0"/>
+          <w:numId w:val="1017"/>
+        </w:numPr>
+      </w:pPr>
+      <w:r>
+        <w:rPr>
+          <w:b/>
+          <w:bCs/>
+        </w:rPr>
+        <w:t xml:space="preserve">Configuração de Importação (pré-gravado):</w:t>
+      </w:r>
+      <w:r>
+        <w:t xml:space="preserve"> </w:t>
+      </w:r>
+      <w:r>
+        <w:t xml:space="preserve">apresenta tabela por vídeo para escolher o que</w:t>
+      </w:r>
+      <w:r>
+        <w:t xml:space="preserve"> </w:t>
+      </w:r>
+      <w:r>
+        <w:t xml:space="preserve">importar (arena/ROIs/trajetória), aplica</w:t>
       </w:r>
       <w:r>
         <w:t xml:space="preserve"> </w:t>
@@ -5336,66 +4667,181 @@
           <w:i/>
           <w:iCs/>
         </w:rPr>
-        <w:t xml:space="preserve">bounding boxes</w:t>
-      </w:r>
-      <w:r>
-        <w:t xml:space="preserve">. É adequada quando o interesse é</w:t>
-      </w:r>
-      <w:r>
-        <w:t xml:space="preserve"> </w:t>
-      </w:r>
-      <w:r>
-        <w:t xml:space="preserve">localização aproximada e rastreamento com baixo custo, incluindo cenários de animal único em que</w:t>
-      </w:r>
-      <w:r>
-        <w:t xml:space="preserve"> </w:t>
-      </w:r>
-      <w:r>
-        <w:t xml:space="preserve">o ByteTrack mantém identidade ao longo do tempo.</w:t>
-      </w:r>
-    </w:p>
-    <w:p>
-      <w:pPr>
-        <w:pStyle w:val="Compact"/>
-        <w:numPr>
-          <w:ilvl w:val="0"/>
-          <w:numId w:val="1025"/>
-        </w:numPr>
-      </w:pPr>
-      <w:r>
-        <w:rPr>
-          <w:b/>
-          <w:bCs/>
-        </w:rPr>
-        <w:t xml:space="preserve">Segmentação (seg):</w:t>
-      </w:r>
-      <w:r>
-        <w:t xml:space="preserve"> </w:t>
-      </w:r>
-      <w:r>
-        <w:t xml:space="preserve">representa o alvo como máscara/polígono. É adequada quando o interesse</w:t>
-      </w:r>
-      <w:r>
-        <w:t xml:space="preserve"> </w:t>
-      </w:r>
-      <w:r>
-        <w:t xml:space="preserve">é</w:t>
-      </w:r>
-      <w:r>
-        <w:t xml:space="preserve"> </w:t>
-      </w:r>
-      <w:r>
-        <w:rPr>
-          <w:b/>
-          <w:bCs/>
-        </w:rPr>
-        <w:t xml:space="preserve">precisão espacial</w:t>
-      </w:r>
-      <w:r>
-        <w:t xml:space="preserve"> </w:t>
-      </w:r>
-      <w:r>
-        <w:t xml:space="preserve">(ocupação de ROIs e bordas) e/ou múltiplos animais no mesmo aquário.</w:t>
+        <w:t xml:space="preserve">defaults</w:t>
+      </w:r>
+      <w:r>
+        <w:t xml:space="preserve"> </w:t>
+      </w:r>
+      <w:r>
+        <w:t xml:space="preserve">inteligentes conforme as escolhas iniciais e</w:t>
+      </w:r>
+      <w:r>
+        <w:t xml:space="preserve"> </w:t>
+      </w:r>
+      <w:r>
+        <w:t xml:space="preserve">permite operações em lote (importar tudo/arenas/ROIs/trajetórias), incluindo estratégia de merge</w:t>
+      </w:r>
+      <w:r>
+        <w:t xml:space="preserve"> </w:t>
+      </w:r>
+      <w:r>
+        <w:t xml:space="preserve">de ROIs (replace/merge/manual).</w:t>
+      </w:r>
+    </w:p>
+    <w:p>
+      <w:pPr>
+        <w:pStyle w:val="Compact"/>
+        <w:numPr>
+          <w:ilvl w:val="0"/>
+          <w:numId w:val="1017"/>
+        </w:numPr>
+      </w:pPr>
+      <w:r>
+        <w:rPr>
+          <w:b/>
+          <w:bCs/>
+        </w:rPr>
+        <w:t xml:space="preserve">Seleção de Modelo/Pesos/Parâmetros (todos os modos):</w:t>
+      </w:r>
+      <w:r>
+        <w:t xml:space="preserve"> </w:t>
+      </w:r>
+      <w:r>
+        <w:t xml:space="preserve">separa a estratégia por tarefa</w:t>
+      </w:r>
+      <w:r>
+        <w:t xml:space="preserve"> </w:t>
+      </w:r>
+      <w:r>
+        <w:t xml:space="preserve">(aquário vs animal), escolhendo</w:t>
+      </w:r>
+      <w:r>
+        <w:t xml:space="preserve"> </w:t>
+      </w:r>
+      <w:r>
+        <w:rPr>
+          <w:b/>
+          <w:bCs/>
+        </w:rPr>
+        <w:t xml:space="preserve">método</w:t>
+      </w:r>
+      <w:r>
+        <w:t xml:space="preserve"> </w:t>
+      </w:r>
+      <w:r>
+        <w:t xml:space="preserve">(segmentação vs detecção),</w:t>
+      </w:r>
+      <w:r>
+        <w:t xml:space="preserve"> </w:t>
+      </w:r>
+      <w:r>
+        <w:rPr>
+          <w:b/>
+          <w:bCs/>
+        </w:rPr>
+        <w:t xml:space="preserve">peso</w:t>
+      </w:r>
+      <w:r>
+        <w:t xml:space="preserve"> </w:t>
+      </w:r>
+      <w:r>
+        <w:t xml:space="preserve">(catálogo), uso de</w:t>
+      </w:r>
+      <w:r>
+        <w:t xml:space="preserve"> </w:t>
+      </w:r>
+      <w:r>
+        <w:rPr>
+          <w:b/>
+          <w:bCs/>
+        </w:rPr>
+        <w:t xml:space="preserve">OpenVINO</w:t>
+      </w:r>
+      <w:r>
+        <w:t xml:space="preserve"> </w:t>
+      </w:r>
+      <w:r>
+        <w:t xml:space="preserve">(quando recomendado) e parâmetros de inferência/rastreamento (confiança, NMS,</w:t>
+      </w:r>
+      <w:r>
+        <w:t xml:space="preserve"> </w:t>
+      </w:r>
+      <w:r>
+        <w:t xml:space="preserve">ativação e parâmetros do ByteTrack, com opção de restaurar padrões recomendados).</w:t>
+      </w:r>
+    </w:p>
+    <w:p>
+      <w:pPr>
+        <w:pStyle w:val="Compact"/>
+        <w:numPr>
+          <w:ilvl w:val="0"/>
+          <w:numId w:val="1017"/>
+        </w:numPr>
+      </w:pPr>
+      <w:r>
+        <w:rPr>
+          <w:b/>
+          <w:bCs/>
+        </w:rPr>
+        <w:t xml:space="preserve">Confirmação (todos os modos):</w:t>
+      </w:r>
+      <w:r>
+        <w:t xml:space="preserve"> </w:t>
+      </w:r>
+      <w:r>
+        <w:t xml:space="preserve">gera um</w:t>
+      </w:r>
+      <w:r>
+        <w:t xml:space="preserve"> </w:t>
+      </w:r>
+      <w:r>
+        <w:rPr>
+          <w:b/>
+          <w:bCs/>
+        </w:rPr>
+        <w:t xml:space="preserve">resumo completo</w:t>
+      </w:r>
+      <w:r>
+        <w:t xml:space="preserve"> </w:t>
+      </w:r>
+      <w:r>
+        <w:t xml:space="preserve">das escolhas, permite editar</w:t>
+      </w:r>
+      <w:r>
+        <w:t xml:space="preserve"> </w:t>
+      </w:r>
+      <w:r>
+        <w:t xml:space="preserve">nome e localização do projeto, aplica validações e possibilita</w:t>
+      </w:r>
+      <w:r>
+        <w:t xml:space="preserve"> </w:t>
+      </w:r>
+      <w:r>
+        <w:rPr>
+          <w:b/>
+          <w:bCs/>
+        </w:rPr>
+        <w:t xml:space="preserve">salvar as configurações como</w:t>
+      </w:r>
+      <w:r>
+        <w:rPr>
+          <w:b/>
+          <w:bCs/>
+        </w:rPr>
+        <w:t xml:space="preserve"> </w:t>
+      </w:r>
+      <w:r>
+        <w:rPr>
+          <w:b/>
+          <w:bCs/>
+        </w:rPr>
+        <w:t xml:space="preserve">template</w:t>
+      </w:r>
+      <w:r>
+        <w:t xml:space="preserve"> </w:t>
+      </w:r>
+      <w:r>
+        <w:t xml:space="preserve">para reuso.</w:t>
       </w:r>
     </w:p>
     <w:p>
@@ -5403,80 +4849,29 @@
         <w:pStyle w:val="FirstParagraph"/>
       </w:pPr>
       <w:r>
-        <w:rPr>
-          <w:b/>
-          <w:bCs/>
-        </w:rPr>
-        <w:t xml:space="preserve">Impacto direto nas métricas e na lógica de zonas:</w:t>
-      </w:r>
-    </w:p>
-    <w:p>
-      <w:pPr>
-        <w:pStyle w:val="Compact"/>
-        <w:numPr>
-          <w:ilvl w:val="0"/>
-          <w:numId w:val="1026"/>
-        </w:numPr>
-      </w:pPr>
-      <w:r>
-        <w:t xml:space="preserve">Em critérios de “dentro/fora” de uma ROI, a detecção tende a depender de centroide e</w:t>
-      </w:r>
-      <w:r>
-        <w:t xml:space="preserve"> </w:t>
-      </w:r>
-      <w:r>
-        <w:t xml:space="preserve">intersecção de caixa, enquanto a segmentação permite definir inclusão por</w:t>
-      </w:r>
-      <w:r>
-        <w:t xml:space="preserve"> </w:t>
-      </w:r>
-      <w:r>
-        <w:rPr>
-          <w:b/>
-          <w:bCs/>
-        </w:rPr>
-        <w:t xml:space="preserve">fração de sobreposição</w:t>
-      </w:r>
-      <w:r>
-        <w:rPr>
-          <w:b/>
-          <w:bCs/>
-        </w:rPr>
-        <w:t xml:space="preserve"> </w:t>
-      </w:r>
-      <w:r>
-        <w:rPr>
-          <w:b/>
-          <w:bCs/>
-        </w:rPr>
-        <w:t xml:space="preserve">da máscara</w:t>
-      </w:r>
-      <w:r>
-        <w:t xml:space="preserve">, reduzindo ambiguidades nas bordas e em ROI pequenas.</w:t>
-      </w:r>
-    </w:p>
-    <w:p>
-      <w:pPr>
-        <w:pStyle w:val="Compact"/>
-        <w:numPr>
-          <w:ilvl w:val="0"/>
-          <w:numId w:val="1026"/>
-        </w:numPr>
-      </w:pPr>
-      <w:r>
-        <w:t xml:space="preserve">Para métricas espaciais (ex.: thigmotaxis), a segmentação pode oferecer maior fidelidade quando</w:t>
-      </w:r>
-      <w:r>
-        <w:t xml:space="preserve"> </w:t>
-      </w:r>
-      <w:r>
-        <w:t xml:space="preserve">o animal está parcialmente ocluído, próximo à parede ou quando a iluminação cria contornos</w:t>
-      </w:r>
-      <w:r>
-        <w:t xml:space="preserve"> </w:t>
-      </w:r>
-      <w:r>
-        <w:t xml:space="preserve">equívocos para caixas.</w:t>
+        <w:t xml:space="preserve">Na prática, esse Wizard reduz variabilidade de operador e concentra a intervenção humana em</w:t>
+      </w:r>
+      <w:r>
+        <w:t xml:space="preserve"> </w:t>
+      </w:r>
+      <w:r>
+        <w:t xml:space="preserve">decisões metodológicas verificáveis (design, calibração, modelo/pesos e regras de zonas), em vez</w:t>
+      </w:r>
+      <w:r>
+        <w:t xml:space="preserve"> </w:t>
+      </w:r>
+      <w:r>
+        <w:t xml:space="preserve">de procedimentos repetitivos e pouco auditáveis.</w:t>
+      </w:r>
+    </w:p>
+    <w:bookmarkEnd w:id="18"/>
+    <w:bookmarkStart w:id="19" w:name="Xf716c501a315bc3a06aca05ec959290322568c2"/>
+    <w:p>
+      <w:pPr>
+        <w:pStyle w:val="Heading4"/>
+      </w:pPr>
+      <w:r>
+        <w:t xml:space="preserve">3.3.3 Janela do projeto: modos (pré-gravado × ao vivo) e cobertura completa das abas</w:t>
       </w:r>
     </w:p>
     <w:p>
@@ -5484,47 +4879,232 @@
         <w:pStyle w:val="FirstParagraph"/>
       </w:pPr>
       <w:r>
-        <w:rPr>
-          <w:b/>
-          <w:bCs/>
-        </w:rPr>
-        <w:t xml:space="preserve">Impacto no rastreamento e na estabilidade temporal:</w:t>
-      </w:r>
-    </w:p>
-    <w:p>
-      <w:pPr>
-        <w:pStyle w:val="Compact"/>
-        <w:numPr>
-          <w:ilvl w:val="0"/>
-          <w:numId w:val="1027"/>
-        </w:numPr>
-      </w:pPr>
-      <w:r>
-        <w:t xml:space="preserve">O uso de ByteTrack (com parâmetros ajustáveis na UI) é crítico para reduzir trocas de identidade</w:t>
-      </w:r>
-      <w:r>
-        <w:t xml:space="preserve"> </w:t>
-      </w:r>
-      <w:r>
-        <w:t xml:space="preserve">e perdas de trilha em detecção, principalmente em condições reais com reflexos/bolhas.</w:t>
-      </w:r>
-    </w:p>
-    <w:p>
-      <w:pPr>
-        <w:pStyle w:val="Compact"/>
-        <w:numPr>
-          <w:ilvl w:val="0"/>
-          <w:numId w:val="1027"/>
-        </w:numPr>
-      </w:pPr>
-      <w:r>
-        <w:t xml:space="preserve">A segmentação tende a ter custo maior, mas pode melhorar separação em multi-animal e reduzir</w:t>
-      </w:r>
-      <w:r>
-        <w:t xml:space="preserve"> </w:t>
-      </w:r>
-      <w:r>
-        <w:t xml:space="preserve">falsos positivos associados a artefatos de fundo.</w:t>
+        <w:t xml:space="preserve">Após a criação, o projeto é operado em uma janela principal com</w:t>
+      </w:r>
+      <w:r>
+        <w:t xml:space="preserve"> </w:t>
+      </w:r>
+      <w:r>
+        <w:rPr>
+          <w:b/>
+          <w:bCs/>
+        </w:rPr>
+        <w:t xml:space="preserve">abas (Notebook)</w:t>
+      </w:r>
+      <w:r>
+        <w:t xml:space="preserve">. O conjunto</w:t>
+      </w:r>
+      <w:r>
+        <w:t xml:space="preserve"> </w:t>
+      </w:r>
+      <w:r>
+        <w:t xml:space="preserve">de abas é consistente entre modos, com componentes específicos quando o projeto é “ao vivo”.</w:t>
+      </w:r>
+      <w:r>
+        <w:t xml:space="preserve"> </w:t>
+      </w:r>
+      <w:r>
+        <w:t xml:space="preserve">Esse desenho foi deliberado para sustentar duas necessidades: (i) execução em tempo real e (ii)</w:t>
+      </w:r>
+      <w:r>
+        <w:t xml:space="preserve"> </w:t>
+      </w:r>
+      <w:r>
+        <w:t xml:space="preserve">processamento reprodutível em lote para vídeos pré-gravados.</w:t>
+      </w:r>
+    </w:p>
+    <w:p>
+      <w:pPr>
+        <w:pStyle w:val="BodyText"/>
+      </w:pPr>
+      <w:r>
+        <w:rPr>
+          <w:b/>
+          <w:bCs/>
+        </w:rPr>
+        <w:t xml:space="preserve">Aba “Controle Principal”:</w:t>
+      </w:r>
+    </w:p>
+    <w:p>
+      <w:pPr>
+        <w:pStyle w:val="Compact"/>
+        <w:numPr>
+          <w:ilvl w:val="0"/>
+          <w:numId w:val="1018"/>
+        </w:numPr>
+      </w:pPr>
+      <w:r>
+        <w:rPr>
+          <w:b/>
+          <w:bCs/>
+        </w:rPr>
+        <w:t xml:space="preserve">Botões por tipo de projeto:</w:t>
+      </w:r>
+      <w:r>
+        <w:t xml:space="preserve"> </w:t>
+      </w:r>
+      <w:r>
+        <w:rPr>
+          <w:b/>
+          <w:bCs/>
+        </w:rPr>
+        <w:t xml:space="preserve">Ao vivo:</w:t>
+      </w:r>
+      <w:r>
+        <w:t xml:space="preserve"> </w:t>
+      </w:r>
+      <w:r>
+        <w:t xml:space="preserve">iniciar/parar gravação, com estado</w:t>
+      </w:r>
+      <w:r>
+        <w:t xml:space="preserve"> </w:t>
+      </w:r>
+      <w:r>
+        <w:t xml:space="preserve">habilitado/desabilitado conforme a sessão.</w:t>
+      </w:r>
+      <w:r>
+        <w:t xml:space="preserve"> </w:t>
+      </w:r>
+      <w:r>
+        <w:rPr>
+          <w:b/>
+          <w:bCs/>
+        </w:rPr>
+        <w:t xml:space="preserve">Pré-gravado:</w:t>
+      </w:r>
+      <w:r>
+        <w:t xml:space="preserve"> </w:t>
+      </w:r>
+      <w:r>
+        <w:t xml:space="preserve">adicionar e processar novos</w:t>
+      </w:r>
+      <w:r>
+        <w:t xml:space="preserve"> </w:t>
+      </w:r>
+      <w:r>
+        <w:t xml:space="preserve">vídeos/pastas, iniciando pipeline de análise.</w:t>
+      </w:r>
+    </w:p>
+    <w:p>
+      <w:pPr>
+        <w:pStyle w:val="Compact"/>
+        <w:numPr>
+          <w:ilvl w:val="0"/>
+          <w:numId w:val="1018"/>
+        </w:numPr>
+      </w:pPr>
+      <w:r>
+        <w:rPr>
+          <w:b/>
+          <w:bCs/>
+        </w:rPr>
+        <w:t xml:space="preserve">Fechar projeto (sempre presente):</w:t>
+      </w:r>
+      <w:r>
+        <w:t xml:space="preserve"> </w:t>
+      </w:r>
+      <w:r>
+        <w:t xml:space="preserve">finaliza o contexto e evita mistura de saídas.</w:t>
+      </w:r>
+    </w:p>
+    <w:p>
+      <w:pPr>
+        <w:pStyle w:val="Compact"/>
+        <w:numPr>
+          <w:ilvl w:val="0"/>
+          <w:numId w:val="1018"/>
+        </w:numPr>
+      </w:pPr>
+      <w:r>
+        <w:rPr>
+          <w:b/>
+          <w:bCs/>
+        </w:rPr>
+        <w:t xml:space="preserve">Painel de overview do projeto:</w:t>
+      </w:r>
+      <w:r>
+        <w:t xml:space="preserve"> </w:t>
+      </w:r>
+      <w:r>
+        <w:t xml:space="preserve">árvore hierárquica (grupo/dia/sujeito/vídeo) e cartões de</w:t>
+      </w:r>
+      <w:r>
+        <w:t xml:space="preserve"> </w:t>
+      </w:r>
+      <w:r>
+        <w:t xml:space="preserve">status para acompanhar o estado (ex.: arena/ROIs/trajetória/resumo) sem abrir arquivos.</w:t>
+      </w:r>
+    </w:p>
+    <w:p>
+      <w:pPr>
+        <w:pStyle w:val="Compact"/>
+        <w:numPr>
+          <w:ilvl w:val="0"/>
+          <w:numId w:val="1018"/>
+        </w:numPr>
+      </w:pPr>
+      <w:r>
+        <w:rPr>
+          <w:b/>
+          <w:bCs/>
+        </w:rPr>
+        <w:t xml:space="preserve">Estado do modelo:</w:t>
+      </w:r>
+      <w:r>
+        <w:t xml:space="preserve"> </w:t>
+      </w:r>
+      <w:r>
+        <w:t xml:space="preserve">exibe peso ativo e estado de OpenVINO (quando aplicável) e dá acesso a</w:t>
+      </w:r>
+      <w:r>
+        <w:t xml:space="preserve"> </w:t>
+      </w:r>
+      <w:r>
+        <w:t xml:space="preserve">janelas de calibração global e de preferências específicas do projeto.</w:t>
+      </w:r>
+    </w:p>
+    <w:p>
+      <w:pPr>
+        <w:pStyle w:val="Compact"/>
+        <w:numPr>
+          <w:ilvl w:val="0"/>
+          <w:numId w:val="1018"/>
+        </w:numPr>
+      </w:pPr>
+      <w:r>
+        <w:rPr>
+          <w:b/>
+          <w:bCs/>
+        </w:rPr>
+        <w:t xml:space="preserve">Componentes adicionais em projetos ao vivo:</w:t>
+      </w:r>
+      <w:r>
+        <w:t xml:space="preserve"> </w:t>
+      </w:r>
+      <w:r>
+        <w:t xml:space="preserve">aviso de gatilho externo (quando habilitado) e</w:t>
+      </w:r>
+      <w:r>
+        <w:t xml:space="preserve"> </w:t>
+      </w:r>
+      <w:r>
+        <w:rPr>
+          <w:b/>
+          <w:bCs/>
+        </w:rPr>
+        <w:t xml:space="preserve">dashboard do Arduino</w:t>
+      </w:r>
+      <w:r>
+        <w:t xml:space="preserve"> </w:t>
+      </w:r>
+      <w:r>
+        <w:t xml:space="preserve">(estado de conexão, comandos e rechecagem de portas), integrando</w:t>
+      </w:r>
+      <w:r>
+        <w:t xml:space="preserve"> </w:t>
+      </w:r>
+      <w:r>
+        <w:t xml:space="preserve">hardware à execução do experimento.</w:t>
       </w:r>
     </w:p>
     <w:p>
@@ -5536,79 +5116,71 @@
           <w:b/>
           <w:bCs/>
         </w:rPr>
-        <w:t xml:space="preserve">Consequência prática:</w:t>
-      </w:r>
-      <w:r>
-        <w:t xml:space="preserve"> </w:t>
-      </w:r>
-      <w:r>
-        <w:t xml:space="preserve">a existência de controles explícitos (método/peso/thresholds e</w:t>
-      </w:r>
-      <w:r>
-        <w:t xml:space="preserve"> </w:t>
-      </w:r>
-      <w:r>
-        <w:t xml:space="preserve">rastreamento) permite alinhar a escolha técnica ao objetivo científico (precisão espacial vs</w:t>
-      </w:r>
-      <w:r>
-        <w:t xml:space="preserve"> </w:t>
-      </w:r>
-      <w:r>
-        <w:t xml:space="preserve">throughput) e documentar o compromisso metodológico adotado em cada conjunto de dados.</w:t>
-      </w:r>
-    </w:p>
-    <w:p>
-      <w:pPr>
-        <w:pStyle w:val="Compact"/>
-        <w:numPr>
-          <w:ilvl w:val="0"/>
-          <w:numId w:val="1028"/>
-        </w:numPr>
-      </w:pPr>
-      <w:r>
-        <w:rPr>
-          <w:b/>
-          <w:bCs/>
-        </w:rPr>
-        <w:t xml:space="preserve">Processamento de variáveis comportamentais a partir dos logs (ZebTrack – Pinheiro da</w:t>
-      </w:r>
-      <w:r>
-        <w:rPr>
-          <w:b/>
-          <w:bCs/>
-        </w:rPr>
-        <w:t xml:space="preserve"> </w:t>
-      </w:r>
-      <w:r>
-        <w:rPr>
-          <w:b/>
-          <w:bCs/>
-        </w:rPr>
-        <w:t xml:space="preserve">Silva et al., 2017, com adaptações):</w:t>
-      </w:r>
-    </w:p>
-    <w:p>
-      <w:pPr>
-        <w:pStyle w:val="Compact"/>
-        <w:numPr>
-          <w:ilvl w:val="0"/>
-          <w:numId w:val="1029"/>
-        </w:numPr>
-      </w:pPr>
-      <w:r>
-        <w:t xml:space="preserve">Adaptação para receber relatórios de rastreio produzidos por IA.</w:t>
-      </w:r>
-    </w:p>
-    <w:p>
-      <w:pPr>
-        <w:pStyle w:val="Compact"/>
-        <w:numPr>
-          <w:ilvl w:val="0"/>
-          <w:numId w:val="1029"/>
-        </w:numPr>
-      </w:pPr>
-      <w:r>
-        <w:t xml:space="preserve">Extração automática de um conjunto de variáveis (ex.: distância total,</w:t>
+        <w:t xml:space="preserve">Aba “Configuração de Zonas”:</w:t>
+      </w:r>
+    </w:p>
+    <w:p>
+      <w:pPr>
+        <w:pStyle w:val="Compact"/>
+        <w:numPr>
+          <w:ilvl w:val="0"/>
+          <w:numId w:val="1019"/>
+        </w:numPr>
+      </w:pPr>
+      <w:r>
+        <w:t xml:space="preserve">Organização em dois painéis (controles + visualização), com</w:t>
+      </w:r>
+      <w:r>
+        <w:t xml:space="preserve"> </w:t>
+      </w:r>
+      <w:r>
+        <w:rPr>
+          <w:b/>
+          <w:bCs/>
+        </w:rPr>
+        <w:t xml:space="preserve">lista e edição de zonas</w:t>
+      </w:r>
+      <w:r>
+        <w:t xml:space="preserve"> </w:t>
+      </w:r>
+      <w:r>
+        <w:t xml:space="preserve">e</w:t>
+      </w:r>
+      <w:r>
+        <w:t xml:space="preserve"> </w:t>
+      </w:r>
+      <w:r>
+        <w:t xml:space="preserve">visualização do vídeo; suporte a seleção de vídeo e carregamento do frame de referência.</w:t>
+      </w:r>
+    </w:p>
+    <w:p>
+      <w:pPr>
+        <w:pStyle w:val="Compact"/>
+        <w:numPr>
+          <w:ilvl w:val="0"/>
+          <w:numId w:val="1019"/>
+        </w:numPr>
+      </w:pPr>
+      <w:r>
+        <w:t xml:space="preserve">Ferramentas de desenho (polígono para arena e ROIs), desfazer/refazer e menu de contexto.</w:t>
+      </w:r>
+    </w:p>
+    <w:p>
+      <w:pPr>
+        <w:pStyle w:val="Compact"/>
+        <w:numPr>
+          <w:ilvl w:val="0"/>
+          <w:numId w:val="1019"/>
+        </w:numPr>
+      </w:pPr>
+      <w:r>
+        <w:t xml:space="preserve">Parâmetros de estabilização (ignorar frames iniciais) e regras de inclusão em ROIs (centroide,</w:t>
+      </w:r>
+      <w:r>
+        <w:t xml:space="preserve"> </w:t>
+      </w:r>
+      <w:r>
+        <w:t xml:space="preserve">intersecção de</w:t>
       </w:r>
       <w:r>
         <w:t xml:space="preserve"> </w:t>
@@ -5618,6 +5190,793 @@
           <w:i/>
           <w:iCs/>
         </w:rPr>
+        <w:t xml:space="preserve">bbox</w:t>
+      </w:r>
+      <w:r>
+        <w:t xml:space="preserve">, sobreposição por segmentação), com parâmetros associados.</w:t>
+      </w:r>
+    </w:p>
+    <w:p>
+      <w:pPr>
+        <w:pStyle w:val="Compact"/>
+        <w:numPr>
+          <w:ilvl w:val="0"/>
+          <w:numId w:val="1019"/>
+        </w:numPr>
+      </w:pPr>
+      <w:r>
+        <w:t xml:space="preserve">Mecanismos para reutilização (templates) e para cenários com múltiplos aquários/partições</w:t>
+      </w:r>
+      <w:r>
+        <w:t xml:space="preserve"> </w:t>
+      </w:r>
+      <w:r>
+        <w:t xml:space="preserve">(detecção/edição de regiões por aquário quando aplicável).</w:t>
+      </w:r>
+    </w:p>
+    <w:p>
+      <w:pPr>
+        <w:pStyle w:val="FirstParagraph"/>
+      </w:pPr>
+      <w:r>
+        <w:rPr>
+          <w:b/>
+          <w:bCs/>
+        </w:rPr>
+        <w:t xml:space="preserve">Aba “Análise de Vídeo”:</w:t>
+      </w:r>
+    </w:p>
+    <w:p>
+      <w:pPr>
+        <w:pStyle w:val="Compact"/>
+        <w:numPr>
+          <w:ilvl w:val="0"/>
+          <w:numId w:val="1020"/>
+        </w:numPr>
+      </w:pPr>
+      <w:r>
+        <w:t xml:space="preserve">Exibe metadados e controles de acompanhamento da análise, incluindo seletor de</w:t>
+      </w:r>
+      <w:r>
+        <w:t xml:space="preserve"> </w:t>
+      </w:r>
+      <w:r>
+        <w:rPr>
+          <w:b/>
+          <w:bCs/>
+        </w:rPr>
+        <w:t xml:space="preserve">track_id</w:t>
+      </w:r>
+      <w:r>
+        <w:t xml:space="preserve"> </w:t>
+      </w:r>
+      <w:r>
+        <w:t xml:space="preserve">(todos ou IDs específicos) e ações de cancelamento/controle do fluxo.</w:t>
+      </w:r>
+    </w:p>
+    <w:p>
+      <w:pPr>
+        <w:pStyle w:val="FirstParagraph"/>
+      </w:pPr>
+      <w:r>
+        <w:rPr>
+          <w:b/>
+          <w:bCs/>
+        </w:rPr>
+        <w:t xml:space="preserve">Aba “Processamento e Relatórios”:</w:t>
+      </w:r>
+    </w:p>
+    <w:p>
+      <w:pPr>
+        <w:pStyle w:val="Compact"/>
+        <w:numPr>
+          <w:ilvl w:val="0"/>
+          <w:numId w:val="1021"/>
+        </w:numPr>
+      </w:pPr>
+      <w:r>
+        <w:t xml:space="preserve">Consolida ações de processamento e geração de artefatos em um único local: gerar</w:t>
+      </w:r>
+      <w:r>
+        <w:t xml:space="preserve"> </w:t>
+      </w:r>
+      <w:r>
+        <w:t xml:space="preserve">trajetórias, exportar sumários, gerar relatórios parciais e relatório unificado.</w:t>
+      </w:r>
+    </w:p>
+    <w:p>
+      <w:pPr>
+        <w:pStyle w:val="Compact"/>
+        <w:numPr>
+          <w:ilvl w:val="0"/>
+          <w:numId w:val="1021"/>
+        </w:numPr>
+      </w:pPr>
+      <w:r>
+        <w:t xml:space="preserve">Tabela/árvore de status por vídeo, evidenciando a existência/ausência de arena, ROIs,</w:t>
+      </w:r>
+      <w:r>
+        <w:t xml:space="preserve"> </w:t>
+      </w:r>
+      <w:r>
+        <w:t xml:space="preserve">trajetória e sumários; suporta abrir artefatos por duplo clique.</w:t>
+      </w:r>
+    </w:p>
+    <w:p>
+      <w:pPr>
+        <w:pStyle w:val="FirstParagraph"/>
+      </w:pPr>
+      <w:r>
+        <w:rPr>
+          <w:b/>
+          <w:bCs/>
+        </w:rPr>
+        <w:t xml:space="preserve">Aba “Config. Avançadas”:</w:t>
+      </w:r>
+    </w:p>
+    <w:p>
+      <w:pPr>
+        <w:pStyle w:val="Compact"/>
+        <w:numPr>
+          <w:ilvl w:val="0"/>
+          <w:numId w:val="1022"/>
+        </w:numPr>
+      </w:pPr>
+      <w:r>
+        <w:t xml:space="preserve">Editor dentro do app para ajustes de parâmetros avançados; ações de salvar/resetar e</w:t>
+      </w:r>
+      <w:r>
+        <w:t xml:space="preserve"> </w:t>
+      </w:r>
+      <w:r>
+        <w:t xml:space="preserve">sincronização por eventos, mantendo rastreabilidade via</w:t>
+      </w:r>
+      <w:r>
+        <w:t xml:space="preserve"> </w:t>
+      </w:r>
+      <w:r>
+        <w:rPr>
+          <w:rStyle w:val="VerbatimChar"/>
+        </w:rPr>
+        <w:t xml:space="preserve">config.local.yaml</w:t>
+      </w:r>
+      <w:r>
+        <w:t xml:space="preserve"> </w:t>
+      </w:r>
+      <w:r>
+        <w:t xml:space="preserve">e reduzindo erros de</w:t>
+      </w:r>
+      <w:r>
+        <w:t xml:space="preserve"> </w:t>
+      </w:r>
+      <w:r>
+        <w:t xml:space="preserve">edição manual.</w:t>
+      </w:r>
+    </w:p>
+    <w:p>
+      <w:pPr>
+        <w:pStyle w:val="FirstParagraph"/>
+      </w:pPr>
+      <w:r>
+        <w:rPr>
+          <w:b/>
+          <w:bCs/>
+        </w:rPr>
+        <w:t xml:space="preserve">Aba “Progresso do Experimento” (ao vivo):</w:t>
+      </w:r>
+    </w:p>
+    <w:p>
+      <w:pPr>
+        <w:pStyle w:val="Compact"/>
+        <w:numPr>
+          <w:ilvl w:val="0"/>
+          <w:numId w:val="1023"/>
+        </w:numPr>
+      </w:pPr>
+      <w:r>
+        <w:t xml:space="preserve">Grade visual para acompanhar sessões/itens do desenho experimental e um mecanismo de</w:t>
+      </w:r>
+      <w:r>
+        <w:t xml:space="preserve"> </w:t>
+      </w:r>
+      <w:r>
+        <w:t xml:space="preserve">atualização da grade, auxiliando a execução longitudinal e o controle de completude.</w:t>
+      </w:r>
+    </w:p>
+    <w:p>
+      <w:pPr>
+        <w:pStyle w:val="FirstParagraph"/>
+      </w:pPr>
+      <w:r>
+        <w:t xml:space="preserve">Esse conjunto de abas foi desenvolvido para cobrir toda a cadeia operacional: criar projeto,</w:t>
+      </w:r>
+      <w:r>
+        <w:t xml:space="preserve"> </w:t>
+      </w:r>
+      <w:r>
+        <w:t xml:space="preserve">calibrar arena, definir zonas, executar (ou processar) vídeos, acompanhar qualidade do rastreio e</w:t>
+      </w:r>
+      <w:r>
+        <w:t xml:space="preserve"> </w:t>
+      </w:r>
+      <w:r>
+        <w:t xml:space="preserve">emitir relatórios sem etapas externas.</w:t>
+      </w:r>
+    </w:p>
+    <w:bookmarkEnd w:id="19"/>
+    <w:bookmarkStart w:id="20" w:name="Xf7be318d866238349f61c0fd4e89d116055f78f"/>
+    <w:p>
+      <w:pPr>
+        <w:pStyle w:val="Heading4"/>
+      </w:pPr>
+      <w:r>
+        <w:t xml:space="preserve">3.3.4 Gestão de pesos e reprodutibilidade: catálogo, padrões por tipo e OpenVINO</w:t>
+      </w:r>
+    </w:p>
+    <w:p>
+      <w:pPr>
+        <w:pStyle w:val="FirstParagraph"/>
+      </w:pPr>
+      <w:r>
+        <w:t xml:space="preserve">Para evitar que o laboratório fique “preso” a um único peso/modelo (e para permitir evolução do</w:t>
+      </w:r>
+      <w:r>
+        <w:t xml:space="preserve"> </w:t>
+      </w:r>
+      <w:r>
+        <w:t xml:space="preserve">dataset sem reescrever código), foi implementado um</w:t>
+      </w:r>
+      <w:r>
+        <w:t xml:space="preserve"> </w:t>
+      </w:r>
+      <w:r>
+        <w:rPr>
+          <w:b/>
+          <w:bCs/>
+        </w:rPr>
+        <w:t xml:space="preserve">catálogo persistente de pesos</w:t>
+      </w:r>
+      <w:r>
+        <w:t xml:space="preserve"> </w:t>
+      </w:r>
+      <w:r>
+        <w:t xml:space="preserve">(</w:t>
+      </w:r>
+      <w:r>
+        <w:rPr>
+          <w:rStyle w:val="VerbatimChar"/>
+        </w:rPr>
+        <w:t xml:space="preserve">weights_config.json</w:t>
+      </w:r>
+      <w:r>
+        <w:t xml:space="preserve">) com suporte explícito a:</w:t>
+      </w:r>
+    </w:p>
+    <w:p>
+      <w:pPr>
+        <w:pStyle w:val="Compact"/>
+        <w:numPr>
+          <w:ilvl w:val="0"/>
+          <w:numId w:val="1024"/>
+        </w:numPr>
+      </w:pPr>
+      <w:r>
+        <w:rPr>
+          <w:b/>
+          <w:bCs/>
+        </w:rPr>
+        <w:t xml:space="preserve">Tipos de peso (seg vs det):</w:t>
+      </w:r>
+      <w:r>
+        <w:t xml:space="preserve"> </w:t>
+      </w:r>
+      <w:r>
+        <w:t xml:space="preserve">classificação por sufixo de arquivo (ex.:</w:t>
+      </w:r>
+      <w:r>
+        <w:t xml:space="preserve"> </w:t>
+      </w:r>
+      <w:r>
+        <w:rPr>
+          <w:rStyle w:val="VerbatimChar"/>
+        </w:rPr>
+        <w:t xml:space="preserve">*_seg.pt</w:t>
+      </w:r>
+      <w:r>
+        <w:t xml:space="preserve"> </w:t>
+      </w:r>
+      <w:r>
+        <w:t xml:space="preserve">para</w:t>
+      </w:r>
+      <w:r>
+        <w:t xml:space="preserve"> </w:t>
+      </w:r>
+      <w:r>
+        <w:t xml:space="preserve">segmentação e</w:t>
+      </w:r>
+      <w:r>
+        <w:t xml:space="preserve"> </w:t>
+      </w:r>
+      <w:r>
+        <w:rPr>
+          <w:rStyle w:val="VerbatimChar"/>
+        </w:rPr>
+        <w:t xml:space="preserve">*_oi.pt</w:t>
+      </w:r>
+      <w:r>
+        <w:t xml:space="preserve"> </w:t>
+      </w:r>
+      <w:r>
+        <w:t xml:space="preserve">para detecção), com validação de compatibilidade na UI.</w:t>
+      </w:r>
+    </w:p>
+    <w:p>
+      <w:pPr>
+        <w:pStyle w:val="Compact"/>
+        <w:numPr>
+          <w:ilvl w:val="0"/>
+          <w:numId w:val="1024"/>
+        </w:numPr>
+      </w:pPr>
+      <w:r>
+        <w:rPr>
+          <w:b/>
+          <w:bCs/>
+        </w:rPr>
+        <w:t xml:space="preserve">Padrões independentes por tipo:</w:t>
+      </w:r>
+      <w:r>
+        <w:t xml:space="preserve"> </w:t>
+      </w:r>
+      <w:r>
+        <w:t xml:space="preserve">existência de um peso padrão para segmentação e outro</w:t>
+      </w:r>
+      <w:r>
+        <w:t xml:space="preserve"> </w:t>
+      </w:r>
+      <w:r>
+        <w:t xml:space="preserve">para detecção (campos equivalentes a “default_seg” e “default_det”), permitindo manter um</w:t>
+      </w:r>
+      <w:r>
+        <w:t xml:space="preserve"> </w:t>
+      </w:r>
+      <w:r>
+        <w:t xml:space="preserve">conjunto estável “de referência” e, ao mesmo tempo, testar versões novas sem quebrar o fluxo.</w:t>
+      </w:r>
+    </w:p>
+    <w:p>
+      <w:pPr>
+        <w:pStyle w:val="Compact"/>
+        <w:numPr>
+          <w:ilvl w:val="0"/>
+          <w:numId w:val="1024"/>
+        </w:numPr>
+      </w:pPr>
+      <w:r>
+        <w:rPr>
+          <w:b/>
+          <w:bCs/>
+        </w:rPr>
+        <w:t xml:space="preserve">Seleção no Wizard por tarefa:</w:t>
+      </w:r>
+      <w:r>
+        <w:t xml:space="preserve"> </w:t>
+      </w:r>
+      <w:r>
+        <w:t xml:space="preserve">escolha de método e peso separadamente para “aquário” e</w:t>
+      </w:r>
+      <w:r>
+        <w:t xml:space="preserve"> </w:t>
+      </w:r>
+      <w:r>
+        <w:t xml:space="preserve">“animal”, viabilizando combinações metodologicamente coerentes (ex.: detecção para arena e</w:t>
+      </w:r>
+      <w:r>
+        <w:t xml:space="preserve"> </w:t>
+      </w:r>
+      <w:r>
+        <w:t xml:space="preserve">segmentação para animais) no mesmo projeto.</w:t>
+      </w:r>
+    </w:p>
+    <w:p>
+      <w:pPr>
+        <w:pStyle w:val="Compact"/>
+        <w:numPr>
+          <w:ilvl w:val="0"/>
+          <w:numId w:val="1024"/>
+        </w:numPr>
+      </w:pPr>
+      <w:r>
+        <w:rPr>
+          <w:b/>
+          <w:bCs/>
+        </w:rPr>
+        <w:t xml:space="preserve">Conversão e cache OpenVINO:</w:t>
+      </w:r>
+      <w:r>
+        <w:t xml:space="preserve"> </w:t>
+      </w:r>
+      <w:r>
+        <w:t xml:space="preserve">suporte a exportação/conversão com estados explícitos</w:t>
+      </w:r>
+      <w:r>
+        <w:t xml:space="preserve"> </w:t>
+      </w:r>
+      <w:r>
+        <w:t xml:space="preserve">(não convertido, convertendo, pronto, falhou) e cache em diretório dedicado, reduzindo custo</w:t>
+      </w:r>
+      <w:r>
+        <w:t xml:space="preserve"> </w:t>
+      </w:r>
+      <w:r>
+        <w:t xml:space="preserve">computacional quando OpenVINO é preferível ao backend padrão.</w:t>
+      </w:r>
+    </w:p>
+    <w:p>
+      <w:pPr>
+        <w:pStyle w:val="FirstParagraph"/>
+      </w:pPr>
+      <w:r>
+        <w:t xml:space="preserve">Na prática, isso permite manter pesos padrão carregados no ambiente (incluindo pesos</w:t>
+      </w:r>
+      <w:r>
+        <w:t xml:space="preserve"> </w:t>
+      </w:r>
+      <w:r>
+        <w:t xml:space="preserve">distribuídos com o projeto) e, simultaneamente, habilitar</w:t>
+      </w:r>
+      <w:r>
+        <w:t xml:space="preserve"> </w:t>
+      </w:r>
+      <w:r>
+        <w:rPr>
+          <w:b/>
+          <w:bCs/>
+        </w:rPr>
+        <w:t xml:space="preserve">gestão de pesos customizados</w:t>
+      </w:r>
+      <w:r>
+        <w:t xml:space="preserve"> </w:t>
+      </w:r>
+      <w:r>
+        <w:t xml:space="preserve">para experimentos específicos, com rastreabilidade por tipo e sem perder reprodutibilidade.</w:t>
+      </w:r>
+    </w:p>
+    <w:bookmarkEnd w:id="20"/>
+    <w:bookmarkStart w:id="21" w:name="Xbfb870b3bae89ec72d99c7963825dbbe67ac604"/>
+    <w:p>
+      <w:pPr>
+        <w:pStyle w:val="Heading4"/>
+      </w:pPr>
+      <w:r>
+        <w:t xml:space="preserve">3.3.5 Detecção (det) vs Segmentação (seg): implicações metodológicas e computacionais</w:t>
+      </w:r>
+    </w:p>
+    <w:p>
+      <w:pPr>
+        <w:pStyle w:val="FirstParagraph"/>
+      </w:pPr>
+      <w:r>
+        <w:t xml:space="preserve">O ZebTrack-AI opera com dois paradigmas de visão computacional que têm consequências diretas</w:t>
+      </w:r>
+      <w:r>
+        <w:t xml:space="preserve"> </w:t>
+      </w:r>
+      <w:r>
+        <w:t xml:space="preserve">na interpretação comportamental e no custo computacional:</w:t>
+      </w:r>
+    </w:p>
+    <w:p>
+      <w:pPr>
+        <w:pStyle w:val="Compact"/>
+        <w:numPr>
+          <w:ilvl w:val="0"/>
+          <w:numId w:val="1025"/>
+        </w:numPr>
+      </w:pPr>
+      <w:r>
+        <w:rPr>
+          <w:b/>
+          <w:bCs/>
+        </w:rPr>
+        <w:t xml:space="preserve">Detecção (det):</w:t>
+      </w:r>
+      <w:r>
+        <w:t xml:space="preserve"> </w:t>
+      </w:r>
+      <w:r>
+        <w:t xml:space="preserve">representa o alvo como</w:t>
+      </w:r>
+      <w:r>
+        <w:t xml:space="preserve"> </w:t>
+      </w:r>
+      <w:r>
+        <w:rPr>
+          <w:i/>
+          <w:iCs/>
+        </w:rPr>
+        <w:t xml:space="preserve">bounding boxes</w:t>
+      </w:r>
+      <w:r>
+        <w:t xml:space="preserve">. É adequada quando o interesse é</w:t>
+      </w:r>
+      <w:r>
+        <w:t xml:space="preserve"> </w:t>
+      </w:r>
+      <w:r>
+        <w:t xml:space="preserve">localização aproximada e rastreamento com baixo custo, incluindo cenários de animal único em que</w:t>
+      </w:r>
+      <w:r>
+        <w:t xml:space="preserve"> </w:t>
+      </w:r>
+      <w:r>
+        <w:t xml:space="preserve">o ByteTrack mantém identidade ao longo do tempo.</w:t>
+      </w:r>
+    </w:p>
+    <w:p>
+      <w:pPr>
+        <w:pStyle w:val="Compact"/>
+        <w:numPr>
+          <w:ilvl w:val="0"/>
+          <w:numId w:val="1025"/>
+        </w:numPr>
+      </w:pPr>
+      <w:r>
+        <w:rPr>
+          <w:b/>
+          <w:bCs/>
+        </w:rPr>
+        <w:t xml:space="preserve">Segmentação (seg):</w:t>
+      </w:r>
+      <w:r>
+        <w:t xml:space="preserve"> </w:t>
+      </w:r>
+      <w:r>
+        <w:t xml:space="preserve">representa o alvo como máscara/polígono. É adequada quando o interesse</w:t>
+      </w:r>
+      <w:r>
+        <w:t xml:space="preserve"> </w:t>
+      </w:r>
+      <w:r>
+        <w:t xml:space="preserve">é</w:t>
+      </w:r>
+      <w:r>
+        <w:t xml:space="preserve"> </w:t>
+      </w:r>
+      <w:r>
+        <w:rPr>
+          <w:b/>
+          <w:bCs/>
+        </w:rPr>
+        <w:t xml:space="preserve">precisão espacial</w:t>
+      </w:r>
+      <w:r>
+        <w:t xml:space="preserve"> </w:t>
+      </w:r>
+      <w:r>
+        <w:t xml:space="preserve">(ocupação de ROIs e bordas) e/ou múltiplos animais no mesmo aquário.</w:t>
+      </w:r>
+    </w:p>
+    <w:p>
+      <w:pPr>
+        <w:pStyle w:val="FirstParagraph"/>
+      </w:pPr>
+      <w:r>
+        <w:rPr>
+          <w:b/>
+          <w:bCs/>
+        </w:rPr>
+        <w:t xml:space="preserve">Impacto direto nas métricas e na lógica de zonas:</w:t>
+      </w:r>
+    </w:p>
+    <w:p>
+      <w:pPr>
+        <w:pStyle w:val="Compact"/>
+        <w:numPr>
+          <w:ilvl w:val="0"/>
+          <w:numId w:val="1026"/>
+        </w:numPr>
+      </w:pPr>
+      <w:r>
+        <w:t xml:space="preserve">Em critérios de “dentro/fora” de uma ROI, a detecção tende a depender de centroide e</w:t>
+      </w:r>
+      <w:r>
+        <w:t xml:space="preserve"> </w:t>
+      </w:r>
+      <w:r>
+        <w:t xml:space="preserve">intersecção de caixa, enquanto a segmentação permite definir inclusão por</w:t>
+      </w:r>
+      <w:r>
+        <w:t xml:space="preserve"> </w:t>
+      </w:r>
+      <w:r>
+        <w:rPr>
+          <w:b/>
+          <w:bCs/>
+        </w:rPr>
+        <w:t xml:space="preserve">fração de sobreposição</w:t>
+      </w:r>
+      <w:r>
+        <w:rPr>
+          <w:b/>
+          <w:bCs/>
+        </w:rPr>
+        <w:t xml:space="preserve"> </w:t>
+      </w:r>
+      <w:r>
+        <w:rPr>
+          <w:b/>
+          <w:bCs/>
+        </w:rPr>
+        <w:t xml:space="preserve">da máscara</w:t>
+      </w:r>
+      <w:r>
+        <w:t xml:space="preserve">, reduzindo ambiguidades nas bordas e em ROI pequenas.</w:t>
+      </w:r>
+    </w:p>
+    <w:p>
+      <w:pPr>
+        <w:pStyle w:val="Compact"/>
+        <w:numPr>
+          <w:ilvl w:val="0"/>
+          <w:numId w:val="1026"/>
+        </w:numPr>
+      </w:pPr>
+      <w:r>
+        <w:t xml:space="preserve">Para métricas espaciais (ex.: thigmotaxis), a segmentação pode oferecer maior fidelidade quando</w:t>
+      </w:r>
+      <w:r>
+        <w:t xml:space="preserve"> </w:t>
+      </w:r>
+      <w:r>
+        <w:t xml:space="preserve">o animal está parcialmente ocluído, próximo à parede ou quando a iluminação cria contornos</w:t>
+      </w:r>
+      <w:r>
+        <w:t xml:space="preserve"> </w:t>
+      </w:r>
+      <w:r>
+        <w:t xml:space="preserve">equívocos para caixas.</w:t>
+      </w:r>
+    </w:p>
+    <w:p>
+      <w:pPr>
+        <w:pStyle w:val="FirstParagraph"/>
+      </w:pPr>
+      <w:r>
+        <w:rPr>
+          <w:b/>
+          <w:bCs/>
+        </w:rPr>
+        <w:t xml:space="preserve">Impacto no rastreamento e na estabilidade temporal:</w:t>
+      </w:r>
+    </w:p>
+    <w:p>
+      <w:pPr>
+        <w:pStyle w:val="Compact"/>
+        <w:numPr>
+          <w:ilvl w:val="0"/>
+          <w:numId w:val="1027"/>
+        </w:numPr>
+      </w:pPr>
+      <w:r>
+        <w:t xml:space="preserve">O uso de ByteTrack (com parâmetros ajustáveis na UI) é crítico para reduzir trocas de identidade</w:t>
+      </w:r>
+      <w:r>
+        <w:t xml:space="preserve"> </w:t>
+      </w:r>
+      <w:r>
+        <w:t xml:space="preserve">e perdas de trilha em detecção, principalmente em condições reais com reflexos/bolhas.</w:t>
+      </w:r>
+    </w:p>
+    <w:p>
+      <w:pPr>
+        <w:pStyle w:val="Compact"/>
+        <w:numPr>
+          <w:ilvl w:val="0"/>
+          <w:numId w:val="1027"/>
+        </w:numPr>
+      </w:pPr>
+      <w:r>
+        <w:t xml:space="preserve">A segmentação tende a ter custo maior, mas pode melhorar separação em multi-animal e reduzir</w:t>
+      </w:r>
+      <w:r>
+        <w:t xml:space="preserve"> </w:t>
+      </w:r>
+      <w:r>
+        <w:t xml:space="preserve">falsos positivos associados a artefatos de fundo.</w:t>
+      </w:r>
+    </w:p>
+    <w:p>
+      <w:pPr>
+        <w:pStyle w:val="FirstParagraph"/>
+      </w:pPr>
+      <w:r>
+        <w:rPr>
+          <w:b/>
+          <w:bCs/>
+        </w:rPr>
+        <w:t xml:space="preserve">Consequência prática:</w:t>
+      </w:r>
+      <w:r>
+        <w:t xml:space="preserve"> </w:t>
+      </w:r>
+      <w:r>
+        <w:t xml:space="preserve">a existência de controles explícitos (método/peso/thresholds e</w:t>
+      </w:r>
+      <w:r>
+        <w:t xml:space="preserve"> </w:t>
+      </w:r>
+      <w:r>
+        <w:t xml:space="preserve">rastreamento) permite alinhar a escolha técnica ao objetivo científico (precisão espacial vs</w:t>
+      </w:r>
+      <w:r>
+        <w:t xml:space="preserve"> </w:t>
+      </w:r>
+      <w:r>
+        <w:t xml:space="preserve">throughput) e documentar o compromisso metodológico adotado em cada conjunto de dados.</w:t>
+      </w:r>
+    </w:p>
+    <w:p>
+      <w:pPr>
+        <w:pStyle w:val="Compact"/>
+        <w:numPr>
+          <w:ilvl w:val="0"/>
+          <w:numId w:val="1028"/>
+        </w:numPr>
+      </w:pPr>
+      <w:r>
+        <w:rPr>
+          <w:b/>
+          <w:bCs/>
+        </w:rPr>
+        <w:t xml:space="preserve">Processamento de variáveis comportamentais a partir dos logs (ZebTrack – Pinheiro da</w:t>
+      </w:r>
+      <w:r>
+        <w:rPr>
+          <w:b/>
+          <w:bCs/>
+        </w:rPr>
+        <w:t xml:space="preserve"> </w:t>
+      </w:r>
+      <w:r>
+        <w:rPr>
+          <w:b/>
+          <w:bCs/>
+        </w:rPr>
+        <w:t xml:space="preserve">Silva et al., 2017, com adaptações):</w:t>
+      </w:r>
+    </w:p>
+    <w:p>
+      <w:pPr>
+        <w:pStyle w:val="Compact"/>
+        <w:numPr>
+          <w:ilvl w:val="0"/>
+          <w:numId w:val="1029"/>
+        </w:numPr>
+      </w:pPr>
+      <w:r>
+        <w:t xml:space="preserve">Adaptação para receber relatórios de rastreio produzidos por IA.</w:t>
+      </w:r>
+    </w:p>
+    <w:p>
+      <w:pPr>
+        <w:pStyle w:val="Compact"/>
+        <w:numPr>
+          <w:ilvl w:val="0"/>
+          <w:numId w:val="1029"/>
+        </w:numPr>
+      </w:pPr>
+      <w:r>
+        <w:t xml:space="preserve">Extração automática de um conjunto de variáveis (ex.: distância total,</w:t>
+      </w:r>
+      <w:r>
+        <w:t xml:space="preserve"> </w:t>
+      </w:r>
+      <w:r>
+        <w:rPr>
+          <w:i/>
+          <w:iCs/>
+        </w:rPr>
         <w:t xml:space="preserve">freezing</w:t>
       </w:r>
       <w:r>
@@ -5687,9 +6046,9 @@
         <w:t xml:space="preserve">Essa mudança é a principal inovação operacional do período.</w:t>
       </w:r>
     </w:p>
-    <w:bookmarkEnd w:id="18"/>
-    <w:bookmarkEnd w:id="19"/>
-    <w:bookmarkStart w:id="20" w:name="X25d73b2c97319bad8926049a6ee78ca6fb823ea"/>
+    <w:bookmarkEnd w:id="21"/>
+    <w:bookmarkEnd w:id="22"/>
+    <w:bookmarkStart w:id="23" w:name="X25d73b2c97319bad8926049a6ee78ca6fb823ea"/>
     <w:p>
       <w:pPr>
         <w:pStyle w:val="Heading3"/>
@@ -6180,9 +6539,9 @@
         </w:pict>
       </w:r>
     </w:p>
-    <w:bookmarkEnd w:id="20"/>
-    <w:bookmarkEnd w:id="21"/>
-    <w:bookmarkStart w:id="24" w:name="execução-e-coleta-de-dados"/>
+    <w:bookmarkEnd w:id="23"/>
+    <w:bookmarkEnd w:id="24"/>
+    <w:bookmarkStart w:id="27" w:name="execução-e-coleta-de-dados"/>
     <w:p>
       <w:pPr>
         <w:pStyle w:val="Heading2"/>
@@ -6191,7 +6550,7 @@
         <w:t xml:space="preserve">4. Execução e coleta de dados</w:t>
       </w:r>
     </w:p>
-    <w:bookmarkStart w:id="22" w:name="validação-do-modelo-de-tept-artigo-i"/>
+    <w:bookmarkStart w:id="25" w:name="validação-do-modelo-de-tept-artigo-i"/>
     <w:p>
       <w:pPr>
         <w:pStyle w:val="Heading3"/>
@@ -6300,8 +6659,8 @@
         <w:t xml:space="preserve">sessão e por cor.</w:t>
       </w:r>
     </w:p>
-    <w:bookmarkEnd w:id="22"/>
-    <w:bookmarkStart w:id="23" w:name="X05d4c074e0cd6248a96941ba9c6aacf45d8fa75"/>
+    <w:bookmarkEnd w:id="25"/>
+    <w:bookmarkStart w:id="26" w:name="X05d4c074e0cd6248a96941ba9c6aacf45d8fa75"/>
     <w:p>
       <w:pPr>
         <w:pStyle w:val="Heading3"/>
@@ -6385,9 +6744,9 @@
         </w:pict>
       </w:r>
     </w:p>
-    <w:bookmarkEnd w:id="23"/>
-    <w:bookmarkEnd w:id="24"/>
-    <w:bookmarkStart w:id="28" w:name="processamento-e-análise-de-dados"/>
+    <w:bookmarkEnd w:id="26"/>
+    <w:bookmarkEnd w:id="27"/>
+    <w:bookmarkStart w:id="32" w:name="processamento-e-análise-de-dados"/>
     <w:p>
       <w:pPr>
         <w:pStyle w:val="Heading2"/>
@@ -6396,7 +6755,7 @@
         <w:t xml:space="preserve">5. Processamento e análise de dados</w:t>
       </w:r>
     </w:p>
-    <w:bookmarkStart w:id="25" w:name="X1c19ce604962a583397aede02db41060a5b67d2"/>
+    <w:bookmarkStart w:id="29" w:name="X1c19ce604962a583397aede02db41060a5b67d2"/>
     <w:p>
       <w:pPr>
         <w:pStyle w:val="Heading3"/>
@@ -6467,74 +6826,13 @@
         <w:t xml:space="preserve">longitudinais e com pontos faltantes.</w:t>
       </w:r>
     </w:p>
-    <w:bookmarkEnd w:id="25"/>
-    <w:bookmarkStart w:id="26" w:name="X39db666b78421f7ec300d5f232cc9fdfaafb263"/>
-    <w:p>
-      <w:pPr>
-        <w:pStyle w:val="Heading3"/>
-      </w:pPr>
-      <w:r>
-        <w:t xml:space="preserve">5.2 Evolução metodológica da análise estatística em R (ciclo 2025)</w:t>
-      </w:r>
-    </w:p>
-    <w:p>
-      <w:pPr>
-        <w:pStyle w:val="FirstParagraph"/>
-      </w:pPr>
-      <w:r>
-        <w:t xml:space="preserve">No ciclo de 2025, consolidou-se uma mudança metodológica importante: a análise deixou de ser</w:t>
-      </w:r>
-      <w:r>
-        <w:t xml:space="preserve"> </w:t>
-      </w:r>
-      <w:r>
-        <w:t xml:space="preserve">um processamento “ad-hoc” de médias e comparações estáticas e passou a ser tratada como um</w:t>
-      </w:r>
-      <w:r>
-        <w:t xml:space="preserve"> </w:t>
-      </w:r>
-      <w:r>
-        <w:t xml:space="preserve">problema de</w:t>
-      </w:r>
-      <w:r>
-        <w:t xml:space="preserve"> </w:t>
-      </w:r>
-      <w:r>
-        <w:rPr>
-          <w:b/>
-          <w:bCs/>
-        </w:rPr>
-        <w:t xml:space="preserve">séries temporais hierárquicas</w:t>
-      </w:r>
-      <w:r>
-        <w:t xml:space="preserve"> </w:t>
-      </w:r>
-      <w:r>
-        <w:t xml:space="preserve">(aprendizagem/comportamento ao longo do tempo),</w:t>
-      </w:r>
-      <w:r>
-        <w:t xml:space="preserve"> </w:t>
-      </w:r>
-      <w:r>
-        <w:t xml:space="preserve">em que cada animal possui trajetória própria. Essa mudança foi decisiva para sustentar a</w:t>
-      </w:r>
-      <w:r>
-        <w:t xml:space="preserve"> </w:t>
-      </w:r>
-      <w:r>
-        <w:t xml:space="preserve">interpretação neurobiológica e a robustez estatística dos achados.</w:t>
-      </w:r>
-    </w:p>
-    <w:p>
-      <w:pPr>
-        <w:pStyle w:val="BodyText"/>
-      </w:pPr>
-      <w:r>
-        <w:rPr>
-          <w:b/>
-          <w:bCs/>
-        </w:rPr>
-        <w:t xml:space="preserve">(i) Arquitetura de dados (Wide → Long):</w:t>
+    <w:bookmarkStart w:id="28" w:name="X6840454f38e4587f2c7ed2d234a4e309e294dad"/>
+    <w:p>
+      <w:pPr>
+        <w:pStyle w:val="Heading4"/>
+      </w:pPr>
+      <w:r>
+        <w:t xml:space="preserve">Leitura guiada (não técnica): o que esse pipeline garante para o experimento</w:t>
       </w:r>
     </w:p>
     <w:p>
@@ -6546,7 +6844,20 @@
         </w:numPr>
       </w:pPr>
       <w:r>
-        <w:t xml:space="preserve">A estruturação final dos dados em formato</w:t>
+        <w:rPr>
+          <w:b/>
+          <w:bCs/>
+        </w:rPr>
+        <w:t xml:space="preserve">Do vídeo para números confiáveis</w:t>
+      </w:r>
+      <w:r>
+        <w:t xml:space="preserve">: a IA converte o movimento do animal em coordenadas no tempo;</w:t>
+      </w:r>
+      <w:r>
+        <w:t xml:space="preserve"> </w:t>
+      </w:r>
+      <w:r>
+        <w:t xml:space="preserve">depois essas coordenadas viram variáveis (distância, velocidade,</w:t>
       </w:r>
       <w:r>
         <w:t xml:space="preserve"> </w:t>
@@ -6556,13 +6867,143 @@
           <w:i/>
           <w:iCs/>
         </w:rPr>
-        <w:t xml:space="preserve">Long</w:t>
-      </w:r>
-      <w:r>
-        <w:t xml:space="preserve"> </w:t>
-      </w:r>
-      <w:r>
-        <w:t xml:space="preserve">foi motivada pela limitação de estruturas</w:t>
+        <w:t xml:space="preserve">freezing</w:t>
+      </w:r>
+      <w:r>
+        <w:t xml:space="preserve">, tempo por área/cor).</w:t>
+      </w:r>
+    </w:p>
+    <w:p>
+      <w:pPr>
+        <w:pStyle w:val="Compact"/>
+        <w:numPr>
+          <w:ilvl w:val="0"/>
+          <w:numId w:val="1039"/>
+        </w:numPr>
+      </w:pPr>
+      <w:r>
+        <w:rPr>
+          <w:b/>
+          <w:bCs/>
+        </w:rPr>
+        <w:t xml:space="preserve">Controle de qualidade embutido</w:t>
+      </w:r>
+      <w:r>
+        <w:t xml:space="preserve">: junto com coordenadas, registra-se “confiança” da detecção.</w:t>
+      </w:r>
+      <w:r>
+        <w:t xml:space="preserve"> </w:t>
+      </w:r>
+      <w:r>
+        <w:t xml:space="preserve">Isso permite identificar trechos duvidosos (reflexos/oclusões) e reduzir viés por falhas de rastreio.</w:t>
+      </w:r>
+    </w:p>
+    <w:p>
+      <w:pPr>
+        <w:pStyle w:val="Compact"/>
+        <w:numPr>
+          <w:ilvl w:val="0"/>
+          <w:numId w:val="1039"/>
+        </w:numPr>
+      </w:pPr>
+      <w:r>
+        <w:rPr>
+          <w:b/>
+          <w:bCs/>
+        </w:rPr>
+        <w:t xml:space="preserve">Rastreabilidade completa</w:t>
+      </w:r>
+      <w:r>
+        <w:t xml:space="preserve">: os parâmetros usados (câmera, intervalos, filtros, regras de zona)</w:t>
+      </w:r>
+      <w:r>
+        <w:t xml:space="preserve"> </w:t>
+      </w:r>
+      <w:r>
+        <w:t xml:space="preserve">ficam registrados, para que o resultado seja reprodutível e auditável.</w:t>
+      </w:r>
+    </w:p>
+    <w:bookmarkEnd w:id="28"/>
+    <w:bookmarkEnd w:id="29"/>
+    <w:bookmarkStart w:id="30" w:name="X39db666b78421f7ec300d5f232cc9fdfaafb263"/>
+    <w:p>
+      <w:pPr>
+        <w:pStyle w:val="Heading3"/>
+      </w:pPr>
+      <w:r>
+        <w:t xml:space="preserve">5.2 Evolução metodológica da análise estatística em R (ciclo 2025)</w:t>
+      </w:r>
+    </w:p>
+    <w:p>
+      <w:pPr>
+        <w:pStyle w:val="FirstParagraph"/>
+      </w:pPr>
+      <w:r>
+        <w:t xml:space="preserve">No ciclo de 2025, consolidou-se uma mudança metodológica importante: a análise deixou de ser</w:t>
+      </w:r>
+      <w:r>
+        <w:t xml:space="preserve"> </w:t>
+      </w:r>
+      <w:r>
+        <w:t xml:space="preserve">um processamento “ad-hoc” de médias e comparações estáticas e passou a ser tratada como um</w:t>
+      </w:r>
+      <w:r>
+        <w:t xml:space="preserve"> </w:t>
+      </w:r>
+      <w:r>
+        <w:t xml:space="preserve">problema de</w:t>
+      </w:r>
+      <w:r>
+        <w:t xml:space="preserve"> </w:t>
+      </w:r>
+      <w:r>
+        <w:rPr>
+          <w:b/>
+          <w:bCs/>
+        </w:rPr>
+        <w:t xml:space="preserve">séries temporais hierárquicas</w:t>
+      </w:r>
+      <w:r>
+        <w:t xml:space="preserve"> </w:t>
+      </w:r>
+      <w:r>
+        <w:t xml:space="preserve">(aprendizagem/comportamento ao longo do tempo),</w:t>
+      </w:r>
+      <w:r>
+        <w:t xml:space="preserve"> </w:t>
+      </w:r>
+      <w:r>
+        <w:t xml:space="preserve">em que cada animal possui trajetória própria. Essa mudança foi decisiva para sustentar a</w:t>
+      </w:r>
+      <w:r>
+        <w:t xml:space="preserve"> </w:t>
+      </w:r>
+      <w:r>
+        <w:t xml:space="preserve">interpretação neurobiológica e a robustez estatística dos achados.</w:t>
+      </w:r>
+    </w:p>
+    <w:p>
+      <w:pPr>
+        <w:pStyle w:val="BodyText"/>
+      </w:pPr>
+      <w:r>
+        <w:rPr>
+          <w:b/>
+          <w:bCs/>
+        </w:rPr>
+        <w:t xml:space="preserve">(i) Arquitetura de dados (Wide → Long):</w:t>
+      </w:r>
+    </w:p>
+    <w:p>
+      <w:pPr>
+        <w:pStyle w:val="Compact"/>
+        <w:numPr>
+          <w:ilvl w:val="0"/>
+          <w:numId w:val="1040"/>
+        </w:numPr>
+      </w:pPr>
+      <w:r>
+        <w:t xml:space="preserve">A estruturação final dos dados em formato</w:t>
       </w:r>
       <w:r>
         <w:t xml:space="preserve"> </w:t>
@@ -6572,65 +7013,13 @@
           <w:i/>
           <w:iCs/>
         </w:rPr>
-        <w:t xml:space="preserve">Wide</w:t>
-      </w:r>
-      <w:r>
-        <w:t xml:space="preserve"> </w:t>
-      </w:r>
-      <w:r>
-        <w:t xml:space="preserve">em capturar variância intraindivíduo e dependência temporal.</w:t>
-      </w:r>
-    </w:p>
-    <w:p>
-      <w:pPr>
-        <w:pStyle w:val="Compact"/>
-        <w:numPr>
-          <w:ilvl w:val="0"/>
-          <w:numId w:val="1039"/>
-        </w:numPr>
-      </w:pPr>
-      <w:r>
-        <w:t xml:space="preserve">Na prática, isso permitiu tratar</w:t>
-      </w:r>
-      <w:r>
-        <w:t xml:space="preserve"> </w:t>
-      </w:r>
-      <w:r>
-        <w:rPr>
-          <w:b/>
-          <w:bCs/>
-        </w:rPr>
-        <w:t xml:space="preserve">ID do animal</w:t>
-      </w:r>
-      <w:r>
-        <w:t xml:space="preserve"> </w:t>
-      </w:r>
-      <w:r>
-        <w:t xml:space="preserve">como fator de agrupamento e modelar a</w:t>
-      </w:r>
-      <w:r>
-        <w:t xml:space="preserve"> </w:t>
-      </w:r>
-      <w:r>
-        <w:t xml:space="preserve">correlação serial inerente ao desenho longitudinal (7 dias), em vez de reduzir o fenômeno a</w:t>
-      </w:r>
-      <w:r>
-        <w:t xml:space="preserve"> </w:t>
-      </w:r>
-      <w:r>
-        <w:t xml:space="preserve">médias agregadas.</w:t>
-      </w:r>
-    </w:p>
-    <w:p>
-      <w:pPr>
-        <w:pStyle w:val="Compact"/>
-        <w:numPr>
-          <w:ilvl w:val="0"/>
-          <w:numId w:val="1039"/>
-        </w:numPr>
-      </w:pPr>
-      <w:r>
-        <w:t xml:space="preserve">Implementou-se um pipeline de limpeza e</w:t>
+        <w:t xml:space="preserve">Long</w:t>
+      </w:r>
+      <w:r>
+        <w:t xml:space="preserve"> </w:t>
+      </w:r>
+      <w:r>
+        <w:t xml:space="preserve">foi motivada pela limitação de estruturas</w:t>
       </w:r>
       <w:r>
         <w:t xml:space="preserve"> </w:t>
@@ -6640,58 +7029,13 @@
           <w:i/>
           <w:iCs/>
         </w:rPr>
-        <w:t xml:space="preserve">pivot</w:t>
-      </w:r>
-      <w:r>
-        <w:t xml:space="preserve"> </w:t>
-      </w:r>
-      <w:r>
-        <w:t xml:space="preserve">(ex.:</w:t>
-      </w:r>
-      <w:r>
-        <w:t xml:space="preserve"> </w:t>
-      </w:r>
-      <w:r>
-        <w:rPr>
-          <w:rStyle w:val="VerbatimChar"/>
-        </w:rPr>
-        <w:t xml:space="preserve">dplyr</w:t>
-      </w:r>
-      <w:r>
-        <w:t xml:space="preserve">/</w:t>
-      </w:r>
-      <w:r>
-        <w:rPr>
-          <w:rStyle w:val="VerbatimChar"/>
-        </w:rPr>
-        <w:t xml:space="preserve">tidyr</w:t>
-      </w:r>
-      <w:r>
-        <w:t xml:space="preserve">) para que cada linha</w:t>
-      </w:r>
-      <w:r>
-        <w:t xml:space="preserve"> </w:t>
-      </w:r>
-      <w:r>
-        <w:t xml:space="preserve">representasse um estado discreto no tempo (dia/sessão/área), aumentando reprodutibilidade e</w:t>
-      </w:r>
-      <w:r>
-        <w:t xml:space="preserve"> </w:t>
-      </w:r>
-      <w:r>
-        <w:t xml:space="preserve">auditabilidade.</w:t>
-      </w:r>
-    </w:p>
-    <w:p>
-      <w:pPr>
-        <w:pStyle w:val="FirstParagraph"/>
-      </w:pPr>
-      <w:r>
-        <w:rPr>
-          <w:b/>
-          <w:bCs/>
-        </w:rPr>
-        <w:t xml:space="preserve">(ii) Crise de modelagem e escolha de GLMMs (prova por contradição):</w:t>
+        <w:t xml:space="preserve">Wide</w:t>
+      </w:r>
+      <w:r>
+        <w:t xml:space="preserve"> </w:t>
+      </w:r>
+      <w:r>
+        <w:t xml:space="preserve">em capturar variância intraindivíduo e dependência temporal.</w:t>
       </w:r>
     </w:p>
     <w:p>
@@ -6703,13 +7047,35 @@
         </w:numPr>
       </w:pPr>
       <w:r>
-        <w:t xml:space="preserve">Modelos gaussianos simples (ANOVA/regressão linear) foram rejeitados quando apresentaram</w:t>
-      </w:r>
-      <w:r>
-        <w:t xml:space="preserve"> </w:t>
-      </w:r>
-      <w:r>
-        <w:t xml:space="preserve">resíduos heterocedásticos e previsões implausíveis para variáveis limitadas (ex.: tempos, contagens).</w:t>
+        <w:t xml:space="preserve">Na prática, isso permitiu tratar</w:t>
+      </w:r>
+      <w:r>
+        <w:t xml:space="preserve"> </w:t>
+      </w:r>
+      <w:r>
+        <w:rPr>
+          <w:b/>
+          <w:bCs/>
+        </w:rPr>
+        <w:t xml:space="preserve">ID do animal</w:t>
+      </w:r>
+      <w:r>
+        <w:t xml:space="preserve"> </w:t>
+      </w:r>
+      <w:r>
+        <w:t xml:space="preserve">como fator de agrupamento e modelar a</w:t>
+      </w:r>
+      <w:r>
+        <w:t xml:space="preserve"> </w:t>
+      </w:r>
+      <w:r>
+        <w:t xml:space="preserve">correlação serial inerente ao desenho longitudinal (7 dias), em vez de reduzir o fenômeno a</w:t>
+      </w:r>
+      <w:r>
+        <w:t xml:space="preserve"> </w:t>
+      </w:r>
+      <w:r>
+        <w:t xml:space="preserve">médias agregadas.</w:t>
       </w:r>
     </w:p>
     <w:p>
@@ -6721,350 +7087,7 @@
         </w:numPr>
       </w:pPr>
       <w:r>
-        <w:t xml:space="preserve">Testes com Poisson evidenciaram</w:t>
-      </w:r>
-      <w:r>
-        <w:t xml:space="preserve"> </w:t>
-      </w:r>
-      <w:r>
-        <w:rPr>
-          <w:b/>
-          <w:bCs/>
-        </w:rPr>
-        <w:t xml:space="preserve">superdispersão</w:t>
-      </w:r>
-      <w:r>
-        <w:t xml:space="preserve">, levando à adoção de</w:t>
-      </w:r>
-      <w:r>
-        <w:t xml:space="preserve"> </w:t>
-      </w:r>
-      <w:r>
-        <w:rPr>
-          <w:b/>
-          <w:bCs/>
-        </w:rPr>
-        <w:t xml:space="preserve">Binomial</w:t>
-      </w:r>
-      <w:r>
-        <w:rPr>
-          <w:b/>
-          <w:bCs/>
-        </w:rPr>
-        <w:t xml:space="preserve"> </w:t>
-      </w:r>
-      <w:r>
-        <w:rPr>
-          <w:b/>
-          <w:bCs/>
-        </w:rPr>
-        <w:t xml:space="preserve">Negativa</w:t>
-      </w:r>
-      <w:r>
-        <w:t xml:space="preserve"> </w:t>
-      </w:r>
-      <w:r>
-        <w:t xml:space="preserve">e, quando necessário,</w:t>
-      </w:r>
-      <w:r>
-        <w:t xml:space="preserve"> </w:t>
-      </w:r>
-      <w:r>
-        <w:rPr>
-          <w:b/>
-          <w:bCs/>
-        </w:rPr>
-        <w:t xml:space="preserve">Tweedie</w:t>
-      </w:r>
-      <w:r>
-        <w:t xml:space="preserve"> </w:t>
-      </w:r>
-      <w:r>
-        <w:t xml:space="preserve">para variáveis contínuas com inflação de zeros.</w:t>
-      </w:r>
-    </w:p>
-    <w:p>
-      <w:pPr>
-        <w:pStyle w:val="Compact"/>
-        <w:numPr>
-          <w:ilvl w:val="0"/>
-          <w:numId w:val="1040"/>
-        </w:numPr>
-      </w:pPr>
-      <w:r>
-        <w:t xml:space="preserve">A inclusão de efeitos aleatórios (ex.:</w:t>
-      </w:r>
-      <w:r>
-        <w:t xml:space="preserve"> </w:t>
-      </w:r>
-      <w:r>
-        <w:rPr>
-          <w:b/>
-          <w:bCs/>
-        </w:rPr>
-        <w:t xml:space="preserve">(1|ID_Animal)</w:t>
-      </w:r>
-      <w:r>
-        <w:t xml:space="preserve">) foi justificada por testes (ex.: LRT),</w:t>
-      </w:r>
-      <w:r>
-        <w:t xml:space="preserve"> </w:t>
-      </w:r>
-      <w:r>
-        <w:t xml:space="preserve">evitando inflar artificialmente significância ao ignorar individualidade (redução de erro tipo I).</w:t>
-      </w:r>
-    </w:p>
-    <w:p>
-      <w:pPr>
-        <w:pStyle w:val="FirstParagraph"/>
-      </w:pPr>
-      <w:r>
-        <w:rPr>
-          <w:b/>
-          <w:bCs/>
-        </w:rPr>
-        <w:t xml:space="preserve">(iii) Diagnósticos (DHARMa como filtro final):</w:t>
-      </w:r>
-    </w:p>
-    <w:p>
-      <w:pPr>
-        <w:pStyle w:val="Compact"/>
-        <w:numPr>
-          <w:ilvl w:val="0"/>
-          <w:numId w:val="1041"/>
-        </w:numPr>
-      </w:pPr>
-      <w:r>
-        <w:t xml:space="preserve">A seleção do modelo final foi orientada por diagnósticos residuais (ex.: uniformidade e</w:t>
-      </w:r>
-      <w:r>
-        <w:t xml:space="preserve"> </w:t>
-      </w:r>
-      <w:r>
-        <w:t xml:space="preserve">ausência de viés sistemático em resíduos simulados), e não apenas por “obter p &lt; 0,05”.</w:t>
-      </w:r>
-    </w:p>
-    <w:p>
-      <w:pPr>
-        <w:pStyle w:val="Compact"/>
-        <w:numPr>
-          <w:ilvl w:val="0"/>
-          <w:numId w:val="1041"/>
-        </w:numPr>
-      </w:pPr>
-      <w:r>
-        <w:t xml:space="preserve">Esse controle adicionou segurança às inferências e permitiu descartar estruturas instáveis.</w:t>
-      </w:r>
-    </w:p>
-    <w:p>
-      <w:pPr>
-        <w:pStyle w:val="FirstParagraph"/>
-      </w:pPr>
-      <w:r>
-        <w:rPr>
-          <w:b/>
-          <w:bCs/>
-        </w:rPr>
-        <w:t xml:space="preserve">(iv) Interpretação de efeito (emmeans/emtrends e taxas de aprendizagem):</w:t>
-      </w:r>
-    </w:p>
-    <w:p>
-      <w:pPr>
-        <w:pStyle w:val="Compact"/>
-        <w:numPr>
-          <w:ilvl w:val="0"/>
-          <w:numId w:val="1042"/>
-        </w:numPr>
-      </w:pPr>
-      <w:r>
-        <w:t xml:space="preserve">Além de significância, a análise passou a entregar</w:t>
-      </w:r>
-      <w:r>
-        <w:t xml:space="preserve"> </w:t>
-      </w:r>
-      <w:r>
-        <w:rPr>
-          <w:b/>
-          <w:bCs/>
-        </w:rPr>
-        <w:t xml:space="preserve">estimativas de efeito</w:t>
-      </w:r>
-      <w:r>
-        <w:t xml:space="preserve"> </w:t>
-      </w:r>
-      <w:r>
-        <w:t xml:space="preserve">e</w:t>
-      </w:r>
-      <w:r>
-        <w:t xml:space="preserve"> </w:t>
-      </w:r>
-      <w:r>
-        <w:rPr>
-          <w:b/>
-          <w:bCs/>
-        </w:rPr>
-        <w:t xml:space="preserve">velocidade de</w:t>
-      </w:r>
-      <w:r>
-        <w:rPr>
-          <w:b/>
-          <w:bCs/>
-        </w:rPr>
-        <w:t xml:space="preserve"> </w:t>
-      </w:r>
-      <w:r>
-        <w:rPr>
-          <w:b/>
-          <w:bCs/>
-        </w:rPr>
-        <w:t xml:space="preserve">mudança</w:t>
-      </w:r>
-      <w:r>
-        <w:t xml:space="preserve"> </w:t>
-      </w:r>
-      <w:r>
-        <w:t xml:space="preserve">(slopes), essenciais para interpretar “aprendizagem” e modulação temporal.</w:t>
-      </w:r>
-    </w:p>
-    <w:p>
-      <w:pPr>
-        <w:pStyle w:val="Compact"/>
-        <w:numPr>
-          <w:ilvl w:val="0"/>
-          <w:numId w:val="1042"/>
-        </w:numPr>
-      </w:pPr>
-      <w:r>
-        <w:t xml:space="preserve">O uso de</w:t>
-      </w:r>
-      <w:r>
-        <w:t xml:space="preserve"> </w:t>
-      </w:r>
-      <w:r>
-        <w:rPr>
-          <w:rStyle w:val="VerbatimChar"/>
-        </w:rPr>
-        <w:t xml:space="preserve">emtrends</w:t>
-      </w:r>
-      <w:r>
-        <w:t xml:space="preserve"> </w:t>
-      </w:r>
-      <w:r>
-        <w:t xml:space="preserve">permitiu quantificar diferenças de taxas (ex.: “grupo aprende mais rápido”),</w:t>
-      </w:r>
-      <w:r>
-        <w:t xml:space="preserve"> </w:t>
-      </w:r>
-      <w:r>
-        <w:t xml:space="preserve">proporcionando interpretação mais direta e defensável.</w:t>
-      </w:r>
-    </w:p>
-    <w:p>
-      <w:pPr>
-        <w:pStyle w:val="FirstParagraph"/>
-      </w:pPr>
-      <w:r>
-        <w:rPr>
-          <w:b/>
-          <w:bCs/>
-        </w:rPr>
-        <w:t xml:space="preserve">(v) Modularização e reprodutibilidade:</w:t>
-      </w:r>
-    </w:p>
-    <w:p>
-      <w:pPr>
-        <w:pStyle w:val="Compact"/>
-        <w:numPr>
-          <w:ilvl w:val="0"/>
-          <w:numId w:val="1043"/>
-        </w:numPr>
-      </w:pPr>
-      <w:r>
-        <w:t xml:space="preserve">O código foi estruturado em módulos (ingestão → diagnóstico → modelagem → contraste),</w:t>
-      </w:r>
-      <w:r>
-        <w:t xml:space="preserve"> </w:t>
-      </w:r>
-      <w:r>
-        <w:t xml:space="preserve">permitindo reanálises rápidas quando a base é atualizada e elevando o padrão de</w:t>
-      </w:r>
-      <w:r>
-        <w:t xml:space="preserve"> </w:t>
-      </w:r>
-      <w:r>
-        <w:t xml:space="preserve">reprodutibilidade exigido por agências de fomento.</w:t>
-      </w:r>
-    </w:p>
-    <w:bookmarkEnd w:id="26"/>
-    <w:bookmarkStart w:id="27" w:name="Xaf1cec3334a9951a339e7052d28db15bfddc47d"/>
-    <w:p>
-      <w:pPr>
-        <w:pStyle w:val="Heading3"/>
-      </w:pPr>
-      <w:r>
-        <w:t xml:space="preserve">5.3 Principais resultados consolidados (TEPT e Cannabis Full Spectrum)</w:t>
-      </w:r>
-    </w:p>
-    <w:p>
-      <w:pPr>
-        <w:pStyle w:val="FirstParagraph"/>
-      </w:pPr>
-      <w:r>
-        <w:rPr>
-          <w:b/>
-          <w:bCs/>
-        </w:rPr>
-        <w:t xml:space="preserve">(A) Validação do modelo de TEPT (GC vs GE):</w:t>
-      </w:r>
-    </w:p>
-    <w:p>
-      <w:pPr>
-        <w:pStyle w:val="Compact"/>
-        <w:numPr>
-          <w:ilvl w:val="0"/>
-          <w:numId w:val="1044"/>
-        </w:numPr>
-      </w:pPr>
-      <w:r>
-        <w:rPr>
-          <w:b/>
-          <w:bCs/>
-        </w:rPr>
-        <w:t xml:space="preserve">Atividade locomotora:</w:t>
-      </w:r>
-      <w:r>
-        <w:t xml:space="preserve"> </w:t>
-      </w:r>
-      <w:r>
-        <w:t xml:space="preserve">estresse reduziu significativamente a distância total percorrida</w:t>
-      </w:r>
-      <w:r>
-        <w:t xml:space="preserve"> </w:t>
-      </w:r>
-      <w:r>
-        <w:t xml:space="preserve">(t(33,73) = -2,08, p = 0,0449) e a velocidade média (t(33,69) = -2,09, p = 0,0445).</w:t>
-      </w:r>
-    </w:p>
-    <w:p>
-      <w:pPr>
-        <w:pStyle w:val="Compact"/>
-        <w:numPr>
-          <w:ilvl w:val="0"/>
-          <w:numId w:val="1044"/>
-        </w:numPr>
-      </w:pPr>
-      <w:r>
-        <w:rPr>
-          <w:b/>
-          <w:bCs/>
-        </w:rPr>
-        <w:t xml:space="preserve">Freezing:</w:t>
-      </w:r>
-      <w:r>
-        <w:t xml:space="preserve"> </w:t>
-      </w:r>
-      <w:r>
-        <w:t xml:space="preserve">aumento significativo do tempo total de</w:t>
+        <w:t xml:space="preserve">Implementou-se um pipeline de limpeza e</w:t>
       </w:r>
       <w:r>
         <w:t xml:space="preserve"> </w:t>
@@ -7074,19 +7097,335 @@
           <w:i/>
           <w:iCs/>
         </w:rPr>
-        <w:t xml:space="preserve">freezing</w:t>
-      </w:r>
-      <w:r>
-        <w:t xml:space="preserve"> </w:t>
-      </w:r>
-      <w:r>
-        <w:t xml:space="preserve">no GE (média da resposta</w:t>
-      </w:r>
-      <w:r>
-        <w:t xml:space="preserve"> </w:t>
-      </w:r>
-      <w:r>
-        <w:t xml:space="preserve">= 101,1 s) em comparação ao GC (51,6 s; p = 0,0439).</w:t>
+        <w:t xml:space="preserve">pivot</w:t>
+      </w:r>
+      <w:r>
+        <w:t xml:space="preserve"> </w:t>
+      </w:r>
+      <w:r>
+        <w:t xml:space="preserve">(ex.:</w:t>
+      </w:r>
+      <w:r>
+        <w:t xml:space="preserve"> </w:t>
+      </w:r>
+      <w:r>
+        <w:rPr>
+          <w:rStyle w:val="VerbatimChar"/>
+        </w:rPr>
+        <w:t xml:space="preserve">dplyr</w:t>
+      </w:r>
+      <w:r>
+        <w:t xml:space="preserve">/</w:t>
+      </w:r>
+      <w:r>
+        <w:rPr>
+          <w:rStyle w:val="VerbatimChar"/>
+        </w:rPr>
+        <w:t xml:space="preserve">tidyr</w:t>
+      </w:r>
+      <w:r>
+        <w:t xml:space="preserve">) para que cada linha</w:t>
+      </w:r>
+      <w:r>
+        <w:t xml:space="preserve"> </w:t>
+      </w:r>
+      <w:r>
+        <w:t xml:space="preserve">representasse um estado discreto no tempo (dia/sessão/área), aumentando reprodutibilidade e</w:t>
+      </w:r>
+      <w:r>
+        <w:t xml:space="preserve"> </w:t>
+      </w:r>
+      <w:r>
+        <w:t xml:space="preserve">auditabilidade.</w:t>
+      </w:r>
+    </w:p>
+    <w:p>
+      <w:pPr>
+        <w:pStyle w:val="FirstParagraph"/>
+      </w:pPr>
+      <w:r>
+        <w:rPr>
+          <w:b/>
+          <w:bCs/>
+        </w:rPr>
+        <w:t xml:space="preserve">(ii) Crise de modelagem e escolha de GLMMs (prova por contradição):</w:t>
+      </w:r>
+    </w:p>
+    <w:p>
+      <w:pPr>
+        <w:pStyle w:val="Compact"/>
+        <w:numPr>
+          <w:ilvl w:val="0"/>
+          <w:numId w:val="1041"/>
+        </w:numPr>
+      </w:pPr>
+      <w:r>
+        <w:t xml:space="preserve">Modelos gaussianos simples (ANOVA/regressão linear) foram rejeitados quando apresentaram</w:t>
+      </w:r>
+      <w:r>
+        <w:t xml:space="preserve"> </w:t>
+      </w:r>
+      <w:r>
+        <w:t xml:space="preserve">resíduos heterocedásticos e previsões implausíveis para variáveis limitadas (ex.: tempos, contagens).</w:t>
+      </w:r>
+    </w:p>
+    <w:p>
+      <w:pPr>
+        <w:pStyle w:val="Compact"/>
+        <w:numPr>
+          <w:ilvl w:val="0"/>
+          <w:numId w:val="1041"/>
+        </w:numPr>
+      </w:pPr>
+      <w:r>
+        <w:t xml:space="preserve">Testes com Poisson evidenciaram</w:t>
+      </w:r>
+      <w:r>
+        <w:t xml:space="preserve"> </w:t>
+      </w:r>
+      <w:r>
+        <w:rPr>
+          <w:b/>
+          <w:bCs/>
+        </w:rPr>
+        <w:t xml:space="preserve">superdispersão</w:t>
+      </w:r>
+      <w:r>
+        <w:t xml:space="preserve">, levando à adoção de</w:t>
+      </w:r>
+      <w:r>
+        <w:t xml:space="preserve"> </w:t>
+      </w:r>
+      <w:r>
+        <w:rPr>
+          <w:b/>
+          <w:bCs/>
+        </w:rPr>
+        <w:t xml:space="preserve">Binomial</w:t>
+      </w:r>
+      <w:r>
+        <w:rPr>
+          <w:b/>
+          <w:bCs/>
+        </w:rPr>
+        <w:t xml:space="preserve"> </w:t>
+      </w:r>
+      <w:r>
+        <w:rPr>
+          <w:b/>
+          <w:bCs/>
+        </w:rPr>
+        <w:t xml:space="preserve">Negativa</w:t>
+      </w:r>
+      <w:r>
+        <w:t xml:space="preserve"> </w:t>
+      </w:r>
+      <w:r>
+        <w:t xml:space="preserve">e, quando necessário,</w:t>
+      </w:r>
+      <w:r>
+        <w:t xml:space="preserve"> </w:t>
+      </w:r>
+      <w:r>
+        <w:rPr>
+          <w:b/>
+          <w:bCs/>
+        </w:rPr>
+        <w:t xml:space="preserve">Tweedie</w:t>
+      </w:r>
+      <w:r>
+        <w:t xml:space="preserve"> </w:t>
+      </w:r>
+      <w:r>
+        <w:t xml:space="preserve">para variáveis contínuas com inflação de zeros.</w:t>
+      </w:r>
+    </w:p>
+    <w:p>
+      <w:pPr>
+        <w:pStyle w:val="Compact"/>
+        <w:numPr>
+          <w:ilvl w:val="0"/>
+          <w:numId w:val="1041"/>
+        </w:numPr>
+      </w:pPr>
+      <w:r>
+        <w:t xml:space="preserve">A inclusão de efeitos aleatórios (ex.:</w:t>
+      </w:r>
+      <w:r>
+        <w:t xml:space="preserve"> </w:t>
+      </w:r>
+      <w:r>
+        <w:rPr>
+          <w:b/>
+          <w:bCs/>
+        </w:rPr>
+        <w:t xml:space="preserve">(1|ID_Animal)</w:t>
+      </w:r>
+      <w:r>
+        <w:t xml:space="preserve">) foi justificada por testes (ex.: LRT),</w:t>
+      </w:r>
+      <w:r>
+        <w:t xml:space="preserve"> </w:t>
+      </w:r>
+      <w:r>
+        <w:t xml:space="preserve">evitando inflar artificialmente significância ao ignorar individualidade (redução de erro tipo I).</w:t>
+      </w:r>
+    </w:p>
+    <w:p>
+      <w:pPr>
+        <w:pStyle w:val="FirstParagraph"/>
+      </w:pPr>
+      <w:r>
+        <w:rPr>
+          <w:b/>
+          <w:bCs/>
+        </w:rPr>
+        <w:t xml:space="preserve">(iii) Diagnósticos (DHARMa como filtro final):</w:t>
+      </w:r>
+    </w:p>
+    <w:p>
+      <w:pPr>
+        <w:pStyle w:val="Compact"/>
+        <w:numPr>
+          <w:ilvl w:val="0"/>
+          <w:numId w:val="1042"/>
+        </w:numPr>
+      </w:pPr>
+      <w:r>
+        <w:t xml:space="preserve">A seleção do modelo final foi orientada por diagnósticos residuais (ex.: uniformidade e</w:t>
+      </w:r>
+      <w:r>
+        <w:t xml:space="preserve"> </w:t>
+      </w:r>
+      <w:r>
+        <w:t xml:space="preserve">ausência de viés sistemático em resíduos simulados), e não apenas por “obter p &lt; 0,05”.</w:t>
+      </w:r>
+    </w:p>
+    <w:p>
+      <w:pPr>
+        <w:pStyle w:val="Compact"/>
+        <w:numPr>
+          <w:ilvl w:val="0"/>
+          <w:numId w:val="1042"/>
+        </w:numPr>
+      </w:pPr>
+      <w:r>
+        <w:t xml:space="preserve">Esse controle adicionou segurança às inferências e permitiu descartar estruturas instáveis.</w:t>
+      </w:r>
+    </w:p>
+    <w:p>
+      <w:pPr>
+        <w:pStyle w:val="FirstParagraph"/>
+      </w:pPr>
+      <w:r>
+        <w:rPr>
+          <w:b/>
+          <w:bCs/>
+        </w:rPr>
+        <w:t xml:space="preserve">(iv) Interpretação de efeito (emmeans/emtrends e taxas de aprendizagem):</w:t>
+      </w:r>
+    </w:p>
+    <w:p>
+      <w:pPr>
+        <w:pStyle w:val="Compact"/>
+        <w:numPr>
+          <w:ilvl w:val="0"/>
+          <w:numId w:val="1043"/>
+        </w:numPr>
+      </w:pPr>
+      <w:r>
+        <w:t xml:space="preserve">Além de significância, a análise passou a entregar</w:t>
+      </w:r>
+      <w:r>
+        <w:t xml:space="preserve"> </w:t>
+      </w:r>
+      <w:r>
+        <w:rPr>
+          <w:b/>
+          <w:bCs/>
+        </w:rPr>
+        <w:t xml:space="preserve">estimativas de efeito</w:t>
+      </w:r>
+      <w:r>
+        <w:t xml:space="preserve"> </w:t>
+      </w:r>
+      <w:r>
+        <w:t xml:space="preserve">e</w:t>
+      </w:r>
+      <w:r>
+        <w:t xml:space="preserve"> </w:t>
+      </w:r>
+      <w:r>
+        <w:rPr>
+          <w:b/>
+          <w:bCs/>
+        </w:rPr>
+        <w:t xml:space="preserve">velocidade de</w:t>
+      </w:r>
+      <w:r>
+        <w:rPr>
+          <w:b/>
+          <w:bCs/>
+        </w:rPr>
+        <w:t xml:space="preserve"> </w:t>
+      </w:r>
+      <w:r>
+        <w:rPr>
+          <w:b/>
+          <w:bCs/>
+        </w:rPr>
+        <w:t xml:space="preserve">mudança</w:t>
+      </w:r>
+      <w:r>
+        <w:t xml:space="preserve"> </w:t>
+      </w:r>
+      <w:r>
+        <w:t xml:space="preserve">(slopes), essenciais para interpretar “aprendizagem” e modulação temporal.</w:t>
+      </w:r>
+    </w:p>
+    <w:p>
+      <w:pPr>
+        <w:pStyle w:val="Compact"/>
+        <w:numPr>
+          <w:ilvl w:val="0"/>
+          <w:numId w:val="1043"/>
+        </w:numPr>
+      </w:pPr>
+      <w:r>
+        <w:t xml:space="preserve">O uso de</w:t>
+      </w:r>
+      <w:r>
+        <w:t xml:space="preserve"> </w:t>
+      </w:r>
+      <w:r>
+        <w:rPr>
+          <w:rStyle w:val="VerbatimChar"/>
+        </w:rPr>
+        <w:t xml:space="preserve">emtrends</w:t>
+      </w:r>
+      <w:r>
+        <w:t xml:space="preserve"> </w:t>
+      </w:r>
+      <w:r>
+        <w:t xml:space="preserve">permitiu quantificar diferenças de taxas (ex.: “grupo aprende mais rápido”),</w:t>
+      </w:r>
+      <w:r>
+        <w:t xml:space="preserve"> </w:t>
+      </w:r>
+      <w:r>
+        <w:t xml:space="preserve">proporcionando interpretação mais direta e defensável.</w:t>
+      </w:r>
+    </w:p>
+    <w:p>
+      <w:pPr>
+        <w:pStyle w:val="FirstParagraph"/>
+      </w:pPr>
+      <w:r>
+        <w:rPr>
+          <w:b/>
+          <w:bCs/>
+        </w:rPr>
+        <w:t xml:space="preserve">(v) Modularização e reprodutibilidade:</w:t>
       </w:r>
     </w:p>
     <w:p>
@@ -7098,57 +7437,91 @@
         </w:numPr>
       </w:pPr>
       <w:r>
-        <w:rPr>
-          <w:b/>
-          <w:bCs/>
-        </w:rPr>
-        <w:t xml:space="preserve">Memória aversiva (vermelho):</w:t>
-      </w:r>
-      <w:r>
-        <w:t xml:space="preserve"> </w:t>
-      </w:r>
-      <w:r>
-        <w:t xml:space="preserve">diferença significativa na evolução do tempo na área vermelha</w:t>
-      </w:r>
-      <w:r>
-        <w:t xml:space="preserve"> </w:t>
-      </w:r>
-      <w:r>
-        <w:t xml:space="preserve">(z = 2,47, p = 0,0135), com diminuição progressiva no GE (slope = -0,2148;</w:t>
-      </w:r>
-      <w:r>
-        <w:t xml:space="preserve"> </w:t>
-      </w:r>
-      <w:r>
-        <w:t xml:space="preserve">95% CI [-0,376, -0,053]).</w:t>
-      </w:r>
-    </w:p>
-    <w:p>
-      <w:pPr>
-        <w:pStyle w:val="Compact"/>
-        <w:numPr>
-          <w:ilvl w:val="0"/>
-          <w:numId w:val="1044"/>
-        </w:numPr>
-      </w:pPr>
-      <w:r>
-        <w:rPr>
-          <w:b/>
-          <w:bCs/>
-        </w:rPr>
-        <w:t xml:space="preserve">Generalização do medo (azul):</w:t>
-      </w:r>
-      <w:r>
-        <w:t xml:space="preserve"> </w:t>
-      </w:r>
-      <w:r>
-        <w:t xml:space="preserve">aumento progressivo do tempo na área azul no GE</w:t>
-      </w:r>
-      <w:r>
-        <w:t xml:space="preserve"> </w:t>
-      </w:r>
-      <w:r>
-        <w:t xml:space="preserve">(slope = 0,5672; 95% CI [0,340, 0,794]) e aumento progressivo de</w:t>
+        <w:t xml:space="preserve">O código foi estruturado em módulos (ingestão → diagnóstico → modelagem → contraste),</w:t>
+      </w:r>
+      <w:r>
+        <w:t xml:space="preserve"> </w:t>
+      </w:r>
+      <w:r>
+        <w:t xml:space="preserve">permitindo reanálises rápidas quando a base é atualizada e elevando o padrão de</w:t>
+      </w:r>
+      <w:r>
+        <w:t xml:space="preserve"> </w:t>
+      </w:r>
+      <w:r>
+        <w:t xml:space="preserve">reprodutibilidade exigido por agências de fomento.</w:t>
+      </w:r>
+    </w:p>
+    <w:bookmarkEnd w:id="30"/>
+    <w:bookmarkStart w:id="31" w:name="Xaf1cec3334a9951a339e7052d28db15bfddc47d"/>
+    <w:p>
+      <w:pPr>
+        <w:pStyle w:val="Heading3"/>
+      </w:pPr>
+      <w:r>
+        <w:t xml:space="preserve">5.3 Principais resultados consolidados (TEPT e Cannabis Full Spectrum)</w:t>
+      </w:r>
+    </w:p>
+    <w:p>
+      <w:pPr>
+        <w:pStyle w:val="FirstParagraph"/>
+      </w:pPr>
+      <w:r>
+        <w:rPr>
+          <w:b/>
+          <w:bCs/>
+        </w:rPr>
+        <w:t xml:space="preserve">(A) Validação do modelo de TEPT (GC vs GE):</w:t>
+      </w:r>
+    </w:p>
+    <w:p>
+      <w:pPr>
+        <w:pStyle w:val="Compact"/>
+        <w:numPr>
+          <w:ilvl w:val="0"/>
+          <w:numId w:val="1045"/>
+        </w:numPr>
+      </w:pPr>
+      <w:r>
+        <w:rPr>
+          <w:b/>
+          <w:bCs/>
+        </w:rPr>
+        <w:t xml:space="preserve">Atividade locomotora:</w:t>
+      </w:r>
+      <w:r>
+        <w:t xml:space="preserve"> </w:t>
+      </w:r>
+      <w:r>
+        <w:t xml:space="preserve">estresse reduziu significativamente a distância total percorrida</w:t>
+      </w:r>
+      <w:r>
+        <w:t xml:space="preserve"> </w:t>
+      </w:r>
+      <w:r>
+        <w:t xml:space="preserve">(t(33,73) = -2,08, p = 0,0449) e a velocidade média (t(33,69) = -2,09, p = 0,0445).</w:t>
+      </w:r>
+    </w:p>
+    <w:p>
+      <w:pPr>
+        <w:pStyle w:val="Compact"/>
+        <w:numPr>
+          <w:ilvl w:val="0"/>
+          <w:numId w:val="1045"/>
+        </w:numPr>
+      </w:pPr>
+      <w:r>
+        <w:rPr>
+          <w:b/>
+          <w:bCs/>
+        </w:rPr>
+        <w:t xml:space="preserve">Freezing:</w:t>
+      </w:r>
+      <w:r>
+        <w:t xml:space="preserve"> </w:t>
+      </w:r>
+      <w:r>
+        <w:t xml:space="preserve">aumento significativo do tempo total de</w:t>
       </w:r>
       <w:r>
         <w:t xml:space="preserve"> </w:t>
@@ -7164,6 +7537,90 @@
         <w:t xml:space="preserve"> </w:t>
       </w:r>
       <w:r>
+        <w:t xml:space="preserve">no GE (média da resposta</w:t>
+      </w:r>
+      <w:r>
+        <w:t xml:space="preserve"> </w:t>
+      </w:r>
+      <w:r>
+        <w:t xml:space="preserve">= 101,1 s) em comparação ao GC (51,6 s; p = 0,0439).</w:t>
+      </w:r>
+    </w:p>
+    <w:p>
+      <w:pPr>
+        <w:pStyle w:val="Compact"/>
+        <w:numPr>
+          <w:ilvl w:val="0"/>
+          <w:numId w:val="1045"/>
+        </w:numPr>
+      </w:pPr>
+      <w:r>
+        <w:rPr>
+          <w:b/>
+          <w:bCs/>
+        </w:rPr>
+        <w:t xml:space="preserve">Memória aversiva (vermelho):</w:t>
+      </w:r>
+      <w:r>
+        <w:t xml:space="preserve"> </w:t>
+      </w:r>
+      <w:r>
+        <w:t xml:space="preserve">diferença significativa na evolução do tempo na área vermelha</w:t>
+      </w:r>
+      <w:r>
+        <w:t xml:space="preserve"> </w:t>
+      </w:r>
+      <w:r>
+        <w:t xml:space="preserve">(z = 2,47, p = 0,0135), com diminuição progressiva no GE (slope = -0,2148;</w:t>
+      </w:r>
+      <w:r>
+        <w:t xml:space="preserve"> </w:t>
+      </w:r>
+      <w:r>
+        <w:t xml:space="preserve">95% CI [-0,376, -0,053]).</w:t>
+      </w:r>
+    </w:p>
+    <w:p>
+      <w:pPr>
+        <w:pStyle w:val="Compact"/>
+        <w:numPr>
+          <w:ilvl w:val="0"/>
+          <w:numId w:val="1045"/>
+        </w:numPr>
+      </w:pPr>
+      <w:r>
+        <w:rPr>
+          <w:b/>
+          <w:bCs/>
+        </w:rPr>
+        <w:t xml:space="preserve">Generalização do medo (azul):</w:t>
+      </w:r>
+      <w:r>
+        <w:t xml:space="preserve"> </w:t>
+      </w:r>
+      <w:r>
+        <w:t xml:space="preserve">aumento progressivo do tempo na área azul no GE</w:t>
+      </w:r>
+      <w:r>
+        <w:t xml:space="preserve"> </w:t>
+      </w:r>
+      <w:r>
+        <w:t xml:space="preserve">(slope = 0,5672; 95% CI [0,340, 0,794]) e aumento progressivo de</w:t>
+      </w:r>
+      <w:r>
+        <w:t xml:space="preserve"> </w:t>
+      </w:r>
+      <w:r>
+        <w:rPr>
+          <w:i/>
+          <w:iCs/>
+        </w:rPr>
+        <w:t xml:space="preserve">freezing</w:t>
+      </w:r>
+      <w:r>
+        <w:t xml:space="preserve"> </w:t>
+      </w:r>
+      <w:r>
         <w:t xml:space="preserve">na área azul</w:t>
       </w:r>
       <w:r>
@@ -7190,7 +7647,7 @@
         <w:pStyle w:val="Compact"/>
         <w:numPr>
           <w:ilvl w:val="0"/>
-          <w:numId w:val="1045"/>
+          <w:numId w:val="1046"/>
         </w:numPr>
       </w:pPr>
       <w:r>
@@ -7230,7 +7687,7 @@
         <w:pStyle w:val="Compact"/>
         <w:numPr>
           <w:ilvl w:val="0"/>
-          <w:numId w:val="1045"/>
+          <w:numId w:val="1046"/>
         </w:numPr>
       </w:pPr>
       <w:r>
@@ -7264,7 +7721,7 @@
         <w:pStyle w:val="Compact"/>
         <w:numPr>
           <w:ilvl w:val="0"/>
-          <w:numId w:val="1045"/>
+          <w:numId w:val="1046"/>
         </w:numPr>
       </w:pPr>
       <w:r>
@@ -7342,9 +7799,9 @@
         </w:pict>
       </w:r>
     </w:p>
-    <w:bookmarkEnd w:id="27"/>
-    <w:bookmarkEnd w:id="28"/>
-    <w:bookmarkStart w:id="29" w:name="Xe9e83eca3e3849f7f27ceb751c91b1b08b6aefa"/>
+    <w:bookmarkEnd w:id="31"/>
+    <w:bookmarkEnd w:id="32"/>
+    <w:bookmarkStart w:id="33" w:name="Xe9e83eca3e3849f7f27ceb751c91b1b08b6aefa"/>
     <w:p>
       <w:pPr>
         <w:pStyle w:val="Heading2"/>
@@ -7372,7 +7829,7 @@
         <w:pStyle w:val="Compact"/>
         <w:numPr>
           <w:ilvl w:val="0"/>
-          <w:numId w:val="1046"/>
+          <w:numId w:val="1047"/>
         </w:numPr>
       </w:pPr>
       <w:r>
@@ -7396,7 +7853,7 @@
         <w:pStyle w:val="Compact"/>
         <w:numPr>
           <w:ilvl w:val="0"/>
-          <w:numId w:val="1046"/>
+          <w:numId w:val="1047"/>
         </w:numPr>
       </w:pPr>
       <w:r>
@@ -7420,51 +7877,47 @@
         <w:pStyle w:val="Compact"/>
         <w:numPr>
           <w:ilvl w:val="0"/>
-          <w:numId w:val="1046"/>
-        </w:numPr>
-      </w:pPr>
-      <w:r>
-        <w:t xml:space="preserve">Há necessidade de ampliar e generalizar a plataforma computacional para aumentar o impacto</w:t>
-      </w:r>
-      <w:r>
-        <w:t xml:space="preserve"> </w:t>
-      </w:r>
-      <w:r>
-        <w:t xml:space="preserve">da tecnologia no país, por meio de:</w:t>
-      </w:r>
-    </w:p>
-    <w:p>
-      <w:pPr>
-        <w:pStyle w:val="Compact"/>
-        <w:numPr>
-          <w:ilvl w:val="1"/>
           <w:numId w:val="1047"/>
         </w:numPr>
       </w:pPr>
       <w:r>
-        <w:t xml:space="preserve">Ampliação do dataset com</w:t>
-      </w:r>
-      <w:r>
-        <w:t xml:space="preserve"> </w:t>
-      </w:r>
-      <w:r>
-        <w:rPr>
-          <w:b/>
-          <w:bCs/>
-        </w:rPr>
-        <w:t xml:space="preserve">maior variabilidade multi-perspectiva</w:t>
-      </w:r>
-      <w:r>
-        <w:t xml:space="preserve"> </w:t>
-      </w:r>
-      <w:r>
-        <w:t xml:space="preserve">(incluindo vistas já</w:t>
-      </w:r>
-      <w:r>
-        <w:t xml:space="preserve"> </w:t>
-      </w:r>
-      <w:r>
-        <w:t xml:space="preserve">contempladas, como</w:t>
+        <w:t xml:space="preserve">Há necessidade de ampliar e generalizar a plataforma computacional para aumentar o impacto da</w:t>
+      </w:r>
+      <w:r>
+        <w:t xml:space="preserve"> </w:t>
+      </w:r>
+      <w:r>
+        <w:t xml:space="preserve">tecnologia no país, por meio de: (i) ampliação do dataset com</w:t>
+      </w:r>
+      <w:r>
+        <w:t xml:space="preserve"> </w:t>
+      </w:r>
+      <w:r>
+        <w:rPr>
+          <w:b/>
+          <w:bCs/>
+        </w:rPr>
+        <w:t xml:space="preserve">maior variabilidade</w:t>
+      </w:r>
+      <w:r>
+        <w:rPr>
+          <w:b/>
+          <w:bCs/>
+        </w:rPr>
+        <w:t xml:space="preserve"> </w:t>
+      </w:r>
+      <w:r>
+        <w:rPr>
+          <w:b/>
+          <w:bCs/>
+        </w:rPr>
+        <w:t xml:space="preserve">multi-perspectiva</w:t>
+      </w:r>
+      <w:r>
+        <w:t xml:space="preserve"> </w:t>
+      </w:r>
+      <w:r>
+        <w:t xml:space="preserve">(incluindo vistas já contempladas, como</w:t>
       </w:r>
       <w:r>
         <w:t xml:space="preserve"> </w:t>
@@ -7477,178 +7930,135 @@
         <w:t xml:space="preserve">perspectiva lateral</w:t>
       </w:r>
       <w:r>
-        <w:t xml:space="preserve">, e novas condições de captura), com foco em</w:t>
-      </w:r>
-      <w:r>
-        <w:t xml:space="preserve"> </w:t>
-      </w:r>
-      <w:r>
-        <w:t xml:space="preserve">generalização e robustez.</w:t>
-      </w:r>
-    </w:p>
-    <w:p>
-      <w:pPr>
-        <w:pStyle w:val="Compact"/>
-        <w:numPr>
-          <w:ilvl w:val="1"/>
+        <w:t xml:space="preserve">, e novas</w:t>
+      </w:r>
+      <w:r>
+        <w:t xml:space="preserve"> </w:t>
+      </w:r>
+      <w:r>
+        <w:t xml:space="preserve">condições de captura), com foco em generalização e robustez; (ii)</w:t>
+      </w:r>
+      <w:r>
+        <w:t xml:space="preserve"> </w:t>
+      </w:r>
+      <w:r>
+        <w:rPr>
+          <w:b/>
+          <w:bCs/>
+        </w:rPr>
+        <w:t xml:space="preserve">aprimoramento/validação da</w:t>
+      </w:r>
+      <w:r>
+        <w:rPr>
+          <w:b/>
+          <w:bCs/>
+        </w:rPr>
+        <w:t xml:space="preserve"> </w:t>
+      </w:r>
+      <w:r>
+        <w:rPr>
+          <w:b/>
+          <w:bCs/>
+        </w:rPr>
+        <w:t xml:space="preserve">autodetecção de áreas de interesse (AOIs/ROIs)</w:t>
+      </w:r>
+      <w:r>
+        <w:t xml:space="preserve"> </w:t>
+      </w:r>
+      <w:r>
+        <w:t xml:space="preserve">já implementada, ampliando a variabilidade de</w:t>
+      </w:r>
+      <w:r>
+        <w:t xml:space="preserve"> </w:t>
+      </w:r>
+      <w:r>
+        <w:t xml:space="preserve">imagens/padrões e fortalecendo critérios de qualidade/consistência; (iii) módulo para</w:t>
+      </w:r>
+      <w:r>
+        <w:t xml:space="preserve"> </w:t>
+      </w:r>
+      <w:r>
+        <w:t xml:space="preserve">processamento de vídeos pré-gravados (reprocessamento de acervos e comparações entre</w:t>
+      </w:r>
+      <w:r>
+        <w:t xml:space="preserve"> </w:t>
+      </w:r>
+      <w:r>
+        <w:t xml:space="preserve">protocolos); (iv) aprimoramentos contínuos da interface gráfica</w:t>
+      </w:r>
+      <w:r>
+        <w:t xml:space="preserve"> </w:t>
+      </w:r>
+      <w:r>
+        <w:rPr>
+          <w:b/>
+          <w:bCs/>
+        </w:rPr>
+        <w:t xml:space="preserve">já baseada em Tkinter</w:t>
+      </w:r>
+      <w:r>
+        <w:t xml:space="preserve"> </w:t>
+      </w:r>
+      <w:r>
+        <w:t xml:space="preserve">e do</w:t>
+      </w:r>
+      <w:r>
+        <w:t xml:space="preserve"> </w:t>
+      </w:r>
+      <w:r>
+        <w:t xml:space="preserve">empacotamento/distribuição; (v) redação da</w:t>
+      </w:r>
+      <w:r>
+        <w:t xml:space="preserve"> </w:t>
+      </w:r>
+      <w:r>
+        <w:rPr>
+          <w:b/>
+          <w:bCs/>
+        </w:rPr>
+        <w:t xml:space="preserve">documentação do programa voltada ao público-alvo</w:t>
+      </w:r>
+      <w:r>
+        <w:t xml:space="preserve">;</w:t>
+      </w:r>
+      <w:r>
+        <w:t xml:space="preserve"> </w:t>
+      </w:r>
+      <w:r>
+        <w:t xml:space="preserve">e (vi)</w:t>
+      </w:r>
+      <w:r>
+        <w:t xml:space="preserve"> </w:t>
+      </w:r>
+      <w:r>
+        <w:rPr>
+          <w:b/>
+          <w:bCs/>
+        </w:rPr>
+        <w:t xml:space="preserve">validação cruzada</w:t>
+      </w:r>
+      <w:r>
+        <w:t xml:space="preserve"> </w:t>
+      </w:r>
+      <w:r>
+        <w:t xml:space="preserve">do ZebTrack-AI executando os mesmos vídeos e comparando resultados</w:t>
+      </w:r>
+      <w:r>
+        <w:t xml:space="preserve"> </w:t>
+      </w:r>
+      <w:r>
+        <w:t xml:space="preserve">com outros programas/pipelines (quando aplicável), para quantificar concordância e limites.</w:t>
+      </w:r>
+    </w:p>
+    <w:p>
+      <w:pPr>
+        <w:pStyle w:val="Compact"/>
+        <w:numPr>
+          <w:ilvl w:val="0"/>
           <w:numId w:val="1047"/>
         </w:numPr>
       </w:pPr>
       <w:r>
-        <w:rPr>
-          <w:b/>
-          <w:bCs/>
-        </w:rPr>
-        <w:t xml:space="preserve">Aprimoramento/validação da autodetecção de áreas de interesse (AOIs/ROIs)</w:t>
-      </w:r>
-      <w:r>
-        <w:t xml:space="preserve"> </w:t>
-      </w:r>
-      <w:r>
-        <w:t xml:space="preserve">já</w:t>
-      </w:r>
-      <w:r>
-        <w:t xml:space="preserve"> </w:t>
-      </w:r>
-      <w:r>
-        <w:t xml:space="preserve">implementada, ampliando a variabilidade de imagens/padrões e fortalecendo critérios de</w:t>
-      </w:r>
-      <w:r>
-        <w:t xml:space="preserve"> </w:t>
-      </w:r>
-      <w:r>
-        <w:t xml:space="preserve">qualidade/consistência (redução adicional de etapa manual e maior replicabilidade).</w:t>
-      </w:r>
-    </w:p>
-    <w:p>
-      <w:pPr>
-        <w:pStyle w:val="Compact"/>
-        <w:numPr>
-          <w:ilvl w:val="1"/>
-          <w:numId w:val="1047"/>
-        </w:numPr>
-      </w:pPr>
-      <w:r>
-        <w:t xml:space="preserve">Módulo para processamento de vídeos pré-gravados (reprocessamento de acervos e</w:t>
-      </w:r>
-      <w:r>
-        <w:t xml:space="preserve"> </w:t>
-      </w:r>
-      <w:r>
-        <w:t xml:space="preserve">comparações entre protocolos).</w:t>
-      </w:r>
-    </w:p>
-    <w:p>
-      <w:pPr>
-        <w:pStyle w:val="Compact"/>
-        <w:numPr>
-          <w:ilvl w:val="1"/>
-          <w:numId w:val="1047"/>
-        </w:numPr>
-      </w:pPr>
-      <w:r>
-        <w:t xml:space="preserve">Aprimoramentos contínuos da interface gráfica</w:t>
-      </w:r>
-      <w:r>
-        <w:t xml:space="preserve"> </w:t>
-      </w:r>
-      <w:r>
-        <w:rPr>
-          <w:b/>
-          <w:bCs/>
-        </w:rPr>
-        <w:t xml:space="preserve">já baseada em Tkinter</w:t>
-      </w:r>
-      <w:r>
-        <w:t xml:space="preserve"> </w:t>
-      </w:r>
-      <w:r>
-        <w:t xml:space="preserve">(UX, estabilidade,</w:t>
-      </w:r>
-      <w:r>
-        <w:t xml:space="preserve"> </w:t>
-      </w:r>
-      <w:r>
-        <w:t xml:space="preserve">desempenho e manutenção) e do empacotamento/distribuição.</w:t>
-      </w:r>
-    </w:p>
-    <w:p>
-      <w:pPr>
-        <w:pStyle w:val="Compact"/>
-        <w:numPr>
-          <w:ilvl w:val="1"/>
-          <w:numId w:val="1047"/>
-        </w:numPr>
-      </w:pPr>
-      <w:r>
-        <w:t xml:space="preserve">Redação da</w:t>
-      </w:r>
-      <w:r>
-        <w:t xml:space="preserve"> </w:t>
-      </w:r>
-      <w:r>
-        <w:rPr>
-          <w:b/>
-          <w:bCs/>
-        </w:rPr>
-        <w:t xml:space="preserve">documentação do programa voltada ao público-alvo</w:t>
-      </w:r>
-      <w:r>
-        <w:t xml:space="preserve"> </w:t>
-      </w:r>
-      <w:r>
-        <w:t xml:space="preserve">(pesquisadores e</w:t>
-      </w:r>
-      <w:r>
-        <w:t xml:space="preserve"> </w:t>
-      </w:r>
-      <w:r>
-        <w:t xml:space="preserve">laboratórios), incluindo guias de uso, tutoriais de fluxo (wizard → projeto → relatórios) e</w:t>
-      </w:r>
-      <w:r>
-        <w:t xml:space="preserve"> </w:t>
-      </w:r>
-      <w:r>
-        <w:t xml:space="preserve">materiais de replicação.</w:t>
-      </w:r>
-    </w:p>
-    <w:p>
-      <w:pPr>
-        <w:pStyle w:val="Compact"/>
-        <w:numPr>
-          <w:ilvl w:val="1"/>
-          <w:numId w:val="1047"/>
-        </w:numPr>
-      </w:pPr>
-      <w:r>
-        <w:rPr>
-          <w:b/>
-          <w:bCs/>
-        </w:rPr>
-        <w:t xml:space="preserve">Validação cruzada</w:t>
-      </w:r>
-      <w:r>
-        <w:t xml:space="preserve"> </w:t>
-      </w:r>
-      <w:r>
-        <w:t xml:space="preserve">do ZebTrack-AI executando os mesmos vídeos e comparando resultados</w:t>
-      </w:r>
-      <w:r>
-        <w:t xml:space="preserve"> </w:t>
-      </w:r>
-      <w:r>
-        <w:t xml:space="preserve">com outros programas/pipelines (quando aplicável), para quantificar concordância e limites.</w:t>
-      </w:r>
-    </w:p>
-    <w:p>
-      <w:pPr>
-        <w:pStyle w:val="Compact"/>
-        <w:numPr>
-          <w:ilvl w:val="0"/>
-          <w:numId w:val="1046"/>
-        </w:numPr>
-      </w:pPr>
-      <w:r>
         <w:t xml:space="preserve">Atualização tecnológica do modelo de IA para uma arquitetura de próxima geração (incluindo</w:t>
       </w:r>
       <w:r>
@@ -7761,11 +8171,17 @@
       <w:r>
         <w:t xml:space="preserve">cenários com recursos tecnológicos escassos.</w:t>
       </w:r>
-      <w:r>
-        <w:t xml:space="preserve"> </w:t>
-      </w:r>
-      <w:r>
-        <w:t xml:space="preserve">- Finalização da documentação, padronização de outputs e preparação do pacote para uso por</w:t>
+    </w:p>
+    <w:p>
+      <w:pPr>
+        <w:pStyle w:val="Compact"/>
+        <w:numPr>
+          <w:ilvl w:val="0"/>
+          <w:numId w:val="1048"/>
+        </w:numPr>
+      </w:pPr>
+      <w:r>
+        <w:t xml:space="preserve">Finalização da documentação, padronização de outputs e preparação do pacote para uso por</w:t>
       </w:r>
       <w:r>
         <w:t xml:space="preserve"> </w:t>
@@ -7773,11 +8189,17 @@
       <w:r>
         <w:t xml:space="preserve">outros laboratórios, maximizando o retorno do investimento da FAPESP.</w:t>
       </w:r>
-      <w:r>
-        <w:t xml:space="preserve"> </w:t>
-      </w:r>
-      <w:r>
-        <w:t xml:space="preserve">- Publicação e entrega do trabalho final: consolidação dos manuscritos, organização do pacote</w:t>
+    </w:p>
+    <w:p>
+      <w:pPr>
+        <w:pStyle w:val="Compact"/>
+        <w:numPr>
+          <w:ilvl w:val="0"/>
+          <w:numId w:val="1048"/>
+        </w:numPr>
+      </w:pPr>
+      <w:r>
+        <w:t xml:space="preserve">Publicação e entrega do trabalho final: consolidação dos manuscritos, organização do pacote</w:t>
       </w:r>
       <w:r>
         <w:t xml:space="preserve"> </w:t>
@@ -7793,8 +8215,8 @@
         </w:pict>
       </w:r>
     </w:p>
-    <w:bookmarkEnd w:id="29"/>
-    <w:bookmarkStart w:id="30" w:name="X06e51ee18f4aaa7103a31e8b873adb3e364f9d6"/>
+    <w:bookmarkEnd w:id="33"/>
+    <w:bookmarkStart w:id="34" w:name="X06e51ee18f4aaa7103a31e8b873adb3e364f9d6"/>
     <w:p>
       <w:pPr>
         <w:pStyle w:val="Heading2"/>
@@ -7861,243 +8283,128 @@
               <w:pStyle w:val="Compact"/>
             </w:pPr>
             <w:r>
-              <w:t xml:space="preserve">2026</w:t>
-            </w:r>
-          </w:p>
-        </w:tc>
-        <w:tc>
-          <w:tcPr/>
-          <w:p>
-            <w:pPr>
-              <w:pStyle w:val="Compact"/>
-            </w:pPr>
-          </w:p>
-        </w:tc>
-        <w:tc>
-          <w:tcPr/>
-          <w:p>
-            <w:pPr>
-              <w:pStyle w:val="Compact"/>
-            </w:pPr>
-          </w:p>
-        </w:tc>
-        <w:tc>
-          <w:tcPr/>
-          <w:p>
-            <w:pPr>
-              <w:pStyle w:val="Compact"/>
-            </w:pPr>
-          </w:p>
-        </w:tc>
-        <w:tc>
-          <w:tcPr/>
-          <w:p>
-            <w:pPr>
-              <w:pStyle w:val="Compact"/>
-            </w:pPr>
-          </w:p>
-        </w:tc>
-        <w:tc>
-          <w:tcPr/>
-          <w:p>
-            <w:pPr>
-              <w:pStyle w:val="Compact"/>
-            </w:pPr>
-          </w:p>
-        </w:tc>
-        <w:tc>
-          <w:tcPr/>
-          <w:p>
-            <w:pPr>
-              <w:pStyle w:val="Compact"/>
-            </w:pPr>
-          </w:p>
-        </w:tc>
-        <w:tc>
-          <w:tcPr/>
-          <w:p>
-            <w:pPr>
-              <w:pStyle w:val="Compact"/>
-            </w:pPr>
-          </w:p>
-        </w:tc>
-        <w:tc>
-          <w:tcPr/>
-          <w:p>
-            <w:pPr>
-              <w:pStyle w:val="Compact"/>
-            </w:pPr>
-          </w:p>
-        </w:tc>
-        <w:tc>
-          <w:tcPr/>
-          <w:p>
-            <w:pPr>
-              <w:pStyle w:val="Compact"/>
-            </w:pPr>
-          </w:p>
-        </w:tc>
-        <w:tc>
-          <w:tcPr/>
-          <w:p>
-            <w:pPr>
-              <w:pStyle w:val="Compact"/>
-            </w:pPr>
-            <w:r>
-              <w:t xml:space="preserve">2027</w:t>
-            </w:r>
-          </w:p>
-        </w:tc>
-        <w:tc>
-          <w:tcPr/>
-          <w:p>
-            <w:pPr>
-              <w:pStyle w:val="Compact"/>
-            </w:pPr>
-          </w:p>
-        </w:tc>
-      </w:tr>
-      <w:tr>
-        <w:tc>
-          <w:tcPr/>
-          <w:p>
-            <w:pPr>
-              <w:pStyle w:val="Compact"/>
-            </w:pPr>
-            <w:r>
-              <w:t xml:space="preserve">Atividades/mês</w:t>
-            </w:r>
-          </w:p>
-        </w:tc>
-        <w:tc>
-          <w:tcPr/>
-          <w:p>
-            <w:pPr>
-              <w:pStyle w:val="Compact"/>
-            </w:pPr>
-            <w:r>
-              <w:t xml:space="preserve">3</w:t>
-            </w:r>
-          </w:p>
-        </w:tc>
-        <w:tc>
-          <w:tcPr/>
-          <w:p>
-            <w:pPr>
-              <w:pStyle w:val="Compact"/>
-            </w:pPr>
-            <w:r>
-              <w:t xml:space="preserve">4</w:t>
-            </w:r>
-          </w:p>
-        </w:tc>
-        <w:tc>
-          <w:tcPr/>
-          <w:p>
-            <w:pPr>
-              <w:pStyle w:val="Compact"/>
-            </w:pPr>
-            <w:r>
-              <w:t xml:space="preserve">5</w:t>
-            </w:r>
-          </w:p>
-        </w:tc>
-        <w:tc>
-          <w:tcPr/>
-          <w:p>
-            <w:pPr>
-              <w:pStyle w:val="Compact"/>
-            </w:pPr>
-            <w:r>
-              <w:t xml:space="preserve">6</w:t>
-            </w:r>
-          </w:p>
-        </w:tc>
-        <w:tc>
-          <w:tcPr/>
-          <w:p>
-            <w:pPr>
-              <w:pStyle w:val="Compact"/>
-            </w:pPr>
-            <w:r>
-              <w:t xml:space="preserve">7</w:t>
-            </w:r>
-          </w:p>
-        </w:tc>
-        <w:tc>
-          <w:tcPr/>
-          <w:p>
-            <w:pPr>
-              <w:pStyle w:val="Compact"/>
-            </w:pPr>
-            <w:r>
-              <w:t xml:space="preserve">8</w:t>
-            </w:r>
-          </w:p>
-        </w:tc>
-        <w:tc>
-          <w:tcPr/>
-          <w:p>
-            <w:pPr>
-              <w:pStyle w:val="Compact"/>
-            </w:pPr>
-            <w:r>
-              <w:t xml:space="preserve">9</w:t>
-            </w:r>
-          </w:p>
-        </w:tc>
-        <w:tc>
-          <w:tcPr/>
-          <w:p>
-            <w:pPr>
-              <w:pStyle w:val="Compact"/>
-            </w:pPr>
-            <w:r>
-              <w:t xml:space="preserve">10</w:t>
-            </w:r>
-          </w:p>
-        </w:tc>
-        <w:tc>
-          <w:tcPr/>
-          <w:p>
-            <w:pPr>
-              <w:pStyle w:val="Compact"/>
-            </w:pPr>
-            <w:r>
-              <w:t xml:space="preserve">11</w:t>
-            </w:r>
-          </w:p>
-        </w:tc>
-        <w:tc>
-          <w:tcPr/>
-          <w:p>
-            <w:pPr>
-              <w:pStyle w:val="Compact"/>
-            </w:pPr>
-            <w:r>
-              <w:t xml:space="preserve">12</w:t>
-            </w:r>
-          </w:p>
-        </w:tc>
-        <w:tc>
-          <w:tcPr/>
-          <w:p>
-            <w:pPr>
-              <w:pStyle w:val="Compact"/>
-            </w:pPr>
-            <w:r>
-              <w:t xml:space="preserve">1</w:t>
-            </w:r>
-          </w:p>
-        </w:tc>
-        <w:tc>
-          <w:tcPr/>
-          <w:p>
-            <w:pPr>
-              <w:pStyle w:val="Compact"/>
-            </w:pPr>
-            <w:r>
-              <w:t xml:space="preserve">2</w:t>
+              <w:t xml:space="preserve">2026-03</w:t>
+            </w:r>
+          </w:p>
+        </w:tc>
+        <w:tc>
+          <w:tcPr/>
+          <w:p>
+            <w:pPr>
+              <w:pStyle w:val="Compact"/>
+            </w:pPr>
+            <w:r>
+              <w:t xml:space="preserve">2026-04</w:t>
+            </w:r>
+          </w:p>
+        </w:tc>
+        <w:tc>
+          <w:tcPr/>
+          <w:p>
+            <w:pPr>
+              <w:pStyle w:val="Compact"/>
+            </w:pPr>
+            <w:r>
+              <w:t xml:space="preserve">2026-05</w:t>
+            </w:r>
+          </w:p>
+        </w:tc>
+        <w:tc>
+          <w:tcPr/>
+          <w:p>
+            <w:pPr>
+              <w:pStyle w:val="Compact"/>
+            </w:pPr>
+            <w:r>
+              <w:t xml:space="preserve">2026-06</w:t>
+            </w:r>
+          </w:p>
+        </w:tc>
+        <w:tc>
+          <w:tcPr/>
+          <w:p>
+            <w:pPr>
+              <w:pStyle w:val="Compact"/>
+            </w:pPr>
+            <w:r>
+              <w:t xml:space="preserve">2026-07</w:t>
+            </w:r>
+          </w:p>
+        </w:tc>
+        <w:tc>
+          <w:tcPr/>
+          <w:p>
+            <w:pPr>
+              <w:pStyle w:val="Compact"/>
+            </w:pPr>
+            <w:r>
+              <w:t xml:space="preserve">2026-08</w:t>
+            </w:r>
+          </w:p>
+        </w:tc>
+        <w:tc>
+          <w:tcPr/>
+          <w:p>
+            <w:pPr>
+              <w:pStyle w:val="Compact"/>
+            </w:pPr>
+            <w:r>
+              <w:t xml:space="preserve">2026-09</w:t>
+            </w:r>
+          </w:p>
+        </w:tc>
+        <w:tc>
+          <w:tcPr/>
+          <w:p>
+            <w:pPr>
+              <w:pStyle w:val="Compact"/>
+            </w:pPr>
+            <w:r>
+              <w:t xml:space="preserve">2026-10</w:t>
+            </w:r>
+          </w:p>
+        </w:tc>
+        <w:tc>
+          <w:tcPr/>
+          <w:p>
+            <w:pPr>
+              <w:pStyle w:val="Compact"/>
+            </w:pPr>
+            <w:r>
+              <w:t xml:space="preserve">2026-11</w:t>
+            </w:r>
+          </w:p>
+        </w:tc>
+        <w:tc>
+          <w:tcPr/>
+          <w:p>
+            <w:pPr>
+              <w:pStyle w:val="Compact"/>
+            </w:pPr>
+            <w:r>
+              <w:t xml:space="preserve">2026-12</w:t>
+            </w:r>
+          </w:p>
+        </w:tc>
+        <w:tc>
+          <w:tcPr/>
+          <w:p>
+            <w:pPr>
+              <w:pStyle w:val="Compact"/>
+            </w:pPr>
+            <w:r>
+              <w:t xml:space="preserve">2027-01</w:t>
+            </w:r>
+          </w:p>
+        </w:tc>
+        <w:tc>
+          <w:tcPr/>
+          <w:p>
+            <w:pPr>
+              <w:pStyle w:val="Compact"/>
+            </w:pPr>
+            <w:r>
+              <w:t xml:space="preserve">2027-02</w:t>
             </w:r>
           </w:p>
         </w:tc>
@@ -9196,8 +9503,8 @@
         </w:pict>
       </w:r>
     </w:p>
-    <w:bookmarkEnd w:id="30"/>
-    <w:bookmarkStart w:id="34" w:name="referências"/>
+    <w:bookmarkEnd w:id="34"/>
+    <w:bookmarkStart w:id="38" w:name="referências"/>
     <w:p>
       <w:pPr>
         <w:pStyle w:val="Heading2"/>
@@ -9231,7 +9538,7 @@
         <w:pStyle w:val="Compact"/>
         <w:numPr>
           <w:ilvl w:val="0"/>
-          <w:numId w:val="1048"/>
+          <w:numId w:val="1049"/>
         </w:numPr>
       </w:pPr>
       <w:r>
@@ -9243,7 +9550,7 @@
         <w:pStyle w:val="Compact"/>
         <w:numPr>
           <w:ilvl w:val="0"/>
-          <w:numId w:val="1048"/>
+          <w:numId w:val="1049"/>
         </w:numPr>
       </w:pPr>
       <w:r>
@@ -9268,7 +9575,7 @@
         <w:pStyle w:val="Compact"/>
         <w:numPr>
           <w:ilvl w:val="0"/>
-          <w:numId w:val="1048"/>
+          <w:numId w:val="1049"/>
         </w:numPr>
       </w:pPr>
       <w:r>
@@ -9280,7 +9587,7 @@
         <w:pStyle w:val="Compact"/>
         <w:numPr>
           <w:ilvl w:val="0"/>
-          <w:numId w:val="1048"/>
+          <w:numId w:val="1049"/>
         </w:numPr>
       </w:pPr>
       <w:r>
@@ -9305,7 +9612,7 @@
         <w:pStyle w:val="Compact"/>
         <w:numPr>
           <w:ilvl w:val="0"/>
-          <w:numId w:val="1048"/>
+          <w:numId w:val="1049"/>
         </w:numPr>
       </w:pPr>
       <w:r>
@@ -9330,7 +9637,7 @@
         <w:pStyle w:val="Compact"/>
         <w:numPr>
           <w:ilvl w:val="0"/>
-          <w:numId w:val="1048"/>
+          <w:numId w:val="1049"/>
         </w:numPr>
       </w:pPr>
       <w:r>
@@ -9339,7 +9646,7 @@
       <w:r>
         <w:t xml:space="preserve"> </w:t>
       </w:r>
-      <w:hyperlink r:id="rId31">
+      <w:hyperlink r:id="rId35">
         <w:r>
           <w:rPr>
             <w:rStyle w:val="Hyperlink"/>
@@ -9356,7 +9663,7 @@
         <w:pStyle w:val="Compact"/>
         <w:numPr>
           <w:ilvl w:val="0"/>
-          <w:numId w:val="1048"/>
+          <w:numId w:val="1049"/>
         </w:numPr>
       </w:pPr>
       <w:r>
@@ -9381,7 +9688,7 @@
         <w:pStyle w:val="Compact"/>
         <w:numPr>
           <w:ilvl w:val="0"/>
-          <w:numId w:val="1048"/>
+          <w:numId w:val="1049"/>
         </w:numPr>
       </w:pPr>
       <w:r>
@@ -9406,7 +9713,7 @@
         <w:pStyle w:val="Compact"/>
         <w:numPr>
           <w:ilvl w:val="0"/>
-          <w:numId w:val="1048"/>
+          <w:numId w:val="1049"/>
         </w:numPr>
       </w:pPr>
       <w:r>
@@ -9415,7 +9722,7 @@
       <w:r>
         <w:t xml:space="preserve"> </w:t>
       </w:r>
-      <w:hyperlink r:id="rId32">
+      <w:hyperlink r:id="rId36">
         <w:r>
           <w:rPr>
             <w:rStyle w:val="Hyperlink"/>
@@ -9432,7 +9739,7 @@
         <w:pStyle w:val="Compact"/>
         <w:numPr>
           <w:ilvl w:val="0"/>
-          <w:numId w:val="1048"/>
+          <w:numId w:val="1049"/>
         </w:numPr>
       </w:pPr>
       <w:r>
@@ -9441,7 +9748,7 @@
       <w:r>
         <w:t xml:space="preserve"> </w:t>
       </w:r>
-      <w:hyperlink r:id="rId33">
+      <w:hyperlink r:id="rId37">
         <w:r>
           <w:rPr>
             <w:rStyle w:val="Hyperlink"/>
@@ -9460,8 +9767,8 @@
         </w:pict>
       </w:r>
     </w:p>
-    <w:bookmarkEnd w:id="34"/>
-    <w:bookmarkStart w:id="35" w:name="anexos"/>
+    <w:bookmarkEnd w:id="38"/>
+    <w:bookmarkStart w:id="47" w:name="anexos"/>
     <w:p>
       <w:pPr>
         <w:pStyle w:val="Heading2"/>
@@ -9475,25 +9782,82 @@
         <w:pStyle w:val="Compact"/>
         <w:numPr>
           <w:ilvl w:val="0"/>
-          <w:numId w:val="1049"/>
-        </w:numPr>
-      </w:pPr>
-      <w:r>
-        <w:t xml:space="preserve">Registros auxiliares de histórico de desenvolvimento (arquivos de log exportados do Git) na</w:t>
-      </w:r>
-      <w:r>
-        <w:t xml:space="preserve"> </w:t>
-      </w:r>
-      <w:r>
-        <w:t xml:space="preserve">raiz do repositório.</w:t>
-      </w:r>
-    </w:p>
-    <w:p>
-      <w:pPr>
-        <w:pStyle w:val="Compact"/>
-        <w:numPr>
-          <w:ilvl w:val="0"/>
-          <w:numId w:val="1049"/>
+          <w:numId w:val="1050"/>
+        </w:numPr>
+      </w:pPr>
+      <w:r>
+        <w:t xml:space="preserve">Registros auxiliares de histórico de desenvolvimento (arquivos de log exportados do Git):</w:t>
+      </w:r>
+    </w:p>
+    <w:p>
+      <w:pPr>
+        <w:pStyle w:val="Compact"/>
+        <w:numPr>
+          <w:ilvl w:val="1"/>
+          <w:numId w:val="1051"/>
+        </w:numPr>
+      </w:pPr>
+      <w:hyperlink r:id="rId39">
+        <w:r>
+          <w:rPr>
+            <w:rStyle w:val="Hyperlink"/>
+          </w:rPr>
+          <w:t xml:space="preserve">docs/tasks/active/ROLLING_TASK_LOG.md</w:t>
+        </w:r>
+      </w:hyperlink>
+    </w:p>
+    <w:p>
+      <w:pPr>
+        <w:pStyle w:val="Compact"/>
+        <w:numPr>
+          <w:ilvl w:val="1"/>
+          <w:numId w:val="1051"/>
+        </w:numPr>
+      </w:pPr>
+      <w:hyperlink r:id="rId40">
+        <w:r>
+          <w:rPr>
+            <w:rStyle w:val="Hyperlink"/>
+          </w:rPr>
+          <w:t xml:space="preserve">docs/archive/legacy/fapesp/</w:t>
+        </w:r>
+      </w:hyperlink>
+      <w:r>
+        <w:t xml:space="preserve"> </w:t>
+      </w:r>
+      <w:r>
+        <w:t xml:space="preserve">(arquivo histórico principal)</w:t>
+      </w:r>
+    </w:p>
+    <w:p>
+      <w:pPr>
+        <w:pStyle w:val="Compact"/>
+        <w:numPr>
+          <w:ilvl w:val="1"/>
+          <w:numId w:val="1051"/>
+        </w:numPr>
+      </w:pPr>
+      <w:hyperlink r:id="rId41">
+        <w:r>
+          <w:rPr>
+            <w:rStyle w:val="Hyperlink"/>
+          </w:rPr>
+          <w:t xml:space="preserve">docs/archive/legacy/fapesp/git/</w:t>
+        </w:r>
+      </w:hyperlink>
+      <w:r>
+        <w:t xml:space="preserve"> </w:t>
+      </w:r>
+      <w:r>
+        <w:t xml:space="preserve">(evidências Git exportadas)</w:t>
+      </w:r>
+    </w:p>
+    <w:p>
+      <w:pPr>
+        <w:pStyle w:val="Compact"/>
+        <w:numPr>
+          <w:ilvl w:val="0"/>
+          <w:numId w:val="1050"/>
         </w:numPr>
       </w:pPr>
       <w:r>
@@ -9505,19 +9869,33 @@
         <w:pStyle w:val="Compact"/>
         <w:numPr>
           <w:ilvl w:val="0"/>
-          <w:numId w:val="1049"/>
-        </w:numPr>
-      </w:pPr>
-      <w:r>
-        <w:t xml:space="preserve">Tabela de gastos de 2025: arquivo CSV exportado (anexo financeiro).</w:t>
-      </w:r>
-    </w:p>
-    <w:p>
-      <w:pPr>
-        <w:pStyle w:val="Compact"/>
-        <w:numPr>
-          <w:ilvl w:val="0"/>
-          <w:numId w:val="1049"/>
+          <w:numId w:val="1050"/>
+        </w:numPr>
+      </w:pPr>
+      <w:r>
+        <w:t xml:space="preserve">Tabela de gastos de 2025: CSV exportado (anexo financeiro) em</w:t>
+      </w:r>
+      <w:r>
+        <w:t xml:space="preserve"> </w:t>
+      </w:r>
+      <w:hyperlink r:id="rId42">
+        <w:r>
+          <w:rPr>
+            <w:rStyle w:val="Hyperlink"/>
+          </w:rPr>
+          <w:t xml:space="preserve">docs/archive/legacy/fapesp/finance/Tabela Itens e Notas FAPESP - 2025.csv</w:t>
+        </w:r>
+      </w:hyperlink>
+      <w:r>
+        <w:t xml:space="preserve">.</w:t>
+      </w:r>
+    </w:p>
+    <w:p>
+      <w:pPr>
+        <w:pStyle w:val="Compact"/>
+        <w:numPr>
+          <w:ilvl w:val="0"/>
+          <w:numId w:val="1050"/>
         </w:numPr>
       </w:pPr>
       <w:r>
@@ -9534,8 +9912,7 @@
       </w:r>
       <w:r>
         <w:rPr>
-          <w:b/>
-          <w:bCs/>
+          <w:rStyle w:val="VerbatimChar"/>
         </w:rPr>
         <w:t xml:space="preserve">Cópia de Projeto_Prorrogacao_Excepcional_Aceita_v1.md</w:t>
       </w:r>
@@ -9548,7 +9925,7 @@
         <w:pStyle w:val="Compact"/>
         <w:numPr>
           <w:ilvl w:val="0"/>
-          <w:numId w:val="1049"/>
+          <w:numId w:val="1050"/>
         </w:numPr>
       </w:pPr>
       <w:r>
@@ -9558,11 +9935,99 @@
         <w:t xml:space="preserve"> </w:t>
       </w:r>
       <w:r>
-        <w:t xml:space="preserve">Spectrum (documentos de trabalho).</w:t>
-      </w:r>
-      <w:r>
-        <w:t xml:space="preserve"> </w:t>
-      </w:r>
+        <w:t xml:space="preserve">Spectrum (documentos de trabalho) em</w:t>
+      </w:r>
+      <w:r>
+        <w:t xml:space="preserve"> </w:t>
+      </w:r>
+      <w:hyperlink r:id="rId43">
+        <w:r>
+          <w:rPr>
+            <w:rStyle w:val="Hyperlink"/>
+          </w:rPr>
+          <w:t xml:space="preserve">docs/archive/legacy/fapesp/manuscripts/</w:t>
+        </w:r>
+      </w:hyperlink>
+      <w:r>
+        <w:t xml:space="preserve">.</w:t>
+      </w:r>
+    </w:p>
+    <w:p>
+      <w:pPr>
+        <w:pStyle w:val="Compact"/>
+        <w:numPr>
+          <w:ilvl w:val="0"/>
+          <w:numId w:val="1050"/>
+        </w:numPr>
+      </w:pPr>
+      <w:r>
+        <w:t xml:space="preserve">Rascunhos históricos de relatórios/propostas (versões anteriores) em:</w:t>
+      </w:r>
+    </w:p>
+    <w:p>
+      <w:pPr>
+        <w:pStyle w:val="Compact"/>
+        <w:numPr>
+          <w:ilvl w:val="1"/>
+          <w:numId w:val="1052"/>
+        </w:numPr>
+      </w:pPr>
+      <w:hyperlink r:id="rId44">
+        <w:r>
+          <w:rPr>
+            <w:rStyle w:val="Hyperlink"/>
+          </w:rPr>
+          <w:t xml:space="preserve">docs/archive/legacy/fapesp/reports/</w:t>
+        </w:r>
+      </w:hyperlink>
+    </w:p>
+    <w:p>
+      <w:pPr>
+        <w:pStyle w:val="Compact"/>
+        <w:numPr>
+          <w:ilvl w:val="1"/>
+          <w:numId w:val="1052"/>
+        </w:numPr>
+      </w:pPr>
+      <w:hyperlink r:id="rId45">
+        <w:r>
+          <w:rPr>
+            <w:rStyle w:val="Hyperlink"/>
+          </w:rPr>
+          <w:t xml:space="preserve">docs/archive/legacy/fapesp/proposals/</w:t>
+        </w:r>
+      </w:hyperlink>
+    </w:p>
+    <w:p>
+      <w:pPr>
+        <w:pStyle w:val="Compact"/>
+        <w:numPr>
+          <w:ilvl w:val="0"/>
+          <w:numId w:val="1050"/>
+        </w:numPr>
+      </w:pPr>
+      <w:r>
+        <w:t xml:space="preserve">Notebooks de treinamento/experimentação (detecção/segmentação) em</w:t>
+      </w:r>
+      <w:r>
+        <w:t xml:space="preserve"> </w:t>
+      </w:r>
+      <w:hyperlink r:id="rId46">
+        <w:r>
+          <w:rPr>
+            <w:rStyle w:val="Hyperlink"/>
+          </w:rPr>
+          <w:t xml:space="preserve">docs/archive/legacy/fapesp/notebooks/</w:t>
+        </w:r>
+      </w:hyperlink>
+      <w:r>
+        <w:t xml:space="preserve">.</w:t>
+      </w:r>
+    </w:p>
+    <w:p>
+      <w:pPr>
+        <w:pStyle w:val="FirstParagraph"/>
+      </w:pPr>
       <w:r>
         <w:rPr>
           <w:b/>
@@ -9578,15 +10043,8 @@
       </w:r>
     </w:p>
     <w:p>
-      <w:r>
-        <w:pict>
-          <v:rect style="width:0;height:1.5pt" o:hralign="center" o:hrstd="t" o:hr="t"/>
-        </w:pict>
-      </w:r>
-    </w:p>
-    <w:p>
-      <w:pPr>
-        <w:pStyle w:val="FirstParagraph"/>
+      <w:pPr>
+        <w:pStyle w:val="BodyText"/>
       </w:pPr>
       <w:r>
         <w:rPr>
@@ -9602,7 +10060,8 @@
         <w:t xml:space="preserve">Orientadora</w:t>
       </w:r>
     </w:p>
-    <w:bookmarkEnd w:id="35"/>
+    <w:bookmarkEnd w:id="47"/>
+    <w:bookmarkEnd w:id="48"/>
     <w:sectPr>
       <w:footnotePr>
         <w:numRestart w:val="eachSect"/>
@@ -9984,91 +10443,6 @@
       <w:rPr>
         <w:rFonts w:ascii="Wingdings" w:hAnsi="Wingdings" w:cs="Wingdings" w:hint="default"/>
       </w:rPr>
-    </w:lvl>
-  </w:abstractNum>
-  <w:abstractNum w:abstractNumId="99422">
-    <w:nsid w:val="00A99422"/>
-    <w:multiLevelType w:val="multilevel"/>
-    <w:lvl w:ilvl="0">
-      <w:start w:val="2"/>
-      <w:numFmt w:val="decimal"/>
-      <w:lvlText w:val="%1)"/>
-      <w:lvlJc w:val="left"/>
-      <w:pPr>
-        <w:ind w:left="720" w:hanging="360"/>
-      </w:pPr>
-    </w:lvl>
-    <w:lvl w:ilvl="1">
-      <w:start w:val="2"/>
-      <w:numFmt w:val="decimal"/>
-      <w:lvlText w:val="%2)"/>
-      <w:lvlJc w:val="left"/>
-      <w:pPr>
-        <w:ind w:left="1440" w:hanging="360"/>
-      </w:pPr>
-    </w:lvl>
-    <w:lvl w:ilvl="2">
-      <w:start w:val="2"/>
-      <w:numFmt w:val="decimal"/>
-      <w:lvlText w:val="%3)"/>
-      <w:lvlJc w:val="left"/>
-      <w:pPr>
-        <w:ind w:left="2160" w:hanging="360"/>
-      </w:pPr>
-    </w:lvl>
-    <w:lvl w:ilvl="3">
-      <w:start w:val="2"/>
-      <w:numFmt w:val="decimal"/>
-      <w:lvlText w:val="%4)"/>
-      <w:lvlJc w:val="left"/>
-      <w:pPr>
-        <w:ind w:left="2880" w:hanging="360"/>
-      </w:pPr>
-    </w:lvl>
-    <w:lvl w:ilvl="4">
-      <w:start w:val="2"/>
-      <w:numFmt w:val="decimal"/>
-      <w:lvlText w:val="%5)"/>
-      <w:lvlJc w:val="left"/>
-      <w:pPr>
-        <w:ind w:left="3600" w:hanging="360"/>
-      </w:pPr>
-    </w:lvl>
-    <w:lvl w:ilvl="5">
-      <w:start w:val="2"/>
-      <w:numFmt w:val="decimal"/>
-      <w:lvlText w:val="%6)"/>
-      <w:lvlJc w:val="left"/>
-      <w:pPr>
-        <w:ind w:left="4320" w:hanging="360"/>
-      </w:pPr>
-    </w:lvl>
-    <w:lvl w:ilvl="6">
-      <w:start w:val="2"/>
-      <w:numFmt w:val="decimal"/>
-      <w:lvlText w:val="%7)"/>
-      <w:lvlJc w:val="left"/>
-      <w:pPr>
-        <w:ind w:left="5040" w:hanging="360"/>
-      </w:pPr>
-    </w:lvl>
-    <w:lvl w:ilvl="7">
-      <w:start w:val="2"/>
-      <w:numFmt w:val="decimal"/>
-      <w:lvlText w:val="%8)"/>
-      <w:lvlJc w:val="left"/>
-      <w:pPr>
-        <w:ind w:left="5760" w:hanging="360"/>
-      </w:pPr>
-    </w:lvl>
-    <w:lvl w:ilvl="8">
-      <w:start w:val="2"/>
-      <w:numFmt w:val="decimal"/>
-      <w:lvlText w:val="%9)"/>
-      <w:lvlJc w:val="left"/>
-      <w:pPr>
-        <w:ind w:left="6480" w:hanging="360"/>
-      </w:pPr>
     </w:lvl>
   </w:abstractNum>
   <w:num w:numId="1000">
@@ -10264,33 +10638,33 @@
     <w:abstractNumId w:val="991"/>
   </w:num>
   <w:num w:numId="1028">
-    <w:abstractNumId w:val="99422"/>
+    <w:abstractNumId w:val="99421"/>
     <w:lvlOverride w:ilvl="0">
-      <w:startOverride w:val="2"/>
+      <w:startOverride w:val="1"/>
     </w:lvlOverride>
     <w:lvlOverride w:ilvl="1">
-      <w:startOverride w:val="2"/>
+      <w:startOverride w:val="1"/>
     </w:lvlOverride>
     <w:lvlOverride w:ilvl="2">
-      <w:startOverride w:val="2"/>
+      <w:startOverride w:val="1"/>
     </w:lvlOverride>
     <w:lvlOverride w:ilvl="3">
-      <w:startOverride w:val="2"/>
+      <w:startOverride w:val="1"/>
     </w:lvlOverride>
     <w:lvlOverride w:ilvl="4">
-      <w:startOverride w:val="2"/>
+      <w:startOverride w:val="1"/>
     </w:lvlOverride>
     <w:lvlOverride w:ilvl="5">
-      <w:startOverride w:val="2"/>
+      <w:startOverride w:val="1"/>
     </w:lvlOverride>
     <w:lvlOverride w:ilvl="6">
-      <w:startOverride w:val="2"/>
+      <w:startOverride w:val="1"/>
     </w:lvlOverride>
     <w:lvlOverride w:ilvl="7">
-      <w:startOverride w:val="2"/>
+      <w:startOverride w:val="1"/>
     </w:lvlOverride>
     <w:lvlOverride w:ilvl="8">
-      <w:startOverride w:val="2"/>
+      <w:startOverride w:val="1"/>
     </w:lvlOverride>
   </w:num>
   <w:num w:numId="1029">
@@ -10381,6 +10755,15 @@
     <w:abstractNumId w:val="991"/>
   </w:num>
   <w:num w:numId="1049">
+    <w:abstractNumId w:val="991"/>
+  </w:num>
+  <w:num w:numId="1050">
+    <w:abstractNumId w:val="991"/>
+  </w:num>
+  <w:num w:numId="1051">
+    <w:abstractNumId w:val="991"/>
+  </w:num>
+  <w:num w:numId="1052">
     <w:abstractNumId w:val="991"/>
   </w:num>
 </w:numbering>

--- a/exports/word/Relat Parcial 3.docx
+++ b/exports/word/Relat Parcial 3.docx
@@ -2,7 +2,7 @@
 <file path=word/document.xml><?xml version="1.0" encoding="utf-8"?>
 <w:document xmlns:w="http://schemas.openxmlformats.org/wordprocessingml/2006/main" xmlns:m="http://schemas.openxmlformats.org/officeDocument/2006/math" xmlns:r="http://schemas.openxmlformats.org/officeDocument/2006/relationships" xmlns:o="urn:schemas-microsoft-com:office:office" xmlns:v="urn:schemas-microsoft-com:vml" xmlns:w10="urn:schemas-microsoft-com:office:word" xmlns:a="http://schemas.openxmlformats.org/drawingml/2006/main" xmlns:pic="http://schemas.openxmlformats.org/drawingml/2006/picture" xmlns:wp="http://schemas.openxmlformats.org/drawingml/2006/wordprocessingDrawing">
   <w:body>
-    <w:bookmarkStart w:id="48" w:name="X6afc8a15ddbf7aff4476773eaa6898cbb17527e"/>
+    <w:bookmarkStart w:id="51" w:name="X6afc8a15ddbf7aff4476773eaa6898cbb17527e"/>
     <w:p>
       <w:pPr>
         <w:pStyle w:val="Heading1"/>
@@ -6746,7 +6746,7 @@
     </w:p>
     <w:bookmarkEnd w:id="26"/>
     <w:bookmarkEnd w:id="27"/>
-    <w:bookmarkStart w:id="32" w:name="processamento-e-análise-de-dados"/>
+    <w:bookmarkStart w:id="35" w:name="processamento-e-análise-de-dados"/>
     <w:p>
       <w:pPr>
         <w:pStyle w:val="Heading2"/>
@@ -6755,7 +6755,7 @@
         <w:t xml:space="preserve">5. Processamento e análise de dados</w:t>
       </w:r>
     </w:p>
-    <w:bookmarkStart w:id="29" w:name="X1c19ce604962a583397aede02db41060a5b67d2"/>
+    <w:bookmarkStart w:id="32" w:name="X1c19ce604962a583397aede02db41060a5b67d2"/>
     <w:p>
       <w:pPr>
         <w:pStyle w:val="Heading3"/>
@@ -6924,14 +6924,13 @@
       </w:r>
     </w:p>
     <w:bookmarkEnd w:id="28"/>
-    <w:bookmarkEnd w:id="29"/>
-    <w:bookmarkStart w:id="30" w:name="X39db666b78421f7ec300d5f232cc9fdfaafb263"/>
-    <w:p>
-      <w:pPr>
-        <w:pStyle w:val="Heading3"/>
-      </w:pPr>
-      <w:r>
-        <w:t xml:space="preserve">5.2 Evolução metodológica da análise estatística em R (ciclo 2025)</w:t>
+    <w:bookmarkStart w:id="29" w:name="X8cc48340daff5000fae6af5a24e5a6dabcc3408"/>
+    <w:p>
+      <w:pPr>
+        <w:pStyle w:val="Heading4"/>
+      </w:pPr>
+      <w:r>
+        <w:t xml:space="preserve">Limitações práticas (e como foram mitigadas)</w:t>
       </w:r>
     </w:p>
     <w:p>
@@ -6939,59 +6938,19 @@
         <w:pStyle w:val="FirstParagraph"/>
       </w:pPr>
       <w:r>
-        <w:t xml:space="preserve">No ciclo de 2025, consolidou-se uma mudança metodológica importante: a análise deixou de ser</w:t>
-      </w:r>
-      <w:r>
-        <w:t xml:space="preserve"> </w:t>
-      </w:r>
-      <w:r>
-        <w:t xml:space="preserve">um processamento “ad-hoc” de médias e comparações estáticas e passou a ser tratada como um</w:t>
-      </w:r>
-      <w:r>
-        <w:t xml:space="preserve"> </w:t>
-      </w:r>
-      <w:r>
-        <w:t xml:space="preserve">problema de</w:t>
-      </w:r>
-      <w:r>
-        <w:t xml:space="preserve"> </w:t>
-      </w:r>
-      <w:r>
-        <w:rPr>
-          <w:b/>
-          <w:bCs/>
-        </w:rPr>
-        <w:t xml:space="preserve">séries temporais hierárquicas</w:t>
-      </w:r>
-      <w:r>
-        <w:t xml:space="preserve"> </w:t>
-      </w:r>
-      <w:r>
-        <w:t xml:space="preserve">(aprendizagem/comportamento ao longo do tempo),</w:t>
-      </w:r>
-      <w:r>
-        <w:t xml:space="preserve"> </w:t>
-      </w:r>
-      <w:r>
-        <w:t xml:space="preserve">em que cada animal possui trajetória própria. Essa mudança foi decisiva para sustentar a</w:t>
-      </w:r>
-      <w:r>
-        <w:t xml:space="preserve"> </w:t>
-      </w:r>
-      <w:r>
-        <w:t xml:space="preserve">interpretação neurobiológica e a robustez estatística dos achados.</w:t>
-      </w:r>
-    </w:p>
-    <w:p>
-      <w:pPr>
-        <w:pStyle w:val="BodyText"/>
-      </w:pPr>
-      <w:r>
-        <w:rPr>
-          <w:b/>
-          <w:bCs/>
-        </w:rPr>
-        <w:t xml:space="preserve">(i) Arquitetura de dados (Wide → Long):</w:t>
+        <w:t xml:space="preserve">Em vídeos reais de laboratório, alguns fatores podem introduzir erros de medida se não forem</w:t>
+      </w:r>
+      <w:r>
+        <w:t xml:space="preserve"> </w:t>
+      </w:r>
+      <w:r>
+        <w:t xml:space="preserve">controlados. No pipeline consolidado, esses riscos foram tratados com rotinas e parâmetros</w:t>
+      </w:r>
+      <w:r>
+        <w:t xml:space="preserve"> </w:t>
+      </w:r>
+      <w:r>
+        <w:t xml:space="preserve">documentados:</w:t>
       </w:r>
     </w:p>
     <w:p>
@@ -7003,7 +6962,135 @@
         </w:numPr>
       </w:pPr>
       <w:r>
-        <w:t xml:space="preserve">A estruturação final dos dados em formato</w:t>
+        <w:rPr>
+          <w:b/>
+          <w:bCs/>
+        </w:rPr>
+        <w:t xml:space="preserve">Reflexos, ondulação e bolhas</w:t>
+      </w:r>
+      <w:r>
+        <w:t xml:space="preserve"> </w:t>
+      </w:r>
+      <w:r>
+        <w:t xml:space="preserve">podem gerar detecções falsas ou perda momentânea do animal.</w:t>
+      </w:r>
+      <w:r>
+        <w:t xml:space="preserve"> </w:t>
+      </w:r>
+      <w:r>
+        <w:t xml:space="preserve">Mitigação: curadoria do dataset, registro de</w:t>
+      </w:r>
+      <w:r>
+        <w:t xml:space="preserve"> </w:t>
+      </w:r>
+      <w:r>
+        <w:rPr>
+          <w:b/>
+          <w:bCs/>
+        </w:rPr>
+        <w:t xml:space="preserve">confiança</w:t>
+      </w:r>
+      <w:r>
+        <w:t xml:space="preserve"> </w:t>
+      </w:r>
+      <w:r>
+        <w:t xml:space="preserve">e validações, além de ajustes de</w:t>
+      </w:r>
+      <w:r>
+        <w:t xml:space="preserve"> </w:t>
+      </w:r>
+      <w:r>
+        <w:t xml:space="preserve">thresholds quando necessário.</w:t>
+      </w:r>
+    </w:p>
+    <w:p>
+      <w:pPr>
+        <w:pStyle w:val="Compact"/>
+        <w:numPr>
+          <w:ilvl w:val="0"/>
+          <w:numId w:val="1040"/>
+        </w:numPr>
+      </w:pPr>
+      <w:r>
+        <w:rPr>
+          <w:b/>
+          <w:bCs/>
+        </w:rPr>
+        <w:t xml:space="preserve">Oclusões e proximidade com bordas/objetos</w:t>
+      </w:r>
+      <w:r>
+        <w:t xml:space="preserve"> </w:t>
+      </w:r>
+      <w:r>
+        <w:t xml:space="preserve">podem “esconder” parte do corpo e alterar a caixa</w:t>
+      </w:r>
+      <w:r>
+        <w:t xml:space="preserve"> </w:t>
+      </w:r>
+      <w:r>
+        <w:t xml:space="preserve">detectada. Mitigação: regras de inclusão em zonas (centroide/intersecção/sobreposição) e filtros</w:t>
+      </w:r>
+      <w:r>
+        <w:t xml:space="preserve"> </w:t>
+      </w:r>
+      <w:r>
+        <w:t xml:space="preserve">de suavização para reduzir tremor sem apagar movimentos reais.</w:t>
+      </w:r>
+    </w:p>
+    <w:p>
+      <w:pPr>
+        <w:pStyle w:val="Compact"/>
+        <w:numPr>
+          <w:ilvl w:val="0"/>
+          <w:numId w:val="1040"/>
+        </w:numPr>
+      </w:pPr>
+      <w:r>
+        <w:rPr>
+          <w:b/>
+          <w:bCs/>
+        </w:rPr>
+        <w:t xml:space="preserve">Variação de iluminação/câmera</w:t>
+      </w:r>
+      <w:r>
+        <w:t xml:space="preserve"> </w:t>
+      </w:r>
+      <w:r>
+        <w:t xml:space="preserve">entre dias pode alterar a aparência do animal. Mitigação:</w:t>
+      </w:r>
+      <w:r>
+        <w:t xml:space="preserve"> </w:t>
+      </w:r>
+      <w:r>
+        <w:t xml:space="preserve">parâmetros expostos e registrados, presets e validações de consistência.</w:t>
+      </w:r>
+    </w:p>
+    <w:p>
+      <w:pPr>
+        <w:pStyle w:val="Compact"/>
+        <w:numPr>
+          <w:ilvl w:val="0"/>
+          <w:numId w:val="1040"/>
+        </w:numPr>
+      </w:pPr>
+      <w:r>
+        <w:rPr>
+          <w:b/>
+          <w:bCs/>
+        </w:rPr>
+        <w:t xml:space="preserve">Instabilidade inicial do aquário</w:t>
+      </w:r>
+      <w:r>
+        <w:t xml:space="preserve"> </w:t>
+      </w:r>
+      <w:r>
+        <w:t xml:space="preserve">(interferência do operador/estabilização da água) pode</w:t>
+      </w:r>
+      <w:r>
+        <w:t xml:space="preserve"> </w:t>
+      </w:r>
+      <w:r>
+        <w:t xml:space="preserve">enviesar métricas do início da sessão. Mitigação:</w:t>
       </w:r>
       <w:r>
         <w:t xml:space="preserve"> </w:t>
@@ -7013,13 +7100,153 @@
           <w:i/>
           <w:iCs/>
         </w:rPr>
-        <w:t xml:space="preserve">Long</w:t>
-      </w:r>
-      <w:r>
-        <w:t xml:space="preserve"> </w:t>
-      </w:r>
-      <w:r>
-        <w:t xml:space="preserve">foi motivada pela limitação de estruturas</w:t>
+        <w:t xml:space="preserve">offset</w:t>
+      </w:r>
+      <w:r>
+        <w:t xml:space="preserve"> </w:t>
+      </w:r>
+      <w:r>
+        <w:t xml:space="preserve">inicial configurável para ignorar frames</w:t>
+      </w:r>
+      <w:r>
+        <w:t xml:space="preserve"> </w:t>
+      </w:r>
+      <w:r>
+        <w:t xml:space="preserve">iniciais.</w:t>
+      </w:r>
+    </w:p>
+    <w:bookmarkEnd w:id="29"/>
+    <w:bookmarkStart w:id="30" w:name="X341485e4a6349e80602d9fa81e92248fff1119a"/>
+    <w:p>
+      <w:pPr>
+        <w:pStyle w:val="Heading4"/>
+      </w:pPr>
+      <w:r>
+        <w:t xml:space="preserve">Reprodutibilidade: o que exatamente fica registrado</w:t>
+      </w:r>
+    </w:p>
+    <w:p>
+      <w:pPr>
+        <w:pStyle w:val="FirstParagraph"/>
+      </w:pPr>
+      <w:r>
+        <w:t xml:space="preserve">Para que outro pesquisador consiga reproduzir os resultados (ou para que o mesmo conjunto seja</w:t>
+      </w:r>
+      <w:r>
+        <w:t xml:space="preserve"> </w:t>
+      </w:r>
+      <w:r>
+        <w:t xml:space="preserve">reprocessado meses depois), o sistema guarda, junto dos dados:</w:t>
+      </w:r>
+    </w:p>
+    <w:p>
+      <w:pPr>
+        <w:pStyle w:val="Compact"/>
+        <w:numPr>
+          <w:ilvl w:val="0"/>
+          <w:numId w:val="1041"/>
+        </w:numPr>
+      </w:pPr>
+      <w:r>
+        <w:rPr>
+          <w:b/>
+          <w:bCs/>
+        </w:rPr>
+        <w:t xml:space="preserve">Modelo/peso utilizado</w:t>
+      </w:r>
+      <w:r>
+        <w:t xml:space="preserve"> </w:t>
+      </w:r>
+      <w:r>
+        <w:t xml:space="preserve">e método (detecção vs segmentação) quando aplicável.</w:t>
+      </w:r>
+    </w:p>
+    <w:p>
+      <w:pPr>
+        <w:pStyle w:val="Compact"/>
+        <w:numPr>
+          <w:ilvl w:val="0"/>
+          <w:numId w:val="1041"/>
+        </w:numPr>
+      </w:pPr>
+      <w:r>
+        <w:rPr>
+          <w:b/>
+          <w:bCs/>
+        </w:rPr>
+        <w:t xml:space="preserve">Parâmetros de detecção e rastreamento</w:t>
+      </w:r>
+      <w:r>
+        <w:t xml:space="preserve"> </w:t>
+      </w:r>
+      <w:r>
+        <w:t xml:space="preserve">(ex.: confiança/NMS e configurações de associação).</w:t>
+      </w:r>
+    </w:p>
+    <w:p>
+      <w:pPr>
+        <w:pStyle w:val="Compact"/>
+        <w:numPr>
+          <w:ilvl w:val="0"/>
+          <w:numId w:val="1041"/>
+        </w:numPr>
+      </w:pPr>
+      <w:r>
+        <w:rPr>
+          <w:b/>
+          <w:bCs/>
+        </w:rPr>
+        <w:t xml:space="preserve">Calibração</w:t>
+      </w:r>
+      <w:r>
+        <w:t xml:space="preserve"> </w:t>
+      </w:r>
+      <w:r>
+        <w:t xml:space="preserve">pixel→cm e dimensões do aparato usadas na conversão.</w:t>
+      </w:r>
+    </w:p>
+    <w:p>
+      <w:pPr>
+        <w:pStyle w:val="Compact"/>
+        <w:numPr>
+          <w:ilvl w:val="0"/>
+          <w:numId w:val="1041"/>
+        </w:numPr>
+      </w:pPr>
+      <w:r>
+        <w:rPr>
+          <w:b/>
+          <w:bCs/>
+        </w:rPr>
+        <w:t xml:space="preserve">Regras de zonas</w:t>
+      </w:r>
+      <w:r>
+        <w:t xml:space="preserve"> </w:t>
+      </w:r>
+      <w:r>
+        <w:t xml:space="preserve">(AOIs/ROIs) e critério “dentro/fora” adotado, incluindo buffers/limiares.</w:t>
+      </w:r>
+    </w:p>
+    <w:p>
+      <w:pPr>
+        <w:pStyle w:val="Compact"/>
+        <w:numPr>
+          <w:ilvl w:val="0"/>
+          <w:numId w:val="1041"/>
+        </w:numPr>
+      </w:pPr>
+      <w:r>
+        <w:rPr>
+          <w:b/>
+          <w:bCs/>
+        </w:rPr>
+        <w:t xml:space="preserve">Parâmetros de processamento</w:t>
+      </w:r>
+      <w:r>
+        <w:t xml:space="preserve"> </w:t>
+      </w:r>
+      <w:r>
+        <w:t xml:space="preserve">(intervalos, FPS,</w:t>
       </w:r>
       <w:r>
         <w:t xml:space="preserve"> </w:t>
@@ -7029,65 +7256,277 @@
           <w:i/>
           <w:iCs/>
         </w:rPr>
-        <w:t xml:space="preserve">Wide</w:t>
-      </w:r>
-      <w:r>
-        <w:t xml:space="preserve"> </w:t>
-      </w:r>
-      <w:r>
-        <w:t xml:space="preserve">em capturar variância intraindivíduo e dependência temporal.</w:t>
-      </w:r>
-    </w:p>
-    <w:p>
-      <w:pPr>
-        <w:pStyle w:val="Compact"/>
-        <w:numPr>
-          <w:ilvl w:val="0"/>
-          <w:numId w:val="1040"/>
-        </w:numPr>
-      </w:pPr>
-      <w:r>
-        <w:t xml:space="preserve">Na prática, isso permitiu tratar</w:t>
-      </w:r>
-      <w:r>
-        <w:t xml:space="preserve"> </w:t>
-      </w:r>
-      <w:r>
-        <w:rPr>
-          <w:b/>
-          <w:bCs/>
-        </w:rPr>
-        <w:t xml:space="preserve">ID do animal</w:t>
-      </w:r>
-      <w:r>
-        <w:t xml:space="preserve"> </w:t>
-      </w:r>
-      <w:r>
-        <w:t xml:space="preserve">como fator de agrupamento e modelar a</w:t>
-      </w:r>
-      <w:r>
-        <w:t xml:space="preserve"> </w:t>
-      </w:r>
-      <w:r>
-        <w:t xml:space="preserve">correlação serial inerente ao desenho longitudinal (7 dias), em vez de reduzir o fenômeno a</w:t>
-      </w:r>
-      <w:r>
-        <w:t xml:space="preserve"> </w:t>
-      </w:r>
-      <w:r>
-        <w:t xml:space="preserve">médias agregadas.</w:t>
-      </w:r>
-    </w:p>
-    <w:p>
-      <w:pPr>
-        <w:pStyle w:val="Compact"/>
-        <w:numPr>
-          <w:ilvl w:val="0"/>
-          <w:numId w:val="1040"/>
-        </w:numPr>
-      </w:pPr>
-      <w:r>
-        <w:t xml:space="preserve">Implementou-se um pipeline de limpeza e</w:t>
+        <w:t xml:space="preserve">offset</w:t>
+      </w:r>
+      <w:r>
+        <w:t xml:space="preserve">) e filtros de trajetória.</w:t>
+      </w:r>
+    </w:p>
+    <w:p>
+      <w:pPr>
+        <w:pStyle w:val="Compact"/>
+        <w:numPr>
+          <w:ilvl w:val="0"/>
+          <w:numId w:val="1041"/>
+        </w:numPr>
+      </w:pPr>
+      <w:r>
+        <w:rPr>
+          <w:b/>
+          <w:bCs/>
+        </w:rPr>
+        <w:t xml:space="preserve">Logs com timestamps</w:t>
+      </w:r>
+      <w:r>
+        <w:t xml:space="preserve"> </w:t>
+      </w:r>
+      <w:r>
+        <w:t xml:space="preserve">(coordenadas + confiança), permitindo auditoria e checagem.</w:t>
+      </w:r>
+    </w:p>
+    <w:bookmarkEnd w:id="30"/>
+    <w:bookmarkStart w:id="31" w:name="glossário-rápido-leigo"/>
+    <w:p>
+      <w:pPr>
+        <w:pStyle w:val="Heading4"/>
+      </w:pPr>
+      <w:r>
+        <w:t xml:space="preserve">Glossário rápido (leigo)</w:t>
+      </w:r>
+    </w:p>
+    <w:p>
+      <w:pPr>
+        <w:pStyle w:val="Compact"/>
+        <w:numPr>
+          <w:ilvl w:val="0"/>
+          <w:numId w:val="1042"/>
+        </w:numPr>
+      </w:pPr>
+      <w:r>
+        <w:rPr>
+          <w:b/>
+          <w:bCs/>
+        </w:rPr>
+        <w:t xml:space="preserve">IA / modelo</w:t>
+      </w:r>
+      <w:r>
+        <w:t xml:space="preserve">: um sistema que aprende padrões no vídeo para localizar o peixe.</w:t>
+      </w:r>
+    </w:p>
+    <w:p>
+      <w:pPr>
+        <w:pStyle w:val="Compact"/>
+        <w:numPr>
+          <w:ilvl w:val="0"/>
+          <w:numId w:val="1042"/>
+        </w:numPr>
+      </w:pPr>
+      <w:r>
+        <w:rPr>
+          <w:b/>
+          <w:bCs/>
+        </w:rPr>
+        <w:t xml:space="preserve">Treinamento</w:t>
+      </w:r>
+      <w:r>
+        <w:t xml:space="preserve">: etapa em que o modelo aprende a partir de muitos exemplos anotados.</w:t>
+      </w:r>
+    </w:p>
+    <w:p>
+      <w:pPr>
+        <w:pStyle w:val="Compact"/>
+        <w:numPr>
+          <w:ilvl w:val="0"/>
+          <w:numId w:val="1042"/>
+        </w:numPr>
+      </w:pPr>
+      <w:r>
+        <w:rPr>
+          <w:b/>
+          <w:bCs/>
+        </w:rPr>
+        <w:t xml:space="preserve">Anotação</w:t>
+      </w:r>
+      <w:r>
+        <w:t xml:space="preserve">: marcar manualmente onde o peixe está em cada imagem (base do treinamento).</w:t>
+      </w:r>
+    </w:p>
+    <w:p>
+      <w:pPr>
+        <w:pStyle w:val="Compact"/>
+        <w:numPr>
+          <w:ilvl w:val="0"/>
+          <w:numId w:val="1042"/>
+        </w:numPr>
+      </w:pPr>
+      <w:r>
+        <w:rPr>
+          <w:b/>
+          <w:bCs/>
+        </w:rPr>
+        <w:t xml:space="preserve">Detecção vs segmentação</w:t>
+      </w:r>
+      <w:r>
+        <w:t xml:space="preserve">: detecção usa “caixa”; segmentação usa “contorno/máscara”.</w:t>
+      </w:r>
+    </w:p>
+    <w:p>
+      <w:pPr>
+        <w:pStyle w:val="Compact"/>
+        <w:numPr>
+          <w:ilvl w:val="0"/>
+          <w:numId w:val="1042"/>
+        </w:numPr>
+      </w:pPr>
+      <w:r>
+        <w:rPr>
+          <w:b/>
+          <w:bCs/>
+        </w:rPr>
+        <w:t xml:space="preserve">Confiança</w:t>
+      </w:r>
+      <w:r>
+        <w:t xml:space="preserve">: quão segura está a IA de que aquilo é o peixe.</w:t>
+      </w:r>
+    </w:p>
+    <w:p>
+      <w:pPr>
+        <w:pStyle w:val="Compact"/>
+        <w:numPr>
+          <w:ilvl w:val="0"/>
+          <w:numId w:val="1042"/>
+        </w:numPr>
+      </w:pPr>
+      <w:r>
+        <w:rPr>
+          <w:b/>
+          <w:bCs/>
+        </w:rPr>
+        <w:t xml:space="preserve">Falso positivo / falso negativo</w:t>
+      </w:r>
+      <w:r>
+        <w:t xml:space="preserve">: detectar algo que não é peixe / deixar de detectar o peixe.</w:t>
+      </w:r>
+    </w:p>
+    <w:p>
+      <w:pPr>
+        <w:pStyle w:val="Compact"/>
+        <w:numPr>
+          <w:ilvl w:val="0"/>
+          <w:numId w:val="1042"/>
+        </w:numPr>
+      </w:pPr>
+      <w:r>
+        <w:rPr>
+          <w:b/>
+          <w:bCs/>
+        </w:rPr>
+        <w:t xml:space="preserve">Trajetória</w:t>
+      </w:r>
+      <w:r>
+        <w:t xml:space="preserve">: caminho do peixe ao longo do tempo (sequência de posições).</w:t>
+      </w:r>
+    </w:p>
+    <w:p>
+      <w:pPr>
+        <w:pStyle w:val="Compact"/>
+        <w:numPr>
+          <w:ilvl w:val="0"/>
+          <w:numId w:val="1042"/>
+        </w:numPr>
+      </w:pPr>
+      <w:r>
+        <w:rPr>
+          <w:b/>
+          <w:bCs/>
+        </w:rPr>
+        <w:t xml:space="preserve">Parâmetro</w:t>
+      </w:r>
+      <w:r>
+        <w:t xml:space="preserve">: um ajuste do “instrumento” que altera sensibilidade/robustez.</w:t>
+      </w:r>
+    </w:p>
+    <w:bookmarkEnd w:id="31"/>
+    <w:bookmarkEnd w:id="32"/>
+    <w:bookmarkStart w:id="33" w:name="X39db666b78421f7ec300d5f232cc9fdfaafb263"/>
+    <w:p>
+      <w:pPr>
+        <w:pStyle w:val="Heading3"/>
+      </w:pPr>
+      <w:r>
+        <w:t xml:space="preserve">5.2 Evolução metodológica da análise estatística em R (ciclo 2025)</w:t>
+      </w:r>
+    </w:p>
+    <w:p>
+      <w:pPr>
+        <w:pStyle w:val="FirstParagraph"/>
+      </w:pPr>
+      <w:r>
+        <w:t xml:space="preserve">No ciclo de 2025, consolidou-se uma mudança metodológica importante: a análise deixou de ser</w:t>
+      </w:r>
+      <w:r>
+        <w:t xml:space="preserve"> </w:t>
+      </w:r>
+      <w:r>
+        <w:t xml:space="preserve">um processamento “ad-hoc” de médias e comparações estáticas e passou a ser tratada como um</w:t>
+      </w:r>
+      <w:r>
+        <w:t xml:space="preserve"> </w:t>
+      </w:r>
+      <w:r>
+        <w:t xml:space="preserve">problema de</w:t>
+      </w:r>
+      <w:r>
+        <w:t xml:space="preserve"> </w:t>
+      </w:r>
+      <w:r>
+        <w:rPr>
+          <w:b/>
+          <w:bCs/>
+        </w:rPr>
+        <w:t xml:space="preserve">séries temporais hierárquicas</w:t>
+      </w:r>
+      <w:r>
+        <w:t xml:space="preserve"> </w:t>
+      </w:r>
+      <w:r>
+        <w:t xml:space="preserve">(aprendizagem/comportamento ao longo do tempo),</w:t>
+      </w:r>
+      <w:r>
+        <w:t xml:space="preserve"> </w:t>
+      </w:r>
+      <w:r>
+        <w:t xml:space="preserve">em que cada animal possui trajetória própria. Essa mudança foi decisiva para sustentar a</w:t>
+      </w:r>
+      <w:r>
+        <w:t xml:space="preserve"> </w:t>
+      </w:r>
+      <w:r>
+        <w:t xml:space="preserve">interpretação neurobiológica e a robustez estatística dos achados.</w:t>
+      </w:r>
+    </w:p>
+    <w:p>
+      <w:pPr>
+        <w:pStyle w:val="BodyText"/>
+      </w:pPr>
+      <w:r>
+        <w:rPr>
+          <w:b/>
+          <w:bCs/>
+        </w:rPr>
+        <w:t xml:space="preserve">(i) Arquitetura de dados (Wide → Long):</w:t>
+      </w:r>
+    </w:p>
+    <w:p>
+      <w:pPr>
+        <w:pStyle w:val="Compact"/>
+        <w:numPr>
+          <w:ilvl w:val="0"/>
+          <w:numId w:val="1043"/>
+        </w:numPr>
+      </w:pPr>
+      <w:r>
+        <w:t xml:space="preserve">A estruturação final dos dados em formato</w:t>
       </w:r>
       <w:r>
         <w:t xml:space="preserve"> </w:t>
@@ -7097,431 +7536,13 @@
           <w:i/>
           <w:iCs/>
         </w:rPr>
-        <w:t xml:space="preserve">pivot</w:t>
-      </w:r>
-      <w:r>
-        <w:t xml:space="preserve"> </w:t>
-      </w:r>
-      <w:r>
-        <w:t xml:space="preserve">(ex.:</w:t>
-      </w:r>
-      <w:r>
-        <w:t xml:space="preserve"> </w:t>
-      </w:r>
-      <w:r>
-        <w:rPr>
-          <w:rStyle w:val="VerbatimChar"/>
-        </w:rPr>
-        <w:t xml:space="preserve">dplyr</w:t>
-      </w:r>
-      <w:r>
-        <w:t xml:space="preserve">/</w:t>
-      </w:r>
-      <w:r>
-        <w:rPr>
-          <w:rStyle w:val="VerbatimChar"/>
-        </w:rPr>
-        <w:t xml:space="preserve">tidyr</w:t>
-      </w:r>
-      <w:r>
-        <w:t xml:space="preserve">) para que cada linha</w:t>
-      </w:r>
-      <w:r>
-        <w:t xml:space="preserve"> </w:t>
-      </w:r>
-      <w:r>
-        <w:t xml:space="preserve">representasse um estado discreto no tempo (dia/sessão/área), aumentando reprodutibilidade e</w:t>
-      </w:r>
-      <w:r>
-        <w:t xml:space="preserve"> </w:t>
-      </w:r>
-      <w:r>
-        <w:t xml:space="preserve">auditabilidade.</w:t>
-      </w:r>
-    </w:p>
-    <w:p>
-      <w:pPr>
-        <w:pStyle w:val="FirstParagraph"/>
-      </w:pPr>
-      <w:r>
-        <w:rPr>
-          <w:b/>
-          <w:bCs/>
-        </w:rPr>
-        <w:t xml:space="preserve">(ii) Crise de modelagem e escolha de GLMMs (prova por contradição):</w:t>
-      </w:r>
-    </w:p>
-    <w:p>
-      <w:pPr>
-        <w:pStyle w:val="Compact"/>
-        <w:numPr>
-          <w:ilvl w:val="0"/>
-          <w:numId w:val="1041"/>
-        </w:numPr>
-      </w:pPr>
-      <w:r>
-        <w:t xml:space="preserve">Modelos gaussianos simples (ANOVA/regressão linear) foram rejeitados quando apresentaram</w:t>
-      </w:r>
-      <w:r>
-        <w:t xml:space="preserve"> </w:t>
-      </w:r>
-      <w:r>
-        <w:t xml:space="preserve">resíduos heterocedásticos e previsões implausíveis para variáveis limitadas (ex.: tempos, contagens).</w:t>
-      </w:r>
-    </w:p>
-    <w:p>
-      <w:pPr>
-        <w:pStyle w:val="Compact"/>
-        <w:numPr>
-          <w:ilvl w:val="0"/>
-          <w:numId w:val="1041"/>
-        </w:numPr>
-      </w:pPr>
-      <w:r>
-        <w:t xml:space="preserve">Testes com Poisson evidenciaram</w:t>
-      </w:r>
-      <w:r>
-        <w:t xml:space="preserve"> </w:t>
-      </w:r>
-      <w:r>
-        <w:rPr>
-          <w:b/>
-          <w:bCs/>
-        </w:rPr>
-        <w:t xml:space="preserve">superdispersão</w:t>
-      </w:r>
-      <w:r>
-        <w:t xml:space="preserve">, levando à adoção de</w:t>
-      </w:r>
-      <w:r>
-        <w:t xml:space="preserve"> </w:t>
-      </w:r>
-      <w:r>
-        <w:rPr>
-          <w:b/>
-          <w:bCs/>
-        </w:rPr>
-        <w:t xml:space="preserve">Binomial</w:t>
-      </w:r>
-      <w:r>
-        <w:rPr>
-          <w:b/>
-          <w:bCs/>
-        </w:rPr>
-        <w:t xml:space="preserve"> </w:t>
-      </w:r>
-      <w:r>
-        <w:rPr>
-          <w:b/>
-          <w:bCs/>
-        </w:rPr>
-        <w:t xml:space="preserve">Negativa</w:t>
-      </w:r>
-      <w:r>
-        <w:t xml:space="preserve"> </w:t>
-      </w:r>
-      <w:r>
-        <w:t xml:space="preserve">e, quando necessário,</w:t>
-      </w:r>
-      <w:r>
-        <w:t xml:space="preserve"> </w:t>
-      </w:r>
-      <w:r>
-        <w:rPr>
-          <w:b/>
-          <w:bCs/>
-        </w:rPr>
-        <w:t xml:space="preserve">Tweedie</w:t>
-      </w:r>
-      <w:r>
-        <w:t xml:space="preserve"> </w:t>
-      </w:r>
-      <w:r>
-        <w:t xml:space="preserve">para variáveis contínuas com inflação de zeros.</w:t>
-      </w:r>
-    </w:p>
-    <w:p>
-      <w:pPr>
-        <w:pStyle w:val="Compact"/>
-        <w:numPr>
-          <w:ilvl w:val="0"/>
-          <w:numId w:val="1041"/>
-        </w:numPr>
-      </w:pPr>
-      <w:r>
-        <w:t xml:space="preserve">A inclusão de efeitos aleatórios (ex.:</w:t>
-      </w:r>
-      <w:r>
-        <w:t xml:space="preserve"> </w:t>
-      </w:r>
-      <w:r>
-        <w:rPr>
-          <w:b/>
-          <w:bCs/>
-        </w:rPr>
-        <w:t xml:space="preserve">(1|ID_Animal)</w:t>
-      </w:r>
-      <w:r>
-        <w:t xml:space="preserve">) foi justificada por testes (ex.: LRT),</w:t>
-      </w:r>
-      <w:r>
-        <w:t xml:space="preserve"> </w:t>
-      </w:r>
-      <w:r>
-        <w:t xml:space="preserve">evitando inflar artificialmente significância ao ignorar individualidade (redução de erro tipo I).</w:t>
-      </w:r>
-    </w:p>
-    <w:p>
-      <w:pPr>
-        <w:pStyle w:val="FirstParagraph"/>
-      </w:pPr>
-      <w:r>
-        <w:rPr>
-          <w:b/>
-          <w:bCs/>
-        </w:rPr>
-        <w:t xml:space="preserve">(iii) Diagnósticos (DHARMa como filtro final):</w:t>
-      </w:r>
-    </w:p>
-    <w:p>
-      <w:pPr>
-        <w:pStyle w:val="Compact"/>
-        <w:numPr>
-          <w:ilvl w:val="0"/>
-          <w:numId w:val="1042"/>
-        </w:numPr>
-      </w:pPr>
-      <w:r>
-        <w:t xml:space="preserve">A seleção do modelo final foi orientada por diagnósticos residuais (ex.: uniformidade e</w:t>
-      </w:r>
-      <w:r>
-        <w:t xml:space="preserve"> </w:t>
-      </w:r>
-      <w:r>
-        <w:t xml:space="preserve">ausência de viés sistemático em resíduos simulados), e não apenas por “obter p &lt; 0,05”.</w:t>
-      </w:r>
-    </w:p>
-    <w:p>
-      <w:pPr>
-        <w:pStyle w:val="Compact"/>
-        <w:numPr>
-          <w:ilvl w:val="0"/>
-          <w:numId w:val="1042"/>
-        </w:numPr>
-      </w:pPr>
-      <w:r>
-        <w:t xml:space="preserve">Esse controle adicionou segurança às inferências e permitiu descartar estruturas instáveis.</w:t>
-      </w:r>
-    </w:p>
-    <w:p>
-      <w:pPr>
-        <w:pStyle w:val="FirstParagraph"/>
-      </w:pPr>
-      <w:r>
-        <w:rPr>
-          <w:b/>
-          <w:bCs/>
-        </w:rPr>
-        <w:t xml:space="preserve">(iv) Interpretação de efeito (emmeans/emtrends e taxas de aprendizagem):</w:t>
-      </w:r>
-    </w:p>
-    <w:p>
-      <w:pPr>
-        <w:pStyle w:val="Compact"/>
-        <w:numPr>
-          <w:ilvl w:val="0"/>
-          <w:numId w:val="1043"/>
-        </w:numPr>
-      </w:pPr>
-      <w:r>
-        <w:t xml:space="preserve">Além de significância, a análise passou a entregar</w:t>
-      </w:r>
-      <w:r>
-        <w:t xml:space="preserve"> </w:t>
-      </w:r>
-      <w:r>
-        <w:rPr>
-          <w:b/>
-          <w:bCs/>
-        </w:rPr>
-        <w:t xml:space="preserve">estimativas de efeito</w:t>
-      </w:r>
-      <w:r>
-        <w:t xml:space="preserve"> </w:t>
-      </w:r>
-      <w:r>
-        <w:t xml:space="preserve">e</w:t>
-      </w:r>
-      <w:r>
-        <w:t xml:space="preserve"> </w:t>
-      </w:r>
-      <w:r>
-        <w:rPr>
-          <w:b/>
-          <w:bCs/>
-        </w:rPr>
-        <w:t xml:space="preserve">velocidade de</w:t>
-      </w:r>
-      <w:r>
-        <w:rPr>
-          <w:b/>
-          <w:bCs/>
-        </w:rPr>
-        <w:t xml:space="preserve"> </w:t>
-      </w:r>
-      <w:r>
-        <w:rPr>
-          <w:b/>
-          <w:bCs/>
-        </w:rPr>
-        <w:t xml:space="preserve">mudança</w:t>
-      </w:r>
-      <w:r>
-        <w:t xml:space="preserve"> </w:t>
-      </w:r>
-      <w:r>
-        <w:t xml:space="preserve">(slopes), essenciais para interpretar “aprendizagem” e modulação temporal.</w:t>
-      </w:r>
-    </w:p>
-    <w:p>
-      <w:pPr>
-        <w:pStyle w:val="Compact"/>
-        <w:numPr>
-          <w:ilvl w:val="0"/>
-          <w:numId w:val="1043"/>
-        </w:numPr>
-      </w:pPr>
-      <w:r>
-        <w:t xml:space="preserve">O uso de</w:t>
-      </w:r>
-      <w:r>
-        <w:t xml:space="preserve"> </w:t>
-      </w:r>
-      <w:r>
-        <w:rPr>
-          <w:rStyle w:val="VerbatimChar"/>
-        </w:rPr>
-        <w:t xml:space="preserve">emtrends</w:t>
-      </w:r>
-      <w:r>
-        <w:t xml:space="preserve"> </w:t>
-      </w:r>
-      <w:r>
-        <w:t xml:space="preserve">permitiu quantificar diferenças de taxas (ex.: “grupo aprende mais rápido”),</w:t>
-      </w:r>
-      <w:r>
-        <w:t xml:space="preserve"> </w:t>
-      </w:r>
-      <w:r>
-        <w:t xml:space="preserve">proporcionando interpretação mais direta e defensável.</w:t>
-      </w:r>
-    </w:p>
-    <w:p>
-      <w:pPr>
-        <w:pStyle w:val="FirstParagraph"/>
-      </w:pPr>
-      <w:r>
-        <w:rPr>
-          <w:b/>
-          <w:bCs/>
-        </w:rPr>
-        <w:t xml:space="preserve">(v) Modularização e reprodutibilidade:</w:t>
-      </w:r>
-    </w:p>
-    <w:p>
-      <w:pPr>
-        <w:pStyle w:val="Compact"/>
-        <w:numPr>
-          <w:ilvl w:val="0"/>
-          <w:numId w:val="1044"/>
-        </w:numPr>
-      </w:pPr>
-      <w:r>
-        <w:t xml:space="preserve">O código foi estruturado em módulos (ingestão → diagnóstico → modelagem → contraste),</w:t>
-      </w:r>
-      <w:r>
-        <w:t xml:space="preserve"> </w:t>
-      </w:r>
-      <w:r>
-        <w:t xml:space="preserve">permitindo reanálises rápidas quando a base é atualizada e elevando o padrão de</w:t>
-      </w:r>
-      <w:r>
-        <w:t xml:space="preserve"> </w:t>
-      </w:r>
-      <w:r>
-        <w:t xml:space="preserve">reprodutibilidade exigido por agências de fomento.</w:t>
-      </w:r>
-    </w:p>
-    <w:bookmarkEnd w:id="30"/>
-    <w:bookmarkStart w:id="31" w:name="Xaf1cec3334a9951a339e7052d28db15bfddc47d"/>
-    <w:p>
-      <w:pPr>
-        <w:pStyle w:val="Heading3"/>
-      </w:pPr>
-      <w:r>
-        <w:t xml:space="preserve">5.3 Principais resultados consolidados (TEPT e Cannabis Full Spectrum)</w:t>
-      </w:r>
-    </w:p>
-    <w:p>
-      <w:pPr>
-        <w:pStyle w:val="FirstParagraph"/>
-      </w:pPr>
-      <w:r>
-        <w:rPr>
-          <w:b/>
-          <w:bCs/>
-        </w:rPr>
-        <w:t xml:space="preserve">(A) Validação do modelo de TEPT (GC vs GE):</w:t>
-      </w:r>
-    </w:p>
-    <w:p>
-      <w:pPr>
-        <w:pStyle w:val="Compact"/>
-        <w:numPr>
-          <w:ilvl w:val="0"/>
-          <w:numId w:val="1045"/>
-        </w:numPr>
-      </w:pPr>
-      <w:r>
-        <w:rPr>
-          <w:b/>
-          <w:bCs/>
-        </w:rPr>
-        <w:t xml:space="preserve">Atividade locomotora:</w:t>
-      </w:r>
-      <w:r>
-        <w:t xml:space="preserve"> </w:t>
-      </w:r>
-      <w:r>
-        <w:t xml:space="preserve">estresse reduziu significativamente a distância total percorrida</w:t>
-      </w:r>
-      <w:r>
-        <w:t xml:space="preserve"> </w:t>
-      </w:r>
-      <w:r>
-        <w:t xml:space="preserve">(t(33,73) = -2,08, p = 0,0449) e a velocidade média (t(33,69) = -2,09, p = 0,0445).</w:t>
-      </w:r>
-    </w:p>
-    <w:p>
-      <w:pPr>
-        <w:pStyle w:val="Compact"/>
-        <w:numPr>
-          <w:ilvl w:val="0"/>
-          <w:numId w:val="1045"/>
-        </w:numPr>
-      </w:pPr>
-      <w:r>
-        <w:rPr>
-          <w:b/>
-          <w:bCs/>
-        </w:rPr>
-        <w:t xml:space="preserve">Freezing:</w:t>
-      </w:r>
-      <w:r>
-        <w:t xml:space="preserve"> </w:t>
-      </w:r>
-      <w:r>
-        <w:t xml:space="preserve">aumento significativo do tempo total de</w:t>
+        <w:t xml:space="preserve">Long</w:t>
+      </w:r>
+      <w:r>
+        <w:t xml:space="preserve"> </w:t>
+      </w:r>
+      <w:r>
+        <w:t xml:space="preserve">foi motivada pela limitação de estruturas</w:t>
       </w:r>
       <w:r>
         <w:t xml:space="preserve"> </w:t>
@@ -7531,81 +7552,65 @@
           <w:i/>
           <w:iCs/>
         </w:rPr>
-        <w:t xml:space="preserve">freezing</w:t>
-      </w:r>
-      <w:r>
-        <w:t xml:space="preserve"> </w:t>
-      </w:r>
-      <w:r>
-        <w:t xml:space="preserve">no GE (média da resposta</w:t>
-      </w:r>
-      <w:r>
-        <w:t xml:space="preserve"> </w:t>
-      </w:r>
-      <w:r>
-        <w:t xml:space="preserve">= 101,1 s) em comparação ao GC (51,6 s; p = 0,0439).</w:t>
-      </w:r>
-    </w:p>
-    <w:p>
-      <w:pPr>
-        <w:pStyle w:val="Compact"/>
-        <w:numPr>
-          <w:ilvl w:val="0"/>
-          <w:numId w:val="1045"/>
-        </w:numPr>
-      </w:pPr>
-      <w:r>
-        <w:rPr>
-          <w:b/>
-          <w:bCs/>
-        </w:rPr>
-        <w:t xml:space="preserve">Memória aversiva (vermelho):</w:t>
-      </w:r>
-      <w:r>
-        <w:t xml:space="preserve"> </w:t>
-      </w:r>
-      <w:r>
-        <w:t xml:space="preserve">diferença significativa na evolução do tempo na área vermelha</w:t>
-      </w:r>
-      <w:r>
-        <w:t xml:space="preserve"> </w:t>
-      </w:r>
-      <w:r>
-        <w:t xml:space="preserve">(z = 2,47, p = 0,0135), com diminuição progressiva no GE (slope = -0,2148;</w:t>
-      </w:r>
-      <w:r>
-        <w:t xml:space="preserve"> </w:t>
-      </w:r>
-      <w:r>
-        <w:t xml:space="preserve">95% CI [-0,376, -0,053]).</w:t>
-      </w:r>
-    </w:p>
-    <w:p>
-      <w:pPr>
-        <w:pStyle w:val="Compact"/>
-        <w:numPr>
-          <w:ilvl w:val="0"/>
-          <w:numId w:val="1045"/>
-        </w:numPr>
-      </w:pPr>
-      <w:r>
-        <w:rPr>
-          <w:b/>
-          <w:bCs/>
-        </w:rPr>
-        <w:t xml:space="preserve">Generalização do medo (azul):</w:t>
-      </w:r>
-      <w:r>
-        <w:t xml:space="preserve"> </w:t>
-      </w:r>
-      <w:r>
-        <w:t xml:space="preserve">aumento progressivo do tempo na área azul no GE</w:t>
-      </w:r>
-      <w:r>
-        <w:t xml:space="preserve"> </w:t>
-      </w:r>
-      <w:r>
-        <w:t xml:space="preserve">(slope = 0,5672; 95% CI [0,340, 0,794]) e aumento progressivo de</w:t>
+        <w:t xml:space="preserve">Wide</w:t>
+      </w:r>
+      <w:r>
+        <w:t xml:space="preserve"> </w:t>
+      </w:r>
+      <w:r>
+        <w:t xml:space="preserve">em capturar variância intraindivíduo e dependência temporal.</w:t>
+      </w:r>
+    </w:p>
+    <w:p>
+      <w:pPr>
+        <w:pStyle w:val="Compact"/>
+        <w:numPr>
+          <w:ilvl w:val="0"/>
+          <w:numId w:val="1043"/>
+        </w:numPr>
+      </w:pPr>
+      <w:r>
+        <w:t xml:space="preserve">Na prática, isso permitiu tratar</w:t>
+      </w:r>
+      <w:r>
+        <w:t xml:space="preserve"> </w:t>
+      </w:r>
+      <w:r>
+        <w:rPr>
+          <w:b/>
+          <w:bCs/>
+        </w:rPr>
+        <w:t xml:space="preserve">ID do animal</w:t>
+      </w:r>
+      <w:r>
+        <w:t xml:space="preserve"> </w:t>
+      </w:r>
+      <w:r>
+        <w:t xml:space="preserve">como fator de agrupamento e modelar a</w:t>
+      </w:r>
+      <w:r>
+        <w:t xml:space="preserve"> </w:t>
+      </w:r>
+      <w:r>
+        <w:t xml:space="preserve">correlação serial inerente ao desenho longitudinal (7 dias), em vez de reduzir o fenômeno a</w:t>
+      </w:r>
+      <w:r>
+        <w:t xml:space="preserve"> </w:t>
+      </w:r>
+      <w:r>
+        <w:t xml:space="preserve">médias agregadas.</w:t>
+      </w:r>
+    </w:p>
+    <w:p>
+      <w:pPr>
+        <w:pStyle w:val="Compact"/>
+        <w:numPr>
+          <w:ilvl w:val="0"/>
+          <w:numId w:val="1043"/>
+        </w:numPr>
+      </w:pPr>
+      <w:r>
+        <w:t xml:space="preserve">Implementou-se um pipeline de limpeza e</w:t>
       </w:r>
       <w:r>
         <w:t xml:space="preserve"> </w:t>
@@ -7615,12 +7620,530 @@
           <w:i/>
           <w:iCs/>
         </w:rPr>
+        <w:t xml:space="preserve">pivot</w:t>
+      </w:r>
+      <w:r>
+        <w:t xml:space="preserve"> </w:t>
+      </w:r>
+      <w:r>
+        <w:t xml:space="preserve">(ex.:</w:t>
+      </w:r>
+      <w:r>
+        <w:t xml:space="preserve"> </w:t>
+      </w:r>
+      <w:r>
+        <w:rPr>
+          <w:rStyle w:val="VerbatimChar"/>
+        </w:rPr>
+        <w:t xml:space="preserve">dplyr</w:t>
+      </w:r>
+      <w:r>
+        <w:t xml:space="preserve">/</w:t>
+      </w:r>
+      <w:r>
+        <w:rPr>
+          <w:rStyle w:val="VerbatimChar"/>
+        </w:rPr>
+        <w:t xml:space="preserve">tidyr</w:t>
+      </w:r>
+      <w:r>
+        <w:t xml:space="preserve">) para que cada linha</w:t>
+      </w:r>
+      <w:r>
+        <w:t xml:space="preserve"> </w:t>
+      </w:r>
+      <w:r>
+        <w:t xml:space="preserve">representasse um estado discreto no tempo (dia/sessão/área), aumentando reprodutibilidade e</w:t>
+      </w:r>
+      <w:r>
+        <w:t xml:space="preserve"> </w:t>
+      </w:r>
+      <w:r>
+        <w:t xml:space="preserve">auditabilidade.</w:t>
+      </w:r>
+    </w:p>
+    <w:p>
+      <w:pPr>
+        <w:pStyle w:val="FirstParagraph"/>
+      </w:pPr>
+      <w:r>
+        <w:rPr>
+          <w:b/>
+          <w:bCs/>
+        </w:rPr>
+        <w:t xml:space="preserve">(ii) Crise de modelagem e escolha de GLMMs (prova por contradição):</w:t>
+      </w:r>
+    </w:p>
+    <w:p>
+      <w:pPr>
+        <w:pStyle w:val="Compact"/>
+        <w:numPr>
+          <w:ilvl w:val="0"/>
+          <w:numId w:val="1044"/>
+        </w:numPr>
+      </w:pPr>
+      <w:r>
+        <w:t xml:space="preserve">Modelos gaussianos simples (ANOVA/regressão linear) foram rejeitados quando apresentaram</w:t>
+      </w:r>
+      <w:r>
+        <w:t xml:space="preserve"> </w:t>
+      </w:r>
+      <w:r>
+        <w:t xml:space="preserve">resíduos heterocedásticos e previsões implausíveis para variáveis limitadas (ex.: tempos, contagens).</w:t>
+      </w:r>
+    </w:p>
+    <w:p>
+      <w:pPr>
+        <w:pStyle w:val="Compact"/>
+        <w:numPr>
+          <w:ilvl w:val="0"/>
+          <w:numId w:val="1044"/>
+        </w:numPr>
+      </w:pPr>
+      <w:r>
+        <w:t xml:space="preserve">Testes com Poisson evidenciaram</w:t>
+      </w:r>
+      <w:r>
+        <w:t xml:space="preserve"> </w:t>
+      </w:r>
+      <w:r>
+        <w:rPr>
+          <w:b/>
+          <w:bCs/>
+        </w:rPr>
+        <w:t xml:space="preserve">superdispersão</w:t>
+      </w:r>
+      <w:r>
+        <w:t xml:space="preserve">, levando à adoção de</w:t>
+      </w:r>
+      <w:r>
+        <w:t xml:space="preserve"> </w:t>
+      </w:r>
+      <w:r>
+        <w:rPr>
+          <w:b/>
+          <w:bCs/>
+        </w:rPr>
+        <w:t xml:space="preserve">Binomial</w:t>
+      </w:r>
+      <w:r>
+        <w:rPr>
+          <w:b/>
+          <w:bCs/>
+        </w:rPr>
+        <w:t xml:space="preserve"> </w:t>
+      </w:r>
+      <w:r>
+        <w:rPr>
+          <w:b/>
+          <w:bCs/>
+        </w:rPr>
+        <w:t xml:space="preserve">Negativa</w:t>
+      </w:r>
+      <w:r>
+        <w:t xml:space="preserve"> </w:t>
+      </w:r>
+      <w:r>
+        <w:t xml:space="preserve">e, quando necessário,</w:t>
+      </w:r>
+      <w:r>
+        <w:t xml:space="preserve"> </w:t>
+      </w:r>
+      <w:r>
+        <w:rPr>
+          <w:b/>
+          <w:bCs/>
+        </w:rPr>
+        <w:t xml:space="preserve">Tweedie</w:t>
+      </w:r>
+      <w:r>
+        <w:t xml:space="preserve"> </w:t>
+      </w:r>
+      <w:r>
+        <w:t xml:space="preserve">para variáveis contínuas com inflação de zeros.</w:t>
+      </w:r>
+    </w:p>
+    <w:p>
+      <w:pPr>
+        <w:pStyle w:val="Compact"/>
+        <w:numPr>
+          <w:ilvl w:val="0"/>
+          <w:numId w:val="1044"/>
+        </w:numPr>
+      </w:pPr>
+      <w:r>
+        <w:t xml:space="preserve">A inclusão de efeitos aleatórios (ex.:</w:t>
+      </w:r>
+      <w:r>
+        <w:t xml:space="preserve"> </w:t>
+      </w:r>
+      <w:r>
+        <w:rPr>
+          <w:b/>
+          <w:bCs/>
+        </w:rPr>
+        <w:t xml:space="preserve">(1|ID_Animal)</w:t>
+      </w:r>
+      <w:r>
+        <w:t xml:space="preserve">) foi justificada por testes (ex.: LRT),</w:t>
+      </w:r>
+      <w:r>
+        <w:t xml:space="preserve"> </w:t>
+      </w:r>
+      <w:r>
+        <w:t xml:space="preserve">evitando inflar artificialmente significância ao ignorar individualidade (redução de erro tipo I).</w:t>
+      </w:r>
+    </w:p>
+    <w:p>
+      <w:pPr>
+        <w:pStyle w:val="FirstParagraph"/>
+      </w:pPr>
+      <w:r>
+        <w:rPr>
+          <w:b/>
+          <w:bCs/>
+        </w:rPr>
+        <w:t xml:space="preserve">(iii) Diagnósticos (DHARMa como filtro final):</w:t>
+      </w:r>
+    </w:p>
+    <w:p>
+      <w:pPr>
+        <w:pStyle w:val="Compact"/>
+        <w:numPr>
+          <w:ilvl w:val="0"/>
+          <w:numId w:val="1045"/>
+        </w:numPr>
+      </w:pPr>
+      <w:r>
+        <w:t xml:space="preserve">A seleção do modelo final foi orientada por diagnósticos residuais (ex.: uniformidade e</w:t>
+      </w:r>
+      <w:r>
+        <w:t xml:space="preserve"> </w:t>
+      </w:r>
+      <w:r>
+        <w:t xml:space="preserve">ausência de viés sistemático em resíduos simulados), e não apenas por “obter p &lt; 0,05”.</w:t>
+      </w:r>
+    </w:p>
+    <w:p>
+      <w:pPr>
+        <w:pStyle w:val="Compact"/>
+        <w:numPr>
+          <w:ilvl w:val="0"/>
+          <w:numId w:val="1045"/>
+        </w:numPr>
+      </w:pPr>
+      <w:r>
+        <w:t xml:space="preserve">Esse controle adicionou segurança às inferências e permitiu descartar estruturas instáveis.</w:t>
+      </w:r>
+    </w:p>
+    <w:p>
+      <w:pPr>
+        <w:pStyle w:val="FirstParagraph"/>
+      </w:pPr>
+      <w:r>
+        <w:rPr>
+          <w:b/>
+          <w:bCs/>
+        </w:rPr>
+        <w:t xml:space="preserve">(iv) Interpretação de efeito (emmeans/emtrends e taxas de aprendizagem):</w:t>
+      </w:r>
+    </w:p>
+    <w:p>
+      <w:pPr>
+        <w:pStyle w:val="Compact"/>
+        <w:numPr>
+          <w:ilvl w:val="0"/>
+          <w:numId w:val="1046"/>
+        </w:numPr>
+      </w:pPr>
+      <w:r>
+        <w:t xml:space="preserve">Além de significância, a análise passou a entregar</w:t>
+      </w:r>
+      <w:r>
+        <w:t xml:space="preserve"> </w:t>
+      </w:r>
+      <w:r>
+        <w:rPr>
+          <w:b/>
+          <w:bCs/>
+        </w:rPr>
+        <w:t xml:space="preserve">estimativas de efeito</w:t>
+      </w:r>
+      <w:r>
+        <w:t xml:space="preserve"> </w:t>
+      </w:r>
+      <w:r>
+        <w:t xml:space="preserve">e</w:t>
+      </w:r>
+      <w:r>
+        <w:t xml:space="preserve"> </w:t>
+      </w:r>
+      <w:r>
+        <w:rPr>
+          <w:b/>
+          <w:bCs/>
+        </w:rPr>
+        <w:t xml:space="preserve">velocidade de</w:t>
+      </w:r>
+      <w:r>
+        <w:rPr>
+          <w:b/>
+          <w:bCs/>
+        </w:rPr>
+        <w:t xml:space="preserve"> </w:t>
+      </w:r>
+      <w:r>
+        <w:rPr>
+          <w:b/>
+          <w:bCs/>
+        </w:rPr>
+        <w:t xml:space="preserve">mudança</w:t>
+      </w:r>
+      <w:r>
+        <w:t xml:space="preserve"> </w:t>
+      </w:r>
+      <w:r>
+        <w:t xml:space="preserve">(slopes), essenciais para interpretar “aprendizagem” e modulação temporal.</w:t>
+      </w:r>
+    </w:p>
+    <w:p>
+      <w:pPr>
+        <w:pStyle w:val="Compact"/>
+        <w:numPr>
+          <w:ilvl w:val="0"/>
+          <w:numId w:val="1046"/>
+        </w:numPr>
+      </w:pPr>
+      <w:r>
+        <w:t xml:space="preserve">O uso de</w:t>
+      </w:r>
+      <w:r>
+        <w:t xml:space="preserve"> </w:t>
+      </w:r>
+      <w:r>
+        <w:rPr>
+          <w:rStyle w:val="VerbatimChar"/>
+        </w:rPr>
+        <w:t xml:space="preserve">emtrends</w:t>
+      </w:r>
+      <w:r>
+        <w:t xml:space="preserve"> </w:t>
+      </w:r>
+      <w:r>
+        <w:t xml:space="preserve">permitiu quantificar diferenças de taxas (ex.: “grupo aprende mais rápido”),</w:t>
+      </w:r>
+      <w:r>
+        <w:t xml:space="preserve"> </w:t>
+      </w:r>
+      <w:r>
+        <w:t xml:space="preserve">proporcionando interpretação mais direta e defensável.</w:t>
+      </w:r>
+    </w:p>
+    <w:p>
+      <w:pPr>
+        <w:pStyle w:val="FirstParagraph"/>
+      </w:pPr>
+      <w:r>
+        <w:rPr>
+          <w:b/>
+          <w:bCs/>
+        </w:rPr>
+        <w:t xml:space="preserve">(v) Modularização e reprodutibilidade:</w:t>
+      </w:r>
+    </w:p>
+    <w:p>
+      <w:pPr>
+        <w:pStyle w:val="Compact"/>
+        <w:numPr>
+          <w:ilvl w:val="0"/>
+          <w:numId w:val="1047"/>
+        </w:numPr>
+      </w:pPr>
+      <w:r>
+        <w:t xml:space="preserve">O código foi estruturado em módulos (ingestão → diagnóstico → modelagem → contraste),</w:t>
+      </w:r>
+      <w:r>
+        <w:t xml:space="preserve"> </w:t>
+      </w:r>
+      <w:r>
+        <w:t xml:space="preserve">permitindo reanálises rápidas quando a base é atualizada e elevando o padrão de</w:t>
+      </w:r>
+      <w:r>
+        <w:t xml:space="preserve"> </w:t>
+      </w:r>
+      <w:r>
+        <w:t xml:space="preserve">reprodutibilidade exigido por agências de fomento.</w:t>
+      </w:r>
+    </w:p>
+    <w:bookmarkEnd w:id="33"/>
+    <w:bookmarkStart w:id="34" w:name="Xaf1cec3334a9951a339e7052d28db15bfddc47d"/>
+    <w:p>
+      <w:pPr>
+        <w:pStyle w:val="Heading3"/>
+      </w:pPr>
+      <w:r>
+        <w:t xml:space="preserve">5.3 Principais resultados consolidados (TEPT e Cannabis Full Spectrum)</w:t>
+      </w:r>
+    </w:p>
+    <w:p>
+      <w:pPr>
+        <w:pStyle w:val="FirstParagraph"/>
+      </w:pPr>
+      <w:r>
+        <w:rPr>
+          <w:b/>
+          <w:bCs/>
+        </w:rPr>
+        <w:t xml:space="preserve">(A) Validação do modelo de TEPT (GC vs GE):</w:t>
+      </w:r>
+    </w:p>
+    <w:p>
+      <w:pPr>
+        <w:pStyle w:val="Compact"/>
+        <w:numPr>
+          <w:ilvl w:val="0"/>
+          <w:numId w:val="1048"/>
+        </w:numPr>
+      </w:pPr>
+      <w:r>
+        <w:rPr>
+          <w:b/>
+          <w:bCs/>
+        </w:rPr>
+        <w:t xml:space="preserve">Atividade locomotora:</w:t>
+      </w:r>
+      <w:r>
+        <w:t xml:space="preserve"> </w:t>
+      </w:r>
+      <w:r>
+        <w:t xml:space="preserve">estresse reduziu significativamente a distância total percorrida</w:t>
+      </w:r>
+      <w:r>
+        <w:t xml:space="preserve"> </w:t>
+      </w:r>
+      <w:r>
+        <w:t xml:space="preserve">(t(33,73) = -2,08, p = 0,0449) e a velocidade média (t(33,69) = -2,09, p = 0,0445).</w:t>
+      </w:r>
+    </w:p>
+    <w:p>
+      <w:pPr>
+        <w:pStyle w:val="Compact"/>
+        <w:numPr>
+          <w:ilvl w:val="0"/>
+          <w:numId w:val="1048"/>
+        </w:numPr>
+      </w:pPr>
+      <w:r>
+        <w:rPr>
+          <w:b/>
+          <w:bCs/>
+        </w:rPr>
+        <w:t xml:space="preserve">Freezing:</w:t>
+      </w:r>
+      <w:r>
+        <w:t xml:space="preserve"> </w:t>
+      </w:r>
+      <w:r>
+        <w:t xml:space="preserve">aumento significativo do tempo total de</w:t>
+      </w:r>
+      <w:r>
+        <w:t xml:space="preserve"> </w:t>
+      </w:r>
+      <w:r>
+        <w:rPr>
+          <w:i/>
+          <w:iCs/>
+        </w:rPr>
         <w:t xml:space="preserve">freezing</w:t>
       </w:r>
       <w:r>
         <w:t xml:space="preserve"> </w:t>
       </w:r>
       <w:r>
+        <w:t xml:space="preserve">no GE (média da resposta</w:t>
+      </w:r>
+      <w:r>
+        <w:t xml:space="preserve"> </w:t>
+      </w:r>
+      <w:r>
+        <w:t xml:space="preserve">= 101,1 s) em comparação ao GC (51,6 s; p = 0,0439).</w:t>
+      </w:r>
+    </w:p>
+    <w:p>
+      <w:pPr>
+        <w:pStyle w:val="Compact"/>
+        <w:numPr>
+          <w:ilvl w:val="0"/>
+          <w:numId w:val="1048"/>
+        </w:numPr>
+      </w:pPr>
+      <w:r>
+        <w:rPr>
+          <w:b/>
+          <w:bCs/>
+        </w:rPr>
+        <w:t xml:space="preserve">Memória aversiva (vermelho):</w:t>
+      </w:r>
+      <w:r>
+        <w:t xml:space="preserve"> </w:t>
+      </w:r>
+      <w:r>
+        <w:t xml:space="preserve">diferença significativa na evolução do tempo na área vermelha</w:t>
+      </w:r>
+      <w:r>
+        <w:t xml:space="preserve"> </w:t>
+      </w:r>
+      <w:r>
+        <w:t xml:space="preserve">(z = 2,47, p = 0,0135), com diminuição progressiva no GE (slope = -0,2148;</w:t>
+      </w:r>
+      <w:r>
+        <w:t xml:space="preserve"> </w:t>
+      </w:r>
+      <w:r>
+        <w:t xml:space="preserve">95% CI [-0,376, -0,053]).</w:t>
+      </w:r>
+    </w:p>
+    <w:p>
+      <w:pPr>
+        <w:pStyle w:val="Compact"/>
+        <w:numPr>
+          <w:ilvl w:val="0"/>
+          <w:numId w:val="1048"/>
+        </w:numPr>
+      </w:pPr>
+      <w:r>
+        <w:rPr>
+          <w:b/>
+          <w:bCs/>
+        </w:rPr>
+        <w:t xml:space="preserve">Generalização do medo (azul):</w:t>
+      </w:r>
+      <w:r>
+        <w:t xml:space="preserve"> </w:t>
+      </w:r>
+      <w:r>
+        <w:t xml:space="preserve">aumento progressivo do tempo na área azul no GE</w:t>
+      </w:r>
+      <w:r>
+        <w:t xml:space="preserve"> </w:t>
+      </w:r>
+      <w:r>
+        <w:t xml:space="preserve">(slope = 0,5672; 95% CI [0,340, 0,794]) e aumento progressivo de</w:t>
+      </w:r>
+      <w:r>
+        <w:t xml:space="preserve"> </w:t>
+      </w:r>
+      <w:r>
+        <w:rPr>
+          <w:i/>
+          <w:iCs/>
+        </w:rPr>
+        <w:t xml:space="preserve">freezing</w:t>
+      </w:r>
+      <w:r>
+        <w:t xml:space="preserve"> </w:t>
+      </w:r>
+      <w:r>
         <w:t xml:space="preserve">na área azul</w:t>
       </w:r>
       <w:r>
@@ -7647,7 +8170,7 @@
         <w:pStyle w:val="Compact"/>
         <w:numPr>
           <w:ilvl w:val="0"/>
-          <w:numId w:val="1046"/>
+          <w:numId w:val="1049"/>
         </w:numPr>
       </w:pPr>
       <w:r>
@@ -7687,7 +8210,7 @@
         <w:pStyle w:val="Compact"/>
         <w:numPr>
           <w:ilvl w:val="0"/>
-          <w:numId w:val="1046"/>
+          <w:numId w:val="1049"/>
         </w:numPr>
       </w:pPr>
       <w:r>
@@ -7721,7 +8244,7 @@
         <w:pStyle w:val="Compact"/>
         <w:numPr>
           <w:ilvl w:val="0"/>
-          <w:numId w:val="1046"/>
+          <w:numId w:val="1049"/>
         </w:numPr>
       </w:pPr>
       <w:r>
@@ -7799,9 +8322,9 @@
         </w:pict>
       </w:r>
     </w:p>
-    <w:bookmarkEnd w:id="31"/>
-    <w:bookmarkEnd w:id="32"/>
-    <w:bookmarkStart w:id="33" w:name="Xe9e83eca3e3849f7f27ceb751c91b1b08b6aefa"/>
+    <w:bookmarkEnd w:id="34"/>
+    <w:bookmarkEnd w:id="35"/>
+    <w:bookmarkStart w:id="36" w:name="Xe9e83eca3e3849f7f27ceb751c91b1b08b6aefa"/>
     <w:p>
       <w:pPr>
         <w:pStyle w:val="Heading2"/>
@@ -7829,7 +8352,7 @@
         <w:pStyle w:val="Compact"/>
         <w:numPr>
           <w:ilvl w:val="0"/>
-          <w:numId w:val="1047"/>
+          <w:numId w:val="1050"/>
         </w:numPr>
       </w:pPr>
       <w:r>
@@ -7853,7 +8376,7 @@
         <w:pStyle w:val="Compact"/>
         <w:numPr>
           <w:ilvl w:val="0"/>
-          <w:numId w:val="1047"/>
+          <w:numId w:val="1050"/>
         </w:numPr>
       </w:pPr>
       <w:r>
@@ -7877,7 +8400,7 @@
         <w:pStyle w:val="Compact"/>
         <w:numPr>
           <w:ilvl w:val="0"/>
-          <w:numId w:val="1047"/>
+          <w:numId w:val="1050"/>
         </w:numPr>
       </w:pPr>
       <w:r>
@@ -8055,7 +8578,7 @@
         <w:pStyle w:val="Compact"/>
         <w:numPr>
           <w:ilvl w:val="0"/>
-          <w:numId w:val="1047"/>
+          <w:numId w:val="1050"/>
         </w:numPr>
       </w:pPr>
       <w:r>
@@ -8177,7 +8700,7 @@
         <w:pStyle w:val="Compact"/>
         <w:numPr>
           <w:ilvl w:val="0"/>
-          <w:numId w:val="1048"/>
+          <w:numId w:val="1051"/>
         </w:numPr>
       </w:pPr>
       <w:r>
@@ -8195,7 +8718,7 @@
         <w:pStyle w:val="Compact"/>
         <w:numPr>
           <w:ilvl w:val="0"/>
-          <w:numId w:val="1048"/>
+          <w:numId w:val="1051"/>
         </w:numPr>
       </w:pPr>
       <w:r>
@@ -8215,8 +8738,8 @@
         </w:pict>
       </w:r>
     </w:p>
-    <w:bookmarkEnd w:id="33"/>
-    <w:bookmarkStart w:id="34" w:name="X06e51ee18f4aaa7103a31e8b873adb3e364f9d6"/>
+    <w:bookmarkEnd w:id="36"/>
+    <w:bookmarkStart w:id="37" w:name="X06e51ee18f4aaa7103a31e8b873adb3e364f9d6"/>
     <w:p>
       <w:pPr>
         <w:pStyle w:val="Heading2"/>
@@ -9503,8 +10026,8 @@
         </w:pict>
       </w:r>
     </w:p>
-    <w:bookmarkEnd w:id="34"/>
-    <w:bookmarkStart w:id="38" w:name="referências"/>
+    <w:bookmarkEnd w:id="37"/>
+    <w:bookmarkStart w:id="41" w:name="referências"/>
     <w:p>
       <w:pPr>
         <w:pStyle w:val="Heading2"/>
@@ -9538,7 +10061,7 @@
         <w:pStyle w:val="Compact"/>
         <w:numPr>
           <w:ilvl w:val="0"/>
-          <w:numId w:val="1049"/>
+          <w:numId w:val="1052"/>
         </w:numPr>
       </w:pPr>
       <w:r>
@@ -9550,7 +10073,7 @@
         <w:pStyle w:val="Compact"/>
         <w:numPr>
           <w:ilvl w:val="0"/>
-          <w:numId w:val="1049"/>
+          <w:numId w:val="1052"/>
         </w:numPr>
       </w:pPr>
       <w:r>
@@ -9575,7 +10098,7 @@
         <w:pStyle w:val="Compact"/>
         <w:numPr>
           <w:ilvl w:val="0"/>
-          <w:numId w:val="1049"/>
+          <w:numId w:val="1052"/>
         </w:numPr>
       </w:pPr>
       <w:r>
@@ -9587,7 +10110,7 @@
         <w:pStyle w:val="Compact"/>
         <w:numPr>
           <w:ilvl w:val="0"/>
-          <w:numId w:val="1049"/>
+          <w:numId w:val="1052"/>
         </w:numPr>
       </w:pPr>
       <w:r>
@@ -9612,7 +10135,7 @@
         <w:pStyle w:val="Compact"/>
         <w:numPr>
           <w:ilvl w:val="0"/>
-          <w:numId w:val="1049"/>
+          <w:numId w:val="1052"/>
         </w:numPr>
       </w:pPr>
       <w:r>
@@ -9637,7 +10160,7 @@
         <w:pStyle w:val="Compact"/>
         <w:numPr>
           <w:ilvl w:val="0"/>
-          <w:numId w:val="1049"/>
+          <w:numId w:val="1052"/>
         </w:numPr>
       </w:pPr>
       <w:r>
@@ -9646,7 +10169,7 @@
       <w:r>
         <w:t xml:space="preserve"> </w:t>
       </w:r>
-      <w:hyperlink r:id="rId35">
+      <w:hyperlink r:id="rId38">
         <w:r>
           <w:rPr>
             <w:rStyle w:val="Hyperlink"/>
@@ -9663,7 +10186,7 @@
         <w:pStyle w:val="Compact"/>
         <w:numPr>
           <w:ilvl w:val="0"/>
-          <w:numId w:val="1049"/>
+          <w:numId w:val="1052"/>
         </w:numPr>
       </w:pPr>
       <w:r>
@@ -9688,7 +10211,7 @@
         <w:pStyle w:val="Compact"/>
         <w:numPr>
           <w:ilvl w:val="0"/>
-          <w:numId w:val="1049"/>
+          <w:numId w:val="1052"/>
         </w:numPr>
       </w:pPr>
       <w:r>
@@ -9713,7 +10236,7 @@
         <w:pStyle w:val="Compact"/>
         <w:numPr>
           <w:ilvl w:val="0"/>
-          <w:numId w:val="1049"/>
+          <w:numId w:val="1052"/>
         </w:numPr>
       </w:pPr>
       <w:r>
@@ -9722,7 +10245,7 @@
       <w:r>
         <w:t xml:space="preserve"> </w:t>
       </w:r>
-      <w:hyperlink r:id="rId36">
+      <w:hyperlink r:id="rId39">
         <w:r>
           <w:rPr>
             <w:rStyle w:val="Hyperlink"/>
@@ -9739,7 +10262,7 @@
         <w:pStyle w:val="Compact"/>
         <w:numPr>
           <w:ilvl w:val="0"/>
-          <w:numId w:val="1049"/>
+          <w:numId w:val="1052"/>
         </w:numPr>
       </w:pPr>
       <w:r>
@@ -9748,7 +10271,7 @@
       <w:r>
         <w:t xml:space="preserve"> </w:t>
       </w:r>
-      <w:hyperlink r:id="rId37">
+      <w:hyperlink r:id="rId40">
         <w:r>
           <w:rPr>
             <w:rStyle w:val="Hyperlink"/>
@@ -9767,8 +10290,8 @@
         </w:pict>
       </w:r>
     </w:p>
-    <w:bookmarkEnd w:id="38"/>
-    <w:bookmarkStart w:id="47" w:name="anexos"/>
+    <w:bookmarkEnd w:id="41"/>
+    <w:bookmarkStart w:id="50" w:name="anexos"/>
     <w:p>
       <w:pPr>
         <w:pStyle w:val="Heading2"/>
@@ -9782,7 +10305,7 @@
         <w:pStyle w:val="Compact"/>
         <w:numPr>
           <w:ilvl w:val="0"/>
-          <w:numId w:val="1050"/>
+          <w:numId w:val="1053"/>
         </w:numPr>
       </w:pPr>
       <w:r>
@@ -9794,10 +10317,10 @@
         <w:pStyle w:val="Compact"/>
         <w:numPr>
           <w:ilvl w:val="1"/>
-          <w:numId w:val="1051"/>
-        </w:numPr>
-      </w:pPr>
-      <w:hyperlink r:id="rId39">
+          <w:numId w:val="1054"/>
+        </w:numPr>
+      </w:pPr>
+      <w:hyperlink r:id="rId42">
         <w:r>
           <w:rPr>
             <w:rStyle w:val="Hyperlink"/>
@@ -9811,10 +10334,10 @@
         <w:pStyle w:val="Compact"/>
         <w:numPr>
           <w:ilvl w:val="1"/>
-          <w:numId w:val="1051"/>
-        </w:numPr>
-      </w:pPr>
-      <w:hyperlink r:id="rId40">
+          <w:numId w:val="1054"/>
+        </w:numPr>
+      </w:pPr>
+      <w:hyperlink r:id="rId43">
         <w:r>
           <w:rPr>
             <w:rStyle w:val="Hyperlink"/>
@@ -9834,10 +10357,10 @@
         <w:pStyle w:val="Compact"/>
         <w:numPr>
           <w:ilvl w:val="1"/>
-          <w:numId w:val="1051"/>
-        </w:numPr>
-      </w:pPr>
-      <w:hyperlink r:id="rId41">
+          <w:numId w:val="1054"/>
+        </w:numPr>
+      </w:pPr>
+      <w:hyperlink r:id="rId44">
         <w:r>
           <w:rPr>
             <w:rStyle w:val="Hyperlink"/>
@@ -9857,7 +10380,7 @@
         <w:pStyle w:val="Compact"/>
         <w:numPr>
           <w:ilvl w:val="0"/>
-          <w:numId w:val="1050"/>
+          <w:numId w:val="1053"/>
         </w:numPr>
       </w:pPr>
       <w:r>
@@ -9869,7 +10392,7 @@
         <w:pStyle w:val="Compact"/>
         <w:numPr>
           <w:ilvl w:val="0"/>
-          <w:numId w:val="1050"/>
+          <w:numId w:val="1053"/>
         </w:numPr>
       </w:pPr>
       <w:r>
@@ -9878,7 +10401,7 @@
       <w:r>
         <w:t xml:space="preserve"> </w:t>
       </w:r>
-      <w:hyperlink r:id="rId42">
+      <w:hyperlink r:id="rId45">
         <w:r>
           <w:rPr>
             <w:rStyle w:val="Hyperlink"/>
@@ -9895,7 +10418,7 @@
         <w:pStyle w:val="Compact"/>
         <w:numPr>
           <w:ilvl w:val="0"/>
-          <w:numId w:val="1050"/>
+          <w:numId w:val="1053"/>
         </w:numPr>
       </w:pPr>
       <w:r>
@@ -9925,7 +10448,7 @@
         <w:pStyle w:val="Compact"/>
         <w:numPr>
           <w:ilvl w:val="0"/>
-          <w:numId w:val="1050"/>
+          <w:numId w:val="1053"/>
         </w:numPr>
       </w:pPr>
       <w:r>
@@ -9940,7 +10463,7 @@
       <w:r>
         <w:t xml:space="preserve"> </w:t>
       </w:r>
-      <w:hyperlink r:id="rId43">
+      <w:hyperlink r:id="rId46">
         <w:r>
           <w:rPr>
             <w:rStyle w:val="Hyperlink"/>
@@ -9957,7 +10480,7 @@
         <w:pStyle w:val="Compact"/>
         <w:numPr>
           <w:ilvl w:val="0"/>
-          <w:numId w:val="1050"/>
+          <w:numId w:val="1053"/>
         </w:numPr>
       </w:pPr>
       <w:r>
@@ -9969,10 +10492,10 @@
         <w:pStyle w:val="Compact"/>
         <w:numPr>
           <w:ilvl w:val="1"/>
-          <w:numId w:val="1052"/>
-        </w:numPr>
-      </w:pPr>
-      <w:hyperlink r:id="rId44">
+          <w:numId w:val="1055"/>
+        </w:numPr>
+      </w:pPr>
+      <w:hyperlink r:id="rId47">
         <w:r>
           <w:rPr>
             <w:rStyle w:val="Hyperlink"/>
@@ -9986,10 +10509,10 @@
         <w:pStyle w:val="Compact"/>
         <w:numPr>
           <w:ilvl w:val="1"/>
-          <w:numId w:val="1052"/>
-        </w:numPr>
-      </w:pPr>
-      <w:hyperlink r:id="rId45">
+          <w:numId w:val="1055"/>
+        </w:numPr>
+      </w:pPr>
+      <w:hyperlink r:id="rId48">
         <w:r>
           <w:rPr>
             <w:rStyle w:val="Hyperlink"/>
@@ -10003,7 +10526,7 @@
         <w:pStyle w:val="Compact"/>
         <w:numPr>
           <w:ilvl w:val="0"/>
-          <w:numId w:val="1050"/>
+          <w:numId w:val="1053"/>
         </w:numPr>
       </w:pPr>
       <w:r>
@@ -10012,7 +10535,7 @@
       <w:r>
         <w:t xml:space="preserve"> </w:t>
       </w:r>
-      <w:hyperlink r:id="rId46">
+      <w:hyperlink r:id="rId49">
         <w:r>
           <w:rPr>
             <w:rStyle w:val="Hyperlink"/>
@@ -10060,8 +10583,8 @@
         <w:t xml:space="preserve">Orientadora</w:t>
       </w:r>
     </w:p>
-    <w:bookmarkEnd w:id="47"/>
-    <w:bookmarkEnd w:id="48"/>
+    <w:bookmarkEnd w:id="50"/>
+    <w:bookmarkEnd w:id="51"/>
     <w:sectPr>
       <w:footnotePr>
         <w:numRestart w:val="eachSect"/>
@@ -10764,6 +11287,15 @@
     <w:abstractNumId w:val="991"/>
   </w:num>
   <w:num w:numId="1052">
+    <w:abstractNumId w:val="991"/>
+  </w:num>
+  <w:num w:numId="1053">
+    <w:abstractNumId w:val="991"/>
+  </w:num>
+  <w:num w:numId="1054">
+    <w:abstractNumId w:val="991"/>
+  </w:num>
+  <w:num w:numId="1055">
     <w:abstractNumId w:val="991"/>
   </w:num>
 </w:numbering>
